--- a/cv/2025-04-25-cv-pth-eng/2025-04-25-cv-pth-eng.docx
+++ b/cv/2025-04-25-cv-pth-eng/2025-04-25-cv-pth-eng.docx
@@ -2866,35 +2866,6 @@
           <w:rStyle w:val="Job"/>
           <w:rFonts w:asciiTheme="minorHAnsi" w:hAnsiTheme="minorHAnsi"/>
         </w:rPr>
-        <w:t xml:space="preserve">2014     </w:t>
-      </w:r>
-      <w:r>
-        <w:rPr>
-          <w:rStyle w:val="Job"/>
-          <w:rFonts w:asciiTheme="minorHAnsi" w:hAnsiTheme="minorHAnsi"/>
-        </w:rPr>
-        <w:t>Project Management Professional</w:t>
-      </w:r>
-      <w:r>
-        <w:rPr>
-          <w:rStyle w:val="Job"/>
-          <w:rFonts w:asciiTheme="minorHAnsi" w:hAnsiTheme="minorHAnsi"/>
-        </w:rPr>
-        <w:t xml:space="preserve"> (PMP), Renewed in 2020</w:t>
-      </w:r>
-    </w:p>
-    <w:p>
-      <w:pPr>
-        <w:rPr>
-          <w:rStyle w:val="Job"/>
-          <w:rFonts w:asciiTheme="minorHAnsi" w:hAnsiTheme="minorHAnsi"/>
-        </w:rPr>
-      </w:pPr>
-      <w:r>
-        <w:rPr>
-          <w:rStyle w:val="Job"/>
-          <w:rFonts w:asciiTheme="minorHAnsi" w:hAnsiTheme="minorHAnsi"/>
-        </w:rPr>
         <w:t xml:space="preserve">2019     </w:t>
       </w:r>
       <w:r>
@@ -2957,6 +2928,50 @@
     </w:p>
     <w:p>
       <w:pPr>
+        <w:rPr>
+          <w:rStyle w:val="Job"/>
+          <w:rFonts w:asciiTheme="minorHAnsi" w:hAnsiTheme="minorHAnsi"/>
+        </w:rPr>
+      </w:pPr>
+      <w:r>
+        <w:rPr>
+          <w:rStyle w:val="Job"/>
+          <w:rFonts w:asciiTheme="minorHAnsi" w:hAnsiTheme="minorHAnsi"/>
+        </w:rPr>
+        <w:t>20</w:t>
+      </w:r>
+      <w:r>
+        <w:rPr>
+          <w:rStyle w:val="Job"/>
+          <w:rFonts w:asciiTheme="minorHAnsi" w:hAnsiTheme="minorHAnsi"/>
+        </w:rPr>
+        <w:t>20</w:t>
+      </w:r>
+      <w:r>
+        <w:rPr>
+          <w:rStyle w:val="Job"/>
+          <w:rFonts w:asciiTheme="minorHAnsi" w:hAnsiTheme="minorHAnsi"/>
+        </w:rPr>
+        <w:t xml:space="preserve">     Project Management Professional</w:t>
+      </w:r>
+      <w:r>
+        <w:rPr>
+          <w:rStyle w:val="Job"/>
+          <w:rFonts w:asciiTheme="minorHAnsi" w:hAnsiTheme="minorHAnsi"/>
+        </w:rPr>
+        <w:t xml:space="preserve"> (PMP)</w:t>
+      </w:r>
+    </w:p>
+    <w:p>
+      <w:pPr>
+        <w:rPr>
+          <w:rStyle w:val="Job"/>
+          <w:rFonts w:asciiTheme="minorHAnsi" w:hAnsiTheme="minorHAnsi"/>
+        </w:rPr>
+      </w:pPr>
+    </w:p>
+    <w:p>
+      <w:pPr>
         <w:pStyle w:val="Heading1"/>
         <w:rPr>
           <w:rFonts w:asciiTheme="minorHAnsi" w:hAnsiTheme="minorHAnsi"/>
@@ -2967,7 +2982,7 @@
           <w:rStyle w:val="Job"/>
           <w:rFonts w:asciiTheme="minorHAnsi" w:hAnsiTheme="minorHAnsi"/>
         </w:rPr>
-        <w:t>Education and Courses</w:t>
+        <w:t>Education</w:t>
       </w:r>
     </w:p>
     <w:p>
@@ -3436,7 +3451,7 @@
           <w:rStyle w:val="Job"/>
           <w:rFonts w:asciiTheme="minorHAnsi" w:hAnsiTheme="minorHAnsi"/>
         </w:rPr>
-        <w:t>Kurs</w:t>
+        <w:t>Courses</w:t>
       </w:r>
     </w:p>
     <w:p>
@@ -3677,6 +3692,7 @@
           <w:rFonts w:asciiTheme="minorHAnsi" w:hAnsiTheme="minorHAnsi" w:cstheme="minorHAnsi"/>
           <w:szCs w:val="22"/>
         </w:rPr>
+        <w:lastRenderedPageBreak/>
         <w:t>*</w:t>
       </w:r>
       <w:r>
@@ -5142,27 +5158,7 @@
           <w:snapToGrid w:val="0"/>
           <w:lang w:val="en-GB"/>
         </w:rPr>
-        <w:t xml:space="preserve">: </w:t>
-      </w:r>
-      <w:proofErr w:type="spellStart"/>
-      <w:r>
-        <w:rPr>
-          <w:rFonts w:asciiTheme="minorHAnsi" w:hAnsiTheme="minorHAnsi"/>
-          <w:iCs/>
-          <w:snapToGrid w:val="0"/>
-          <w:lang w:val="en-GB"/>
-        </w:rPr>
-        <w:t>Canbus</w:t>
-      </w:r>
-      <w:proofErr w:type="spellEnd"/>
-      <w:r>
-        <w:rPr>
-          <w:rFonts w:asciiTheme="minorHAnsi" w:hAnsiTheme="minorHAnsi"/>
-          <w:iCs/>
-          <w:snapToGrid w:val="0"/>
-          <w:lang w:val="en-GB"/>
-        </w:rPr>
-        <w:t>, ISTOTP-CAN, UART, TCP/IP, UDP</w:t>
+        <w:t>: Canbus, ISTOTP-CAN, UART, TCP/IP, UDP</w:t>
       </w:r>
     </w:p>
     <w:p>
@@ -5551,6 +5547,7 @@
         <w:rPr>
           <w:rFonts w:asciiTheme="minorHAnsi" w:hAnsiTheme="minorHAnsi"/>
         </w:rPr>
+        <w:lastRenderedPageBreak/>
         <w:t>Portuguese: Fluent oral</w:t>
       </w:r>
     </w:p>
@@ -5826,16 +5823,179 @@
           <w:rFonts w:asciiTheme="minorHAnsi" w:hAnsiTheme="minorHAnsi"/>
           <w:szCs w:val="22"/>
         </w:rPr>
-        <w:t>I play classical piano and am passionate about classical music.</w:t>
-      </w:r>
+        <w:t>I play piano and am passionate about classical music.</w:t>
+      </w:r>
+      <w:r>
+        <w:rPr>
+          <w:rFonts w:asciiTheme="minorHAnsi" w:hAnsiTheme="minorHAnsi"/>
+          <w:szCs w:val="22"/>
+        </w:rPr>
+        <w:t xml:space="preserve"> My favorite composer is F</w:t>
+      </w:r>
+      <w:r>
+        <w:rPr>
+          <w:rFonts w:asciiTheme="minorHAnsi" w:hAnsiTheme="minorHAnsi"/>
+          <w:szCs w:val="22"/>
+        </w:rPr>
+        <w:t>ryderyk</w:t>
+      </w:r>
+      <w:r>
+        <w:rPr>
+          <w:rFonts w:asciiTheme="minorHAnsi" w:hAnsiTheme="minorHAnsi"/>
+          <w:szCs w:val="22"/>
+        </w:rPr>
+        <w:t xml:space="preserve"> Chopin</w:t>
+      </w:r>
+    </w:p>
+    <w:p>
+      <w:pPr>
+        <w:pStyle w:val="Punktliste1"/>
+        <w:numPr>
+          <w:ilvl w:val="0"/>
+          <w:numId w:val="0"/>
+        </w:numPr>
+        <w:rPr>
+          <w:rFonts w:asciiTheme="minorHAnsi" w:hAnsiTheme="minorHAnsi"/>
+          <w:szCs w:val="22"/>
+        </w:rPr>
+      </w:pPr>
+    </w:p>
+    <w:p>
+      <w:pPr>
+        <w:pStyle w:val="Punktliste1"/>
+        <w:numPr>
+          <w:ilvl w:val="0"/>
+          <w:numId w:val="0"/>
+        </w:numPr>
+        <w:rPr>
+          <w:rFonts w:asciiTheme="minorHAnsi" w:hAnsiTheme="minorHAnsi"/>
+          <w:szCs w:val="22"/>
+        </w:rPr>
+      </w:pPr>
+      <w:hyperlink r:id="rId17" w:history="1">
+        <w:r>
+          <w:rPr>
+            <w:rStyle w:val="Hyperlink"/>
+            <w:rFonts w:asciiTheme="minorHAnsi" w:hAnsiTheme="minorHAnsi" w:cs="Calibri"/>
+            <w:szCs w:val="22"/>
+          </w:rPr>
+          <w:t>https://www.facebook.com/share/v/19XvJYhEpv/</w:t>
+        </w:r>
+      </w:hyperlink>
+    </w:p>
+    <w:p>
+      <w:pPr>
+        <w:pStyle w:val="Punktliste1"/>
+        <w:numPr>
+          <w:ilvl w:val="0"/>
+          <w:numId w:val="0"/>
+        </w:numPr>
+        <w:rPr>
+          <w:rFonts w:asciiTheme="minorHAnsi" w:hAnsiTheme="minorHAnsi"/>
+          <w:szCs w:val="22"/>
+        </w:rPr>
+      </w:pPr>
+      <w:hyperlink r:id="rId18" w:history="1">
+        <w:r>
+          <w:rPr>
+            <w:rStyle w:val="Hyperlink"/>
+            <w:rFonts w:asciiTheme="minorHAnsi" w:hAnsiTheme="minorHAnsi" w:cs="Calibri"/>
+            <w:szCs w:val="22"/>
+          </w:rPr>
+          <w:t>https://www.facebook.com/share/v/1BVN7qWFXq/</w:t>
+        </w:r>
+      </w:hyperlink>
+    </w:p>
+    <w:p>
+      <w:pPr>
+        <w:pStyle w:val="Punktliste1"/>
+        <w:numPr>
+          <w:ilvl w:val="0"/>
+          <w:numId w:val="0"/>
+        </w:numPr>
+        <w:rPr>
+          <w:rFonts w:asciiTheme="minorHAnsi" w:hAnsiTheme="minorHAnsi"/>
+          <w:szCs w:val="22"/>
+        </w:rPr>
+      </w:pPr>
+      <w:hyperlink r:id="rId19" w:history="1">
+        <w:r>
+          <w:rPr>
+            <w:rStyle w:val="Hyperlink"/>
+            <w:rFonts w:asciiTheme="minorHAnsi" w:hAnsiTheme="minorHAnsi" w:cs="Calibri"/>
+            <w:szCs w:val="22"/>
+          </w:rPr>
+          <w:t>https://www.facebook.com/share/v/15GNdfPXPF/</w:t>
+        </w:r>
+      </w:hyperlink>
+    </w:p>
+    <w:p>
+      <w:pPr>
+        <w:pStyle w:val="Punktliste1"/>
+        <w:numPr>
+          <w:ilvl w:val="0"/>
+          <w:numId w:val="0"/>
+        </w:numPr>
+        <w:rPr>
+          <w:rFonts w:asciiTheme="minorHAnsi" w:hAnsiTheme="minorHAnsi"/>
+          <w:szCs w:val="22"/>
+        </w:rPr>
+      </w:pPr>
+      <w:hyperlink r:id="rId20" w:history="1">
+        <w:r>
+          <w:rPr>
+            <w:rStyle w:val="Hyperlink"/>
+            <w:rFonts w:asciiTheme="minorHAnsi" w:hAnsiTheme="minorHAnsi" w:cs="Calibri"/>
+            <w:szCs w:val="22"/>
+          </w:rPr>
+          <w:t>https://www.facebook.com/share/v/1F398QfBR9/</w:t>
+        </w:r>
+      </w:hyperlink>
+    </w:p>
+    <w:p>
+      <w:pPr>
+        <w:pStyle w:val="Punktliste1"/>
+        <w:numPr>
+          <w:ilvl w:val="0"/>
+          <w:numId w:val="0"/>
+        </w:numPr>
+        <w:rPr>
+          <w:rFonts w:asciiTheme="minorHAnsi" w:hAnsiTheme="minorHAnsi"/>
+          <w:szCs w:val="22"/>
+        </w:rPr>
+      </w:pPr>
+    </w:p>
+    <w:p>
+      <w:pPr>
+        <w:pStyle w:val="Punktliste1"/>
+        <w:numPr>
+          <w:ilvl w:val="0"/>
+          <w:numId w:val="0"/>
+        </w:numPr>
+        <w:rPr>
+          <w:rFonts w:asciiTheme="minorHAnsi" w:hAnsiTheme="minorHAnsi"/>
+          <w:szCs w:val="22"/>
+        </w:rPr>
+      </w:pPr>
+    </w:p>
+    <w:p>
+      <w:pPr>
+        <w:pStyle w:val="Punktliste1"/>
+        <w:numPr>
+          <w:ilvl w:val="0"/>
+          <w:numId w:val="0"/>
+        </w:numPr>
+        <w:rPr>
+          <w:rFonts w:asciiTheme="minorHAnsi" w:hAnsiTheme="minorHAnsi"/>
+          <w:szCs w:val="22"/>
+        </w:rPr>
+      </w:pPr>
     </w:p>
     <w:sectPr>
-      <w:headerReference w:type="even" r:id="rId17"/>
-      <w:headerReference w:type="default" r:id="rId18"/>
-      <w:footerReference w:type="even" r:id="rId19"/>
-      <w:footerReference w:type="default" r:id="rId20"/>
-      <w:headerReference w:type="first" r:id="rId21"/>
-      <w:footerReference w:type="first" r:id="rId22"/>
+      <w:headerReference w:type="default" r:id="rId21"/>
+      <w:footerReference w:type="default" r:id="rId22"/>
+      <w:headerReference w:type="first" r:id="rId23"/>
+      <w:footerReference w:type="first" r:id="rId24"/>
       <w:pgSz w:w="11906" w:h="16838"/>
       <w:pgMar w:top="1194" w:right="1558" w:bottom="1440" w:left="1800" w:header="454" w:footer="0" w:gutter="0"/>
       <w:cols w:space="708"/>
@@ -5865,16 +6025,6 @@
 </file>
 
 <file path=word/footer1.xml><?xml version="1.0" encoding="utf-8"?>
-<w:ftr xmlns:wpc="http://schemas.microsoft.com/office/word/2010/wordprocessingCanvas" xmlns:cx="http://schemas.microsoft.com/office/drawing/2014/chartex" xmlns:cx1="http://schemas.microsoft.com/office/drawing/2015/9/8/chartex" xmlns:cx2="http://schemas.microsoft.com/office/drawing/2015/10/21/chartex" xmlns:cx3="http://schemas.microsoft.com/office/drawing/2016/5/9/chartex" xmlns:cx4="http://schemas.microsoft.com/office/drawing/2016/5/10/chartex" xmlns:cx5="http://schemas.microsoft.com/office/drawing/2016/5/11/chartex" xmlns:cx6="http://schemas.microsoft.com/office/drawing/2016/5/12/chartex" xmlns:cx7="http://schemas.microsoft.com/office/drawing/2016/5/13/chartex" xmlns:cx8="http://schemas.microsoft.com/office/drawing/2016/5/14/chartex" xmlns:mc="http://schemas.openxmlformats.org/markup-compatibility/2006" xmlns:aink="http://schemas.microsoft.com/office/drawing/2016/ink" xmlns:am3d="http://schemas.microsoft.com/office/drawing/2017/model3d" xmlns:o="urn:schemas-microsoft-com:office:office" xmlns:oel="http://schemas.microsoft.com/office/2019/extlst" xmlns:r="http://schemas.openxmlformats.org/officeDocument/2006/relationships" xmlns:m="http://schemas.openxmlformats.org/officeDocument/2006/math" xmlns:v="urn:schemas-microsoft-com:vml" xmlns:wp14="http://schemas.microsoft.com/office/word/2010/wordprocessingDrawing" xmlns:wp="http://schemas.openxmlformats.org/drawingml/2006/wordprocessingDrawing" xmlns:w10="urn:schemas-microsoft-com:office:word" xmlns:w="http://schemas.openxmlformats.org/wordprocessingml/2006/main" xmlns:w14="http://schemas.microsoft.com/office/word/2010/wordml" xmlns:w15="http://schemas.microsoft.com/office/word/2012/wordml" xmlns:w16cex="http://schemas.microsoft.com/office/word/2018/wordml/cex" xmlns:w16cid="http://schemas.microsoft.com/office/word/2016/wordml/cid" xmlns:w16="http://schemas.microsoft.com/office/word/2018/wordml" xmlns:w16du="http://schemas.microsoft.com/office/word/2023/wordml/word16du" xmlns:w16sdtdh="http://schemas.microsoft.com/office/word/2020/wordml/sdtdatahash" xmlns:w16sdtfl="http://schemas.microsoft.com/office/word/2024/wordml/sdtformatlock" xmlns:w16se="http://schemas.microsoft.com/office/word/2015/wordml/symex" xmlns:wpg="http://schemas.microsoft.com/office/word/2010/wordprocessingGroup" xmlns:wpi="http://schemas.microsoft.com/office/word/2010/wordprocessingInk" xmlns:wne="http://schemas.microsoft.com/office/word/2006/wordml" xmlns:wps="http://schemas.microsoft.com/office/word/2010/wordprocessingShape" mc:Ignorable="w14 w15 w16se w16cid w16 w16cex w16sdtdh w16sdtfl w16du wp14">
-  <w:p>
-    <w:pPr>
-      <w:pStyle w:val="Footer"/>
-    </w:pPr>
-  </w:p>
-</w:ftr>
-</file>
-
-<file path=word/footer2.xml><?xml version="1.0" encoding="utf-8"?>
 <w:ftr xmlns:wpc="http://schemas.microsoft.com/office/word/2010/wordprocessingCanvas" xmlns:cx="http://schemas.microsoft.com/office/drawing/2014/chartex" xmlns:cx1="http://schemas.microsoft.com/office/drawing/2015/9/8/chartex" xmlns:cx2="http://schemas.microsoft.com/office/drawing/2015/10/21/chartex" xmlns:cx3="http://schemas.microsoft.com/office/drawing/2016/5/9/chartex" xmlns:cx4="http://schemas.microsoft.com/office/drawing/2016/5/10/chartex" xmlns:cx5="http://schemas.microsoft.com/office/drawing/2016/5/11/chartex" xmlns:cx6="http://schemas.microsoft.com/office/drawing/2016/5/12/chartex" xmlns:cx7="http://schemas.microsoft.com/office/drawing/2016/5/13/chartex" xmlns:cx8="http://schemas.microsoft.com/office/drawing/2016/5/14/chartex" xmlns:mc="http://schemas.openxmlformats.org/markup-compatibility/2006" xmlns:aink="http://schemas.microsoft.com/office/drawing/2016/ink" xmlns:am3d="http://schemas.microsoft.com/office/drawing/2017/model3d" xmlns:o="urn:schemas-microsoft-com:office:office" xmlns:oel="http://schemas.microsoft.com/office/2019/extlst" xmlns:r="http://schemas.openxmlformats.org/officeDocument/2006/relationships" xmlns:m="http://schemas.openxmlformats.org/officeDocument/2006/math" xmlns:v="urn:schemas-microsoft-com:vml" xmlns:wp14="http://schemas.microsoft.com/office/word/2010/wordprocessingDrawing" xmlns:wp="http://schemas.openxmlformats.org/drawingml/2006/wordprocessingDrawing" xmlns:w10="urn:schemas-microsoft-com:office:word" xmlns:w="http://schemas.openxmlformats.org/wordprocessingml/2006/main" xmlns:w14="http://schemas.microsoft.com/office/word/2010/wordml" xmlns:w15="http://schemas.microsoft.com/office/word/2012/wordml" xmlns:w16cex="http://schemas.microsoft.com/office/word/2018/wordml/cex" xmlns:w16cid="http://schemas.microsoft.com/office/word/2016/wordml/cid" xmlns:w16="http://schemas.microsoft.com/office/word/2018/wordml" xmlns:w16du="http://schemas.microsoft.com/office/word/2023/wordml/word16du" xmlns:w16sdtdh="http://schemas.microsoft.com/office/word/2020/wordml/sdtdatahash" xmlns:w16sdtfl="http://schemas.microsoft.com/office/word/2024/wordml/sdtformatlock" xmlns:w16se="http://schemas.microsoft.com/office/word/2015/wordml/symex" xmlns:wpg="http://schemas.microsoft.com/office/word/2010/wordprocessingGroup" xmlns:wpi="http://schemas.microsoft.com/office/word/2010/wordprocessingInk" xmlns:wne="http://schemas.microsoft.com/office/word/2006/wordml" xmlns:wps="http://schemas.microsoft.com/office/word/2010/wordprocessingShape" mc:Ignorable="w14 w15 w16se w16cid w16 w16cex w16sdtdh w16sdtfl w16du wp14">
   <w:p>
     <w:pPr>
@@ -5958,21 +6108,12 @@
               <w:sz w:val="16"/>
             </w:rPr>
           </w:pPr>
-          <w:proofErr w:type="spellStart"/>
           <w:r>
             <w:rPr>
               <w:rFonts w:ascii="Calibri" w:hAnsi="Calibri" w:cs="Calibri"/>
               <w:sz w:val="16"/>
             </w:rPr>
-            <w:t>Forskningsparken</w:t>
-          </w:r>
-          <w:proofErr w:type="spellEnd"/>
-          <w:r>
-            <w:rPr>
-              <w:rFonts w:ascii="Calibri" w:hAnsi="Calibri" w:cs="Calibri"/>
-              <w:sz w:val="16"/>
-            </w:rPr>
-            <w:t xml:space="preserve"> Gaustadalleen21</w:t>
+            <w:t>Vogts gate 13 C</w:t>
           </w:r>
         </w:p>
         <w:p>
@@ -5991,7 +6132,14 @@
               <w:rFonts w:ascii="Calibri" w:hAnsi="Calibri" w:cs="Calibri"/>
               <w:sz w:val="16"/>
             </w:rPr>
-            <w:t>0349 Oslo</w:t>
+            <w:t>0474</w:t>
+          </w:r>
+          <w:r>
+            <w:rPr>
+              <w:rFonts w:ascii="Calibri" w:hAnsi="Calibri" w:cs="Calibri"/>
+              <w:sz w:val="16"/>
+            </w:rPr>
+            <w:t xml:space="preserve"> Oslo</w:t>
           </w:r>
         </w:p>
       </w:tc>
@@ -6315,7 +6463,7 @@
 </w:ftr>
 </file>
 
-<file path=word/footer3.xml><?xml version="1.0" encoding="utf-8"?>
+<file path=word/footer2.xml><?xml version="1.0" encoding="utf-8"?>
 <w:ftr xmlns:wpc="http://schemas.microsoft.com/office/word/2010/wordprocessingCanvas" xmlns:cx="http://schemas.microsoft.com/office/drawing/2014/chartex" xmlns:cx1="http://schemas.microsoft.com/office/drawing/2015/9/8/chartex" xmlns:cx2="http://schemas.microsoft.com/office/drawing/2015/10/21/chartex" xmlns:cx3="http://schemas.microsoft.com/office/drawing/2016/5/9/chartex" xmlns:cx4="http://schemas.microsoft.com/office/drawing/2016/5/10/chartex" xmlns:cx5="http://schemas.microsoft.com/office/drawing/2016/5/11/chartex" xmlns:cx6="http://schemas.microsoft.com/office/drawing/2016/5/12/chartex" xmlns:cx7="http://schemas.microsoft.com/office/drawing/2016/5/13/chartex" xmlns:cx8="http://schemas.microsoft.com/office/drawing/2016/5/14/chartex" xmlns:mc="http://schemas.openxmlformats.org/markup-compatibility/2006" xmlns:aink="http://schemas.microsoft.com/office/drawing/2016/ink" xmlns:am3d="http://schemas.microsoft.com/office/drawing/2017/model3d" xmlns:o="urn:schemas-microsoft-com:office:office" xmlns:oel="http://schemas.microsoft.com/office/2019/extlst" xmlns:r="http://schemas.openxmlformats.org/officeDocument/2006/relationships" xmlns:m="http://schemas.openxmlformats.org/officeDocument/2006/math" xmlns:v="urn:schemas-microsoft-com:vml" xmlns:wp14="http://schemas.microsoft.com/office/word/2010/wordprocessingDrawing" xmlns:wp="http://schemas.openxmlformats.org/drawingml/2006/wordprocessingDrawing" xmlns:w10="urn:schemas-microsoft-com:office:word" xmlns:w="http://schemas.openxmlformats.org/wordprocessingml/2006/main" xmlns:w14="http://schemas.microsoft.com/office/word/2010/wordml" xmlns:w15="http://schemas.microsoft.com/office/word/2012/wordml" xmlns:w16cex="http://schemas.microsoft.com/office/word/2018/wordml/cex" xmlns:w16cid="http://schemas.microsoft.com/office/word/2016/wordml/cid" xmlns:w16="http://schemas.microsoft.com/office/word/2018/wordml" xmlns:w16du="http://schemas.microsoft.com/office/word/2023/wordml/word16du" xmlns:w16sdtdh="http://schemas.microsoft.com/office/word/2020/wordml/sdtdatahash" xmlns:w16sdtfl="http://schemas.microsoft.com/office/word/2024/wordml/sdtformatlock" xmlns:w16se="http://schemas.microsoft.com/office/word/2015/wordml/symex" xmlns:wpg="http://schemas.microsoft.com/office/word/2010/wordprocessingGroup" xmlns:wpi="http://schemas.microsoft.com/office/word/2010/wordprocessingInk" xmlns:wne="http://schemas.microsoft.com/office/word/2006/wordml" xmlns:wps="http://schemas.microsoft.com/office/word/2010/wordprocessingShape" mc:Ignorable="w14 w15 w16se w16cid w16 w16cex w16sdtdh w16sdtfl w16du wp14">
   <w:p>
     <w:pPr>
@@ -6753,16 +6901,6 @@
   <w:p>
     <w:pPr>
       <w:pStyle w:val="Header"/>
-    </w:pPr>
-  </w:p>
-</w:hdr>
-</file>
-
-<file path=word/header2.xml><?xml version="1.0" encoding="utf-8"?>
-<w:hdr xmlns:wpc="http://schemas.microsoft.com/office/word/2010/wordprocessingCanvas" xmlns:cx="http://schemas.microsoft.com/office/drawing/2014/chartex" xmlns:cx1="http://schemas.microsoft.com/office/drawing/2015/9/8/chartex" xmlns:cx2="http://schemas.microsoft.com/office/drawing/2015/10/21/chartex" xmlns:cx3="http://schemas.microsoft.com/office/drawing/2016/5/9/chartex" xmlns:cx4="http://schemas.microsoft.com/office/drawing/2016/5/10/chartex" xmlns:cx5="http://schemas.microsoft.com/office/drawing/2016/5/11/chartex" xmlns:cx6="http://schemas.microsoft.com/office/drawing/2016/5/12/chartex" xmlns:cx7="http://schemas.microsoft.com/office/drawing/2016/5/13/chartex" xmlns:cx8="http://schemas.microsoft.com/office/drawing/2016/5/14/chartex" xmlns:mc="http://schemas.openxmlformats.org/markup-compatibility/2006" xmlns:aink="http://schemas.microsoft.com/office/drawing/2016/ink" xmlns:am3d="http://schemas.microsoft.com/office/drawing/2017/model3d" xmlns:o="urn:schemas-microsoft-com:office:office" xmlns:oel="http://schemas.microsoft.com/office/2019/extlst" xmlns:r="http://schemas.openxmlformats.org/officeDocument/2006/relationships" xmlns:m="http://schemas.openxmlformats.org/officeDocument/2006/math" xmlns:v="urn:schemas-microsoft-com:vml" xmlns:wp14="http://schemas.microsoft.com/office/word/2010/wordprocessingDrawing" xmlns:wp="http://schemas.openxmlformats.org/drawingml/2006/wordprocessingDrawing" xmlns:w10="urn:schemas-microsoft-com:office:word" xmlns:w="http://schemas.openxmlformats.org/wordprocessingml/2006/main" xmlns:w14="http://schemas.microsoft.com/office/word/2010/wordml" xmlns:w15="http://schemas.microsoft.com/office/word/2012/wordml" xmlns:w16cex="http://schemas.microsoft.com/office/word/2018/wordml/cex" xmlns:w16cid="http://schemas.microsoft.com/office/word/2016/wordml/cid" xmlns:w16="http://schemas.microsoft.com/office/word/2018/wordml" xmlns:w16du="http://schemas.microsoft.com/office/word/2023/wordml/word16du" xmlns:w16sdtdh="http://schemas.microsoft.com/office/word/2020/wordml/sdtdatahash" xmlns:w16sdtfl="http://schemas.microsoft.com/office/word/2024/wordml/sdtformatlock" xmlns:w16se="http://schemas.microsoft.com/office/word/2015/wordml/symex" xmlns:wpg="http://schemas.microsoft.com/office/word/2010/wordprocessingGroup" xmlns:wpi="http://schemas.microsoft.com/office/word/2010/wordprocessingInk" xmlns:wne="http://schemas.microsoft.com/office/word/2006/wordml" xmlns:wps="http://schemas.microsoft.com/office/word/2010/wordprocessingShape" mc:Ignorable="w14 w15 w16se w16cid w16 w16cex w16sdtdh w16sdtfl w16du wp14">
-  <w:p>
-    <w:pPr>
-      <w:pStyle w:val="Header"/>
       <w:tabs>
         <w:tab w:val="clear" w:pos="4153"/>
         <w:tab w:val="clear" w:pos="8306"/>
@@ -6908,7 +7046,7 @@
 </w:hdr>
 </file>
 
-<file path=word/header3.xml><?xml version="1.0" encoding="utf-8"?>
+<file path=word/header2.xml><?xml version="1.0" encoding="utf-8"?>
 <w:hdr xmlns:wpc="http://schemas.microsoft.com/office/word/2010/wordprocessingCanvas" xmlns:cx="http://schemas.microsoft.com/office/drawing/2014/chartex" xmlns:cx1="http://schemas.microsoft.com/office/drawing/2015/9/8/chartex" xmlns:cx2="http://schemas.microsoft.com/office/drawing/2015/10/21/chartex" xmlns:cx3="http://schemas.microsoft.com/office/drawing/2016/5/9/chartex" xmlns:cx4="http://schemas.microsoft.com/office/drawing/2016/5/10/chartex" xmlns:cx5="http://schemas.microsoft.com/office/drawing/2016/5/11/chartex" xmlns:cx6="http://schemas.microsoft.com/office/drawing/2016/5/12/chartex" xmlns:cx7="http://schemas.microsoft.com/office/drawing/2016/5/13/chartex" xmlns:cx8="http://schemas.microsoft.com/office/drawing/2016/5/14/chartex" xmlns:mc="http://schemas.openxmlformats.org/markup-compatibility/2006" xmlns:aink="http://schemas.microsoft.com/office/drawing/2016/ink" xmlns:am3d="http://schemas.microsoft.com/office/drawing/2017/model3d" xmlns:o="urn:schemas-microsoft-com:office:office" xmlns:oel="http://schemas.microsoft.com/office/2019/extlst" xmlns:r="http://schemas.openxmlformats.org/officeDocument/2006/relationships" xmlns:m="http://schemas.openxmlformats.org/officeDocument/2006/math" xmlns:v="urn:schemas-microsoft-com:vml" xmlns:wp14="http://schemas.microsoft.com/office/word/2010/wordprocessingDrawing" xmlns:wp="http://schemas.openxmlformats.org/drawingml/2006/wordprocessingDrawing" xmlns:w10="urn:schemas-microsoft-com:office:word" xmlns:w="http://schemas.openxmlformats.org/wordprocessingml/2006/main" xmlns:w14="http://schemas.microsoft.com/office/word/2010/wordml" xmlns:w15="http://schemas.microsoft.com/office/word/2012/wordml" xmlns:w16cex="http://schemas.microsoft.com/office/word/2018/wordml/cex" xmlns:w16cid="http://schemas.microsoft.com/office/word/2016/wordml/cid" xmlns:w16="http://schemas.microsoft.com/office/word/2018/wordml" xmlns:w16du="http://schemas.microsoft.com/office/word/2023/wordml/word16du" xmlns:w16sdtdh="http://schemas.microsoft.com/office/word/2020/wordml/sdtdatahash" xmlns:w16sdtfl="http://schemas.microsoft.com/office/word/2024/wordml/sdtformatlock" xmlns:w16se="http://schemas.microsoft.com/office/word/2015/wordml/symex" xmlns:wpg="http://schemas.microsoft.com/office/word/2010/wordprocessingGroup" xmlns:wpi="http://schemas.microsoft.com/office/word/2010/wordprocessingInk" xmlns:wne="http://schemas.microsoft.com/office/word/2006/wordml" xmlns:wps="http://schemas.microsoft.com/office/word/2010/wordprocessingShape" mc:Ignorable="w14 w15 w16se w16cid w16 w16cex w16sdtdh w16sdtfl w16du wp14">
   <w:p>
     <w:pPr>

--- a/cv/2025-04-25-cv-pth-eng/2025-04-25-cv-pth-eng.docx
+++ b/cv/2025-04-25-cv-pth-eng/2025-04-25-cv-pth-eng.docx
@@ -240,9 +240,77 @@
                 <w:rFonts w:asciiTheme="minorHAnsi" w:hAnsiTheme="minorHAnsi" w:cs="Calibri"/>
               </w:rPr>
             </w:pPr>
+          </w:p>
+          <w:p>
+            <w:pPr>
+              <w:pStyle w:val="Header"/>
+              <w:tabs>
+                <w:tab w:val="clear" w:pos="4153"/>
+                <w:tab w:val="clear" w:pos="8306"/>
+                <w:tab w:val="left" w:pos="1509"/>
+              </w:tabs>
+              <w:ind w:left="1509" w:hanging="1509"/>
+              <w:rPr>
+                <w:rFonts w:asciiTheme="minorHAnsi" w:hAnsiTheme="minorHAnsi" w:cs="Calibri"/>
+              </w:rPr>
+            </w:pPr>
             <w:r>
               <w:rPr>
-                <w:rFonts w:cs="Calibri"/>
+                <w:rFonts w:asciiTheme="minorHAnsi" w:hAnsiTheme="minorHAnsi" w:cs="Calibri"/>
+              </w:rPr>
+              <w:t xml:space="preserve">LinkedIn:              </w:t>
+            </w:r>
+            <w:hyperlink r:id="rId9" w:history="1">
+              <w:r>
+                <w:rPr>
+                  <w:rStyle w:val="Hyperlink"/>
+                  <w:rFonts w:asciiTheme="minorHAnsi" w:hAnsiTheme="minorHAnsi" w:cs="Calibri"/>
+                </w:rPr>
+                <w:t>inkedin.com/per-</w:t>
+              </w:r>
+              <w:proofErr w:type="spellStart"/>
+              <w:r>
+                <w:rPr>
+                  <w:rStyle w:val="Hyperlink"/>
+                  <w:rFonts w:asciiTheme="minorHAnsi" w:hAnsiTheme="minorHAnsi" w:cs="Calibri"/>
+                </w:rPr>
+                <w:t>thomas</w:t>
+              </w:r>
+              <w:proofErr w:type="spellEnd"/>
+              <w:r>
+                <w:rPr>
+                  <w:rStyle w:val="Hyperlink"/>
+                  <w:rFonts w:asciiTheme="minorHAnsi" w:hAnsiTheme="minorHAnsi" w:cs="Calibri"/>
+                </w:rPr>
+                <w:t>-</w:t>
+              </w:r>
+              <w:proofErr w:type="spellStart"/>
+              <w:r>
+                <w:rPr>
+                  <w:rStyle w:val="Hyperlink"/>
+                  <w:rFonts w:asciiTheme="minorHAnsi" w:hAnsiTheme="minorHAnsi" w:cs="Calibri"/>
+                </w:rPr>
+                <w:t>hille</w:t>
+              </w:r>
+              <w:proofErr w:type="spellEnd"/>
+            </w:hyperlink>
+          </w:p>
+          <w:p>
+            <w:pPr>
+              <w:pStyle w:val="Header"/>
+              <w:tabs>
+                <w:tab w:val="clear" w:pos="4153"/>
+                <w:tab w:val="clear" w:pos="8306"/>
+                <w:tab w:val="left" w:pos="1509"/>
+              </w:tabs>
+              <w:ind w:left="1509" w:hanging="1509"/>
+              <w:rPr>
+                <w:rFonts w:asciiTheme="minorHAnsi" w:hAnsiTheme="minorHAnsi" w:cs="Calibri"/>
+              </w:rPr>
+            </w:pPr>
+            <w:r>
+              <w:rPr>
+                <w:rFonts w:asciiTheme="minorHAnsi" w:hAnsiTheme="minorHAnsi" w:cstheme="minorHAnsi"/>
               </w:rPr>
               <w:t>GitHub</w:t>
             </w:r>
@@ -252,7 +320,13 @@
               </w:rPr>
               <w:t xml:space="preserve">:              </w:t>
             </w:r>
-            <w:hyperlink r:id="rId9" w:history="1">
+            <w:r>
+              <w:rPr>
+                <w:rFonts w:cs="Calibri"/>
+              </w:rPr>
+              <w:t xml:space="preserve"> </w:t>
+            </w:r>
+            <w:hyperlink r:id="rId10" w:history="1">
               <w:r>
                 <w:rPr>
                   <w:rStyle w:val="Hyperlink"/>
@@ -279,9 +353,44 @@
               <w:rPr>
                 <w:rFonts w:asciiTheme="minorHAnsi" w:hAnsiTheme="minorHAnsi" w:cs="Calibri"/>
               </w:rPr>
-              <w:t xml:space="preserve">URL:                      </w:t>
+              <w:t xml:space="preserve">Resume:               </w:t>
             </w:r>
-            <w:hyperlink r:id="rId10" w:history="1">
+            <w:hyperlink r:id="rId11" w:tgtFrame="_blank" w:history="1">
+              <w:r>
+                <w:rPr>
+                  <w:rStyle w:val="Hyperlink"/>
+                  <w:rFonts w:asciiTheme="minorHAnsi" w:hAnsiTheme="minorHAnsi" w:cs="Calibri"/>
+                </w:rPr>
+                <w:t>https://perthi.github.io</w:t>
+              </w:r>
+            </w:hyperlink>
+          </w:p>
+          <w:p>
+            <w:pPr>
+              <w:pStyle w:val="Header"/>
+              <w:tabs>
+                <w:tab w:val="clear" w:pos="4153"/>
+                <w:tab w:val="clear" w:pos="8306"/>
+                <w:tab w:val="left" w:pos="1509"/>
+              </w:tabs>
+              <w:ind w:left="1509" w:hanging="1509"/>
+              <w:rPr>
+                <w:rFonts w:asciiTheme="minorHAnsi" w:hAnsiTheme="minorHAnsi" w:cs="Calibri"/>
+              </w:rPr>
+            </w:pPr>
+            <w:r>
+              <w:rPr>
+                <w:rFonts w:asciiTheme="minorHAnsi" w:hAnsiTheme="minorHAnsi" w:cs="Calibri"/>
+              </w:rPr>
+              <w:t>Homepage</w:t>
+            </w:r>
+            <w:r>
+              <w:rPr>
+                <w:rFonts w:asciiTheme="minorHAnsi" w:hAnsiTheme="minorHAnsi" w:cs="Calibri"/>
+              </w:rPr>
+              <w:t xml:space="preserve">:          </w:t>
+            </w:r>
+            <w:hyperlink r:id="rId12" w:history="1">
               <w:r>
                 <w:rPr>
                   <w:rStyle w:val="Hyperlink"/>
@@ -458,24 +567,41 @@
               </w:rPr>
               <w:t xml:space="preserve"> other areas.</w:t>
             </w:r>
-          </w:p>
-          <w:p>
-            <w:pPr>
-              <w:rPr>
-                <w:rFonts w:asciiTheme="minorHAnsi" w:hAnsiTheme="minorHAnsi" w:cstheme="minorHAnsi"/>
-              </w:rPr>
-            </w:pPr>
             <w:r>
               <w:rPr>
                 <w:rFonts w:asciiTheme="minorHAnsi" w:hAnsiTheme="minorHAnsi" w:cstheme="minorHAnsi"/>
               </w:rPr>
-              <w:t xml:space="preserve">    </w:t>
+              <w:t xml:space="preserve"> </w:t>
             </w:r>
             <w:r>
               <w:rPr>
                 <w:rFonts w:asciiTheme="minorHAnsi" w:hAnsiTheme="minorHAnsi" w:cstheme="minorHAnsi"/>
               </w:rPr>
-              <w:t>In the last couple of years, I have taken a great interest in everything related to Data Science and Machine Learning, especially artificial intelligence, and have updated myself a professionally in this field.</w:t>
+              <w:t>In the last couple of years, I have taken a great interest</w:t>
+            </w:r>
+            <w:r>
+              <w:rPr>
+                <w:rFonts w:asciiTheme="minorHAnsi" w:hAnsiTheme="minorHAnsi" w:cstheme="minorHAnsi"/>
+              </w:rPr>
+              <w:t xml:space="preserve"> in </w:t>
+            </w:r>
+            <w:r>
+              <w:rPr>
+                <w:rFonts w:asciiTheme="minorHAnsi" w:hAnsiTheme="minorHAnsi" w:cstheme="minorHAnsi"/>
+              </w:rPr>
+              <w:t>artificial intelligence</w:t>
+            </w:r>
+            <w:r>
+              <w:rPr>
+                <w:rFonts w:asciiTheme="minorHAnsi" w:hAnsiTheme="minorHAnsi" w:cstheme="minorHAnsi"/>
+              </w:rPr>
+              <w:t xml:space="preserve"> and machine learning</w:t>
+            </w:r>
+            <w:r>
+              <w:rPr>
+                <w:rFonts w:asciiTheme="minorHAnsi" w:hAnsiTheme="minorHAnsi" w:cstheme="minorHAnsi"/>
+              </w:rPr>
+              <w:t>.</w:t>
             </w:r>
           </w:p>
           <w:p>
@@ -686,15 +812,13 @@
           <w:rFonts w:asciiTheme="minorHAnsi" w:hAnsiTheme="minorHAnsi"/>
         </w:rPr>
       </w:pPr>
-      <w:proofErr w:type="spellStart"/>
-      <w:r>
-        <w:rPr>
-          <w:rStyle w:val="Job"/>
-          <w:rFonts w:asciiTheme="minorHAnsi" w:hAnsiTheme="minorHAnsi"/>
-        </w:rPr>
-        <w:t>Yocto</w:t>
-      </w:r>
-      <w:proofErr w:type="spellEnd"/>
+      <w:r>
+        <w:rPr>
+          <w:rStyle w:val="Job"/>
+          <w:rFonts w:asciiTheme="minorHAnsi" w:hAnsiTheme="minorHAnsi"/>
+        </w:rPr>
+        <w:t>Systems engineering</w:t>
+      </w:r>
     </w:p>
     <w:p>
       <w:pPr>
@@ -816,36 +940,6 @@
           <w:rFonts w:asciiTheme="minorHAnsi" w:hAnsiTheme="minorHAnsi"/>
         </w:rPr>
         <w:t>VIEW</w:t>
-      </w:r>
-    </w:p>
-    <w:p>
-      <w:pPr>
-        <w:pStyle w:val="Punktliste1"/>
-        <w:rPr>
-          <w:rStyle w:val="Job"/>
-          <w:rFonts w:asciiTheme="minorHAnsi" w:hAnsiTheme="minorHAnsi"/>
-        </w:rPr>
-      </w:pPr>
-      <w:r>
-        <w:rPr>
-          <w:rStyle w:val="Job"/>
-          <w:rFonts w:asciiTheme="minorHAnsi" w:hAnsiTheme="minorHAnsi"/>
-        </w:rPr>
-        <w:t>Socket progr</w:t>
-      </w:r>
-      <w:r>
-        <w:rPr>
-          <w:rStyle w:val="Job"/>
-          <w:rFonts w:asciiTheme="minorHAnsi" w:hAnsiTheme="minorHAnsi"/>
-        </w:rPr>
-        <w:t>amming</w:t>
-      </w:r>
-      <w:r>
-        <w:rPr>
-          <w:rStyle w:val="Job"/>
-          <w:rFonts w:asciiTheme="minorHAnsi" w:hAnsiTheme="minorHAnsi"/>
-        </w:rPr>
-        <w:t xml:space="preserve"> (Linux)</w:t>
       </w:r>
     </w:p>
     <w:p>
@@ -1199,16 +1293,8 @@
         <w:rPr>
           <w:rFonts w:asciiTheme="minorHAnsi" w:hAnsiTheme="minorHAnsi"/>
         </w:rPr>
-        <w:t xml:space="preserve">Tech </w:t>
-      </w:r>
-      <w:proofErr w:type="gramStart"/>
-      <w:r>
-        <w:rPr>
-          <w:rFonts w:asciiTheme="minorHAnsi" w:hAnsiTheme="minorHAnsi"/>
-        </w:rPr>
-        <w:t>Lead</w:t>
-      </w:r>
-      <w:proofErr w:type="gramEnd"/>
+        <w:t>Tech Lead</w:t>
+      </w:r>
       <w:r>
         <w:rPr>
           <w:rFonts w:asciiTheme="minorHAnsi" w:hAnsiTheme="minorHAnsi"/>
@@ -1258,21 +1344,7 @@
         <w:rPr>
           <w:rFonts w:asciiTheme="minorHAnsi" w:hAnsiTheme="minorHAnsi"/>
         </w:rPr>
-        <w:t xml:space="preserve">Tech </w:t>
-      </w:r>
-      <w:proofErr w:type="gramStart"/>
-      <w:r>
-        <w:rPr>
-          <w:rFonts w:asciiTheme="minorHAnsi" w:hAnsiTheme="minorHAnsi"/>
-        </w:rPr>
-        <w:t>Lead</w:t>
-      </w:r>
-      <w:proofErr w:type="gramEnd"/>
-      <w:r>
-        <w:rPr>
-          <w:rFonts w:asciiTheme="minorHAnsi" w:hAnsiTheme="minorHAnsi"/>
-        </w:rPr>
-        <w:t xml:space="preserve">, </w:t>
+        <w:t xml:space="preserve">Tech Lead, </w:t>
       </w:r>
       <w:r>
         <w:rPr>
@@ -1650,21 +1722,7 @@
         <w:rPr>
           <w:rFonts w:asciiTheme="minorHAnsi" w:hAnsiTheme="minorHAnsi"/>
         </w:rPr>
-        <w:t xml:space="preserve">Tech </w:t>
-      </w:r>
-      <w:proofErr w:type="gramStart"/>
-      <w:r>
-        <w:rPr>
-          <w:rFonts w:asciiTheme="minorHAnsi" w:hAnsiTheme="minorHAnsi"/>
-        </w:rPr>
-        <w:t>Lead</w:t>
-      </w:r>
-      <w:proofErr w:type="gramEnd"/>
-      <w:r>
-        <w:rPr>
-          <w:rFonts w:asciiTheme="minorHAnsi" w:hAnsiTheme="minorHAnsi"/>
-        </w:rPr>
-        <w:t xml:space="preserve"> SW</w:t>
+        <w:t>Tech Lead SW</w:t>
       </w:r>
       <w:r>
         <w:rPr>
@@ -3031,16 +3089,14 @@
         </w:rPr>
         <w:t xml:space="preserve"> </w:t>
       </w:r>
-      <w:proofErr w:type="spellStart"/>
-      <w:r>
-        <w:rPr>
-          <w:rFonts w:asciiTheme="minorHAnsi" w:hAnsiTheme="minorHAnsi"/>
-          <w:b/>
-          <w:szCs w:val="22"/>
-        </w:rPr>
-        <w:t>i</w:t>
-      </w:r>
-      <w:proofErr w:type="spellEnd"/>
+      <w:r>
+        <w:rPr>
+          <w:rFonts w:asciiTheme="minorHAnsi" w:hAnsiTheme="minorHAnsi"/>
+          <w:b/>
+          <w:szCs w:val="22"/>
+        </w:rPr>
+        <w:t>of</w:t>
+      </w:r>
       <w:r>
         <w:rPr>
           <w:rFonts w:asciiTheme="minorHAnsi" w:hAnsiTheme="minorHAnsi"/>
@@ -3470,7 +3526,7 @@
         <w:pStyle w:val="ListParagraph"/>
         <w:rPr>
           <w:rFonts w:asciiTheme="minorHAnsi" w:hAnsiTheme="minorHAnsi"/>
-          <w:b/>
+          <w:bCs w:val="0"/>
           <w:szCs w:val="22"/>
           <w:u w:val="single"/>
         </w:rPr>
@@ -3484,665 +3540,209 @@
         </w:rPr>
         <w:t>Machine Learning, Data Science &amp; AI</w:t>
       </w:r>
+      <w:r>
+        <w:rPr>
+          <w:rFonts w:asciiTheme="minorHAnsi" w:hAnsiTheme="minorHAnsi"/>
+          <w:b/>
+          <w:szCs w:val="22"/>
+          <w:u w:val="single"/>
+        </w:rPr>
+        <w:t xml:space="preserve"> </w:t>
+      </w:r>
+      <w:r>
+        <w:rPr>
+          <w:rFonts w:asciiTheme="minorHAnsi" w:hAnsiTheme="minorHAnsi"/>
+          <w:bCs w:val="0"/>
+          <w:szCs w:val="22"/>
+          <w:u w:val="single"/>
+        </w:rPr>
+        <w:t>(click on the links for certificates)</w:t>
+      </w:r>
     </w:p>
     <w:p>
       <w:pPr>
         <w:pStyle w:val="ListParagraph"/>
         <w:rPr>
           <w:rFonts w:asciiTheme="minorHAnsi" w:hAnsiTheme="minorHAnsi"/>
-          <w:szCs w:val="22"/>
-        </w:rPr>
-      </w:pPr>
-      <w:r>
-        <w:rPr>
-          <w:rFonts w:asciiTheme="minorHAnsi" w:hAnsiTheme="minorHAnsi"/>
-          <w:szCs w:val="22"/>
-        </w:rPr>
-        <w:t>201</w:t>
-      </w:r>
-      <w:r>
-        <w:rPr>
-          <w:rFonts w:asciiTheme="minorHAnsi" w:hAnsiTheme="minorHAnsi"/>
-          <w:szCs w:val="22"/>
-        </w:rPr>
-        <w:t>7</w:t>
-      </w:r>
-      <w:r>
-        <w:rPr>
-          <w:rFonts w:asciiTheme="minorHAnsi" w:hAnsiTheme="minorHAnsi"/>
+          <w:b/>
+          <w:szCs w:val="22"/>
+          <w:u w:val="single"/>
+        </w:rPr>
+      </w:pPr>
+    </w:p>
+    <w:p>
+      <w:pPr>
+        <w:pStyle w:val="ListParagraph"/>
+        <w:rPr>
+          <w:rFonts w:asciiTheme="minorHAnsi" w:hAnsiTheme="minorHAnsi"/>
+          <w:b/>
+          <w:bCs w:val="0"/>
+          <w:szCs w:val="22"/>
+        </w:rPr>
+      </w:pPr>
+      <w:r>
+        <w:rPr>
+          <w:rFonts w:asciiTheme="minorHAnsi" w:hAnsiTheme="minorHAnsi"/>
+          <w:szCs w:val="22"/>
+        </w:rPr>
+        <w:t xml:space="preserve">2025                   </w:t>
+      </w:r>
+      <w:r>
+        <w:rPr>
+          <w:rFonts w:asciiTheme="minorHAnsi" w:hAnsiTheme="minorHAnsi"/>
+          <w:b/>
+          <w:bCs w:val="0"/>
+          <w:szCs w:val="22"/>
+        </w:rPr>
+        <w:t>Stanford University/Coursera:</w:t>
+      </w:r>
+      <w:r>
+        <w:rPr>
+          <w:rFonts w:asciiTheme="minorHAnsi" w:hAnsiTheme="minorHAnsi"/>
+          <w:b/>
+          <w:bCs w:val="0"/>
           <w:szCs w:val="22"/>
         </w:rPr>
         <w:t xml:space="preserve"> </w:t>
       </w:r>
-      <w:r>
-        <w:rPr>
-          <w:rFonts w:asciiTheme="minorHAnsi" w:hAnsiTheme="minorHAnsi"/>
-          <w:szCs w:val="22"/>
-        </w:rPr>
-        <w:tab/>
-      </w:r>
-      <w:r>
-        <w:rPr>
-          <w:rFonts w:asciiTheme="minorHAnsi" w:hAnsiTheme="minorHAnsi"/>
-          <w:b/>
-          <w:szCs w:val="22"/>
-        </w:rPr>
-        <w:t>Stanford University/Coursera</w:t>
-      </w:r>
-      <w:r>
-        <w:rPr>
-          <w:rFonts w:asciiTheme="minorHAnsi" w:hAnsiTheme="minorHAnsi"/>
-          <w:b/>
-          <w:szCs w:val="22"/>
-        </w:rPr>
-        <w:t>:</w:t>
-      </w:r>
-      <w:r>
-        <w:rPr>
-          <w:rFonts w:asciiTheme="minorHAnsi" w:hAnsiTheme="minorHAnsi"/>
-          <w:b/>
-          <w:szCs w:val="22"/>
-        </w:rPr>
-        <w:t xml:space="preserve"> </w:t>
-      </w:r>
-      <w:r>
-        <w:rPr>
-          <w:rFonts w:asciiTheme="minorHAnsi" w:hAnsiTheme="minorHAnsi"/>
-          <w:szCs w:val="22"/>
-        </w:rPr>
-        <w:t xml:space="preserve">Machine Learning </w:t>
-      </w:r>
-      <w:hyperlink r:id="rId11" w:history="1">
+      <w:hyperlink r:id="rId13" w:history="1">
         <w:r>
           <w:rPr>
             <w:rStyle w:val="Hyperlink"/>
             <w:rFonts w:asciiTheme="minorHAnsi" w:hAnsiTheme="minorHAnsi" w:cs="Calibri"/>
+            <w:b/>
+            <w:bCs w:val="0"/>
             <w:szCs w:val="22"/>
           </w:rPr>
-          <w:t>https://www.coursera.org/account/accomplishments/verify/DPXQXYYWEZAC</w:t>
+          <w:t>Machine</w:t>
         </w:r>
-      </w:hyperlink>
-    </w:p>
-    <w:p>
-      <w:pPr>
-        <w:pStyle w:val="ListParagraph"/>
-        <w:rPr>
-          <w:rFonts w:asciiTheme="minorHAnsi" w:hAnsiTheme="minorHAnsi"/>
-          <w:szCs w:val="22"/>
-        </w:rPr>
-      </w:pPr>
-      <w:r>
-        <w:rPr>
-          <w:rFonts w:asciiTheme="minorHAnsi" w:hAnsiTheme="minorHAnsi"/>
-          <w:szCs w:val="22"/>
-        </w:rPr>
-        <w:tab/>
-      </w:r>
-      <w:r>
-        <w:rPr>
-          <w:rFonts w:asciiTheme="minorHAnsi" w:hAnsiTheme="minorHAnsi"/>
-          <w:szCs w:val="22"/>
-        </w:rPr>
-        <w:t>Basic course</w:t>
-      </w:r>
-    </w:p>
-    <w:p>
-      <w:pPr>
-        <w:pStyle w:val="ListParagraph"/>
-        <w:rPr>
-          <w:rFonts w:asciiTheme="minorHAnsi" w:hAnsiTheme="minorHAnsi"/>
-          <w:szCs w:val="22"/>
-        </w:rPr>
-      </w:pPr>
-    </w:p>
-    <w:p>
-      <w:pPr>
-        <w:rPr>
-          <w:rFonts w:asciiTheme="minorHAnsi" w:hAnsiTheme="minorHAnsi"/>
-          <w:szCs w:val="22"/>
-        </w:rPr>
-      </w:pPr>
-      <w:r>
-        <w:rPr>
-          <w:rFonts w:asciiTheme="minorHAnsi" w:hAnsiTheme="minorHAnsi"/>
-          <w:szCs w:val="22"/>
-        </w:rPr>
-        <w:t>2017</w:t>
-      </w:r>
-      <w:r>
-        <w:rPr>
-          <w:rFonts w:asciiTheme="minorHAnsi" w:hAnsiTheme="minorHAnsi"/>
-          <w:szCs w:val="22"/>
-        </w:rPr>
-        <w:tab/>
-      </w:r>
-      <w:r>
-        <w:rPr>
-          <w:rFonts w:asciiTheme="minorHAnsi" w:hAnsiTheme="minorHAnsi"/>
-          <w:szCs w:val="22"/>
-        </w:rPr>
-        <w:tab/>
-      </w:r>
-      <w:r>
-        <w:rPr>
-          <w:rFonts w:asciiTheme="minorHAnsi" w:hAnsiTheme="minorHAnsi"/>
-          <w:b/>
-          <w:szCs w:val="22"/>
-        </w:rPr>
-        <w:t>Stanford University/Coursera</w:t>
-      </w:r>
-      <w:r>
-        <w:rPr>
-          <w:rFonts w:asciiTheme="minorHAnsi" w:hAnsiTheme="minorHAnsi"/>
-          <w:b/>
-          <w:szCs w:val="22"/>
-        </w:rPr>
-        <w:t>:</w:t>
-      </w:r>
-      <w:r>
-        <w:rPr>
-          <w:rFonts w:asciiTheme="minorHAnsi" w:hAnsiTheme="minorHAnsi"/>
-          <w:b/>
-          <w:szCs w:val="22"/>
-        </w:rPr>
-        <w:t xml:space="preserve"> </w:t>
-      </w:r>
-      <w:r>
-        <w:rPr>
-          <w:rFonts w:asciiTheme="minorHAnsi" w:hAnsiTheme="minorHAnsi"/>
-          <w:szCs w:val="22"/>
-        </w:rPr>
-        <w:t>Ne</w:t>
-      </w:r>
-      <w:r>
-        <w:rPr>
-          <w:rFonts w:asciiTheme="minorHAnsi" w:hAnsiTheme="minorHAnsi"/>
-          <w:szCs w:val="22"/>
-        </w:rPr>
-        <w:t>ural Networks and Deep Learning</w:t>
-      </w:r>
-    </w:p>
-    <w:p>
-      <w:pPr>
-        <w:ind w:left="720" w:firstLine="720"/>
-        <w:rPr>
-          <w:rFonts w:asciiTheme="minorHAnsi" w:hAnsiTheme="minorHAnsi"/>
-        </w:rPr>
-      </w:pPr>
-      <w:hyperlink r:id="rId12" w:history="1">
         <w:r>
           <w:rPr>
             <w:rStyle w:val="Hyperlink"/>
-            <w:rFonts w:asciiTheme="minorHAnsi" w:hAnsiTheme="minorHAnsi"/>
+            <w:rFonts w:asciiTheme="minorHAnsi" w:hAnsiTheme="minorHAnsi" w:cs="Calibri"/>
+            <w:b/>
+            <w:bCs w:val="0"/>
+            <w:szCs w:val="22"/>
           </w:rPr>
-          <w:t>https://www.coursera.org/account/accomplishments/verify/J4FWSENS7N9N</w:t>
+          <w:t xml:space="preserve"> </w:t>
         </w:r>
-      </w:hyperlink>
-    </w:p>
-    <w:p>
-      <w:pPr>
-        <w:ind w:left="720" w:firstLine="720"/>
-        <w:rPr>
-          <w:rFonts w:asciiTheme="minorHAnsi" w:hAnsiTheme="minorHAnsi" w:cstheme="minorHAnsi"/>
-          <w:szCs w:val="22"/>
-        </w:rPr>
-      </w:pPr>
-      <w:r>
-        <w:rPr>
-          <w:rFonts w:asciiTheme="minorHAnsi" w:hAnsiTheme="minorHAnsi" w:cstheme="minorHAnsi"/>
-          <w:szCs w:val="22"/>
-        </w:rPr>
-        <w:lastRenderedPageBreak/>
-        <w:t>*</w:t>
-      </w:r>
-      <w:r>
-        <w:rPr>
-          <w:rFonts w:asciiTheme="minorHAnsi" w:hAnsiTheme="minorHAnsi" w:cstheme="minorHAnsi"/>
-          <w:szCs w:val="22"/>
-        </w:rPr>
-        <w:t xml:space="preserve">AI </w:t>
-      </w:r>
-      <w:r>
-        <w:rPr>
-          <w:rFonts w:asciiTheme="minorHAnsi" w:hAnsiTheme="minorHAnsi" w:cstheme="minorHAnsi"/>
-          <w:szCs w:val="22"/>
-        </w:rPr>
-        <w:t>specialization</w:t>
-      </w:r>
-      <w:r>
-        <w:rPr>
-          <w:rFonts w:asciiTheme="minorHAnsi" w:hAnsiTheme="minorHAnsi" w:cstheme="minorHAnsi"/>
-          <w:szCs w:val="22"/>
-        </w:rPr>
-        <w:t>,</w:t>
-      </w:r>
-      <w:r>
-        <w:rPr>
-          <w:rFonts w:asciiTheme="minorHAnsi" w:hAnsiTheme="minorHAnsi" w:cstheme="minorHAnsi"/>
-          <w:szCs w:val="22"/>
-        </w:rPr>
-        <w:t xml:space="preserve"> </w:t>
-      </w:r>
-      <w:r>
-        <w:rPr>
-          <w:rFonts w:asciiTheme="minorHAnsi" w:hAnsiTheme="minorHAnsi" w:cstheme="minorHAnsi"/>
-          <w:szCs w:val="22"/>
-        </w:rPr>
-        <w:t>part</w:t>
-      </w:r>
-      <w:r>
-        <w:rPr>
-          <w:rFonts w:asciiTheme="minorHAnsi" w:hAnsiTheme="minorHAnsi" w:cstheme="minorHAnsi"/>
-          <w:szCs w:val="22"/>
-        </w:rPr>
-        <w:t xml:space="preserve"> 1</w:t>
-      </w:r>
-    </w:p>
-    <w:p>
-      <w:pPr>
-        <w:ind w:left="720" w:firstLine="720"/>
-        <w:rPr>
-          <w:sz w:val="24"/>
-        </w:rPr>
-      </w:pPr>
-    </w:p>
-    <w:p>
-      <w:pPr>
-        <w:rPr>
-          <w:rFonts w:asciiTheme="minorHAnsi" w:hAnsiTheme="minorHAnsi"/>
-        </w:rPr>
-      </w:pPr>
-      <w:r>
-        <w:t>2017</w:t>
-      </w:r>
-      <w:r>
-        <w:tab/>
-      </w:r>
-      <w:r>
-        <w:tab/>
-      </w:r>
-      <w:r>
-        <w:rPr>
-          <w:rFonts w:asciiTheme="minorHAnsi" w:hAnsiTheme="minorHAnsi"/>
-          <w:b/>
-          <w:szCs w:val="22"/>
-        </w:rPr>
-        <w:t>Stanford University/Coursera:</w:t>
-      </w:r>
-      <w:r>
-        <w:rPr>
-          <w:rFonts w:asciiTheme="minorHAnsi" w:hAnsiTheme="minorHAnsi"/>
-        </w:rPr>
-        <w:t xml:space="preserve"> Structuring Machine Learning Projects </w:t>
-      </w:r>
-    </w:p>
-    <w:p>
-      <w:pPr>
-        <w:ind w:left="720" w:firstLine="720"/>
-        <w:rPr>
-          <w:rFonts w:asciiTheme="minorHAnsi" w:hAnsiTheme="minorHAnsi"/>
-        </w:rPr>
-      </w:pPr>
-      <w:hyperlink r:id="rId13" w:history="1">
         <w:r>
           <w:rPr>
             <w:rStyle w:val="Hyperlink"/>
-            <w:rFonts w:asciiTheme="minorHAnsi" w:hAnsiTheme="minorHAnsi"/>
+            <w:rFonts w:asciiTheme="minorHAnsi" w:hAnsiTheme="minorHAnsi" w:cs="Calibri"/>
+            <w:b/>
+            <w:bCs w:val="0"/>
+            <w:szCs w:val="22"/>
           </w:rPr>
-          <w:t>https://www.coursera.org/account/accomplishments/verify/B7KHBVAVH6PC</w:t>
+          <w:t>Learning (3 courses)</w:t>
         </w:r>
       </w:hyperlink>
     </w:p>
     <w:p>
       <w:pPr>
-        <w:ind w:left="720" w:firstLine="720"/>
-        <w:rPr>
-          <w:rFonts w:asciiTheme="minorHAnsi" w:hAnsiTheme="minorHAnsi" w:cstheme="minorHAnsi"/>
-          <w:szCs w:val="22"/>
-        </w:rPr>
-      </w:pPr>
-      <w:r>
-        <w:rPr>
-          <w:rFonts w:asciiTheme="minorHAnsi" w:hAnsiTheme="minorHAnsi" w:cstheme="minorHAnsi"/>
-          <w:szCs w:val="22"/>
-        </w:rPr>
-        <w:t>*</w:t>
-      </w:r>
-      <w:r>
-        <w:rPr>
-          <w:rFonts w:asciiTheme="minorHAnsi" w:hAnsiTheme="minorHAnsi" w:cstheme="minorHAnsi"/>
-          <w:szCs w:val="22"/>
-        </w:rPr>
-        <w:t xml:space="preserve">AI </w:t>
-      </w:r>
-      <w:r>
-        <w:rPr>
-          <w:rFonts w:asciiTheme="minorHAnsi" w:hAnsiTheme="minorHAnsi" w:cstheme="minorHAnsi"/>
-          <w:szCs w:val="22"/>
-        </w:rPr>
-        <w:t>specialization</w:t>
-      </w:r>
-      <w:r>
-        <w:rPr>
-          <w:rFonts w:asciiTheme="minorHAnsi" w:hAnsiTheme="minorHAnsi" w:cstheme="minorHAnsi"/>
-          <w:szCs w:val="22"/>
-        </w:rPr>
-        <w:t>, part</w:t>
-      </w:r>
-      <w:r>
-        <w:rPr>
-          <w:rFonts w:asciiTheme="minorHAnsi" w:hAnsiTheme="minorHAnsi" w:cstheme="minorHAnsi"/>
-          <w:szCs w:val="22"/>
-        </w:rPr>
-        <w:t xml:space="preserve"> </w:t>
-      </w:r>
-      <w:r>
-        <w:rPr>
-          <w:rFonts w:asciiTheme="minorHAnsi" w:hAnsiTheme="minorHAnsi" w:cstheme="minorHAnsi"/>
-          <w:szCs w:val="22"/>
-        </w:rPr>
-        <w:t>2</w:t>
-      </w:r>
-    </w:p>
-    <w:p>
-      <w:pPr>
-        <w:ind w:left="720" w:firstLine="720"/>
-        <w:rPr>
-          <w:rFonts w:asciiTheme="minorHAnsi" w:hAnsiTheme="minorHAnsi"/>
-          <w:color w:val="0000FF"/>
-          <w:sz w:val="24"/>
-          <w:u w:val="single"/>
-        </w:rPr>
-      </w:pPr>
-      <w:r>
-        <w:rPr>
-          <w:rFonts w:asciiTheme="minorHAnsi" w:hAnsiTheme="minorHAnsi"/>
-        </w:rPr>
-        <w:t xml:space="preserve"> </w:t>
-      </w:r>
-      <w:r>
-        <w:rPr>
-          <w:rFonts w:asciiTheme="minorHAnsi" w:hAnsiTheme="minorHAnsi"/>
-        </w:rPr>
-        <w:fldChar w:fldCharType="begin"/>
-      </w:r>
-      <w:r>
-        <w:rPr>
-          <w:rFonts w:asciiTheme="minorHAnsi" w:hAnsiTheme="minorHAnsi"/>
-        </w:rPr>
-        <w:instrText xml:space="preserve"> HYPERLINK "https://www.coursera.org/account/accomplishments/records/GHTXQF5B2SNG" </w:instrText>
-      </w:r>
-      <w:r>
-        <w:rPr>
-          <w:rFonts w:asciiTheme="minorHAnsi" w:hAnsiTheme="minorHAnsi"/>
-        </w:rPr>
-      </w:r>
-      <w:r>
-        <w:rPr>
-          <w:rFonts w:asciiTheme="minorHAnsi" w:hAnsiTheme="minorHAnsi"/>
-        </w:rPr>
-        <w:fldChar w:fldCharType="separate"/>
-      </w:r>
-    </w:p>
-    <w:p>
-      <w:pPr>
-        <w:ind w:left="1440" w:hanging="1440"/>
-        <w:rPr>
-          <w:rFonts w:asciiTheme="minorHAnsi" w:hAnsiTheme="minorHAnsi"/>
-        </w:rPr>
-      </w:pPr>
-      <w:r>
-        <w:rPr>
-          <w:rFonts w:asciiTheme="minorHAnsi" w:hAnsiTheme="minorHAnsi"/>
-        </w:rPr>
-        <w:fldChar w:fldCharType="end"/>
-      </w:r>
-      <w:r>
-        <w:rPr>
-          <w:rFonts w:asciiTheme="minorHAnsi" w:hAnsiTheme="minorHAnsi"/>
-        </w:rPr>
-        <w:t>2017</w:t>
-      </w:r>
-      <w:r>
-        <w:rPr>
-          <w:rFonts w:asciiTheme="minorHAnsi" w:hAnsiTheme="minorHAnsi"/>
-        </w:rPr>
-        <w:tab/>
-      </w:r>
-      <w:r>
-        <w:rPr>
-          <w:rFonts w:asciiTheme="minorHAnsi" w:hAnsiTheme="minorHAnsi"/>
-          <w:b/>
-          <w:szCs w:val="22"/>
-        </w:rPr>
-        <w:t>Stanford University/Coursera:</w:t>
-      </w:r>
-      <w:r>
-        <w:rPr>
-          <w:rFonts w:asciiTheme="minorHAnsi" w:hAnsiTheme="minorHAnsi"/>
-        </w:rPr>
-        <w:t xml:space="preserve"> Improving Deep Neural Networks Hyperparameter tuning, Regularization and Optimization </w:t>
-      </w:r>
-    </w:p>
-    <w:p>
-      <w:pPr>
         <w:pStyle w:val="ListParagraph"/>
-        <w:rPr>
-          <w:rStyle w:val="Hyperlink"/>
-          <w:rFonts w:asciiTheme="minorHAnsi" w:hAnsiTheme="minorHAnsi" w:cs="Calibri"/>
-        </w:rPr>
-      </w:pPr>
-      <w:r>
-        <w:rPr>
-          <w:rFonts w:asciiTheme="minorHAnsi" w:hAnsiTheme="minorHAnsi"/>
-        </w:rPr>
-        <w:tab/>
-      </w:r>
+        <w:numPr>
+          <w:ilvl w:val="0"/>
+          <w:numId w:val="16"/>
+        </w:numPr>
+        <w:rPr>
+          <w:rFonts w:asciiTheme="minorHAnsi" w:hAnsiTheme="minorHAnsi"/>
+          <w:b/>
+          <w:bCs w:val="0"/>
+          <w:szCs w:val="22"/>
+        </w:rPr>
+      </w:pPr>
       <w:hyperlink r:id="rId14" w:history="1">
         <w:r>
           <w:rPr>
             <w:rStyle w:val="Hyperlink"/>
             <w:rFonts w:asciiTheme="minorHAnsi" w:hAnsiTheme="minorHAnsi" w:cs="Calibri"/>
+            <w:b/>
+            <w:bCs w:val="0"/>
+            <w:szCs w:val="22"/>
           </w:rPr>
-          <w:t>https://www.coursera.org/account/accomplishments/verify/XG95Z5XJPHSH</w:t>
+          <w:t>Supervised Machine</w:t>
+        </w:r>
+        <w:r>
+          <w:rPr>
+            <w:rStyle w:val="Hyperlink"/>
+            <w:rFonts w:asciiTheme="minorHAnsi" w:hAnsiTheme="minorHAnsi" w:cs="Calibri"/>
+            <w:b/>
+            <w:bCs w:val="0"/>
+            <w:szCs w:val="22"/>
+          </w:rPr>
+          <w:t xml:space="preserve"> </w:t>
+        </w:r>
+        <w:r>
+          <w:rPr>
+            <w:rStyle w:val="Hyperlink"/>
+            <w:rFonts w:asciiTheme="minorHAnsi" w:hAnsiTheme="minorHAnsi" w:cs="Calibri"/>
+            <w:b/>
+            <w:bCs w:val="0"/>
+            <w:szCs w:val="22"/>
+          </w:rPr>
+          <w:t>Learning: Regression and Classification</w:t>
         </w:r>
       </w:hyperlink>
     </w:p>
     <w:p>
       <w:pPr>
-        <w:ind w:left="720" w:firstLine="720"/>
-        <w:rPr>
-          <w:rFonts w:asciiTheme="minorHAnsi" w:hAnsiTheme="minorHAnsi" w:cstheme="minorHAnsi"/>
-          <w:szCs w:val="22"/>
-        </w:rPr>
-      </w:pPr>
-      <w:r>
-        <w:rPr>
-          <w:rFonts w:asciiTheme="minorHAnsi" w:hAnsiTheme="minorHAnsi"/>
-          <w:szCs w:val="22"/>
-        </w:rPr>
-        <w:t>*</w:t>
-      </w:r>
-      <w:r>
-        <w:rPr>
-          <w:rFonts w:asciiTheme="minorHAnsi" w:hAnsiTheme="minorHAnsi"/>
-          <w:szCs w:val="22"/>
-        </w:rPr>
-        <w:t xml:space="preserve">AI </w:t>
-      </w:r>
-      <w:r>
-        <w:rPr>
-          <w:rFonts w:asciiTheme="minorHAnsi" w:hAnsiTheme="minorHAnsi" w:cstheme="minorHAnsi"/>
-          <w:szCs w:val="22"/>
-        </w:rPr>
-        <w:t>specialization</w:t>
-      </w:r>
-      <w:r>
-        <w:rPr>
-          <w:rFonts w:asciiTheme="minorHAnsi" w:hAnsiTheme="minorHAnsi" w:cstheme="minorHAnsi"/>
-          <w:szCs w:val="22"/>
-        </w:rPr>
-        <w:t>, part 3</w:t>
-      </w:r>
-    </w:p>
-    <w:p>
-      <w:pPr>
-        <w:rPr>
-          <w:sz w:val="24"/>
-          <w:szCs w:val="24"/>
-        </w:rPr>
-      </w:pPr>
-    </w:p>
-    <w:p>
-      <w:pPr>
-        <w:ind w:left="1440" w:hanging="1440"/>
-        <w:rPr>
-          <w:rFonts w:asciiTheme="minorHAnsi" w:hAnsiTheme="minorHAnsi"/>
-        </w:rPr>
-      </w:pPr>
-      <w:r>
-        <w:t>201</w:t>
-      </w:r>
-      <w:r>
-        <w:t>8</w:t>
-      </w:r>
-      <w:r>
-        <w:tab/>
-      </w:r>
-      <w:r>
-        <w:rPr>
-          <w:rFonts w:asciiTheme="minorHAnsi" w:hAnsiTheme="minorHAnsi"/>
-          <w:b/>
-          <w:szCs w:val="22"/>
-        </w:rPr>
-        <w:t>Stanford University/Coursera:</w:t>
-      </w:r>
-      <w:r>
-        <w:rPr>
-          <w:rFonts w:asciiTheme="minorHAnsi" w:hAnsiTheme="minorHAnsi"/>
-        </w:rPr>
-        <w:t xml:space="preserve"> Convolutional Neural Networks</w:t>
-      </w:r>
-    </w:p>
-    <w:p>
-      <w:pPr>
         <w:pStyle w:val="ListParagraph"/>
-        <w:rPr>
-          <w:rFonts w:asciiTheme="minorHAnsi" w:hAnsiTheme="minorHAnsi"/>
-        </w:rPr>
-      </w:pPr>
-      <w:r>
-        <w:rPr>
-          <w:rFonts w:asciiTheme="minorHAnsi" w:hAnsiTheme="minorHAnsi"/>
-        </w:rPr>
-        <w:tab/>
-      </w:r>
+        <w:numPr>
+          <w:ilvl w:val="0"/>
+          <w:numId w:val="16"/>
+        </w:numPr>
+        <w:rPr>
+          <w:rFonts w:asciiTheme="minorHAnsi" w:hAnsiTheme="minorHAnsi"/>
+          <w:b/>
+          <w:bCs w:val="0"/>
+          <w:szCs w:val="22"/>
+        </w:rPr>
+      </w:pPr>
       <w:hyperlink r:id="rId15" w:history="1">
         <w:r>
           <w:rPr>
             <w:rStyle w:val="Hyperlink"/>
             <w:rFonts w:asciiTheme="minorHAnsi" w:hAnsiTheme="minorHAnsi" w:cs="Calibri"/>
+            <w:b/>
+            <w:bCs w:val="0"/>
+            <w:szCs w:val="22"/>
           </w:rPr>
-          <w:t>https://www.coursera.org/account/accomplishments/verify/YHRYHYFHTZJZ</w:t>
+          <w:t>Advanc</w:t>
+        </w:r>
+        <w:r>
+          <w:rPr>
+            <w:rStyle w:val="Hyperlink"/>
+            <w:rFonts w:asciiTheme="minorHAnsi" w:hAnsiTheme="minorHAnsi" w:cs="Calibri"/>
+            <w:b/>
+            <w:bCs w:val="0"/>
+            <w:szCs w:val="22"/>
+          </w:rPr>
+          <w:t>e</w:t>
+        </w:r>
+        <w:r>
+          <w:rPr>
+            <w:rStyle w:val="Hyperlink"/>
+            <w:rFonts w:asciiTheme="minorHAnsi" w:hAnsiTheme="minorHAnsi" w:cs="Calibri"/>
+            <w:b/>
+            <w:bCs w:val="0"/>
+            <w:szCs w:val="22"/>
+          </w:rPr>
+          <w:t>d Learning Algorithms</w:t>
         </w:r>
       </w:hyperlink>
     </w:p>
     <w:p>
       <w:pPr>
-        <w:ind w:left="720" w:firstLine="720"/>
-        <w:rPr>
-          <w:rFonts w:asciiTheme="minorHAnsi" w:hAnsiTheme="minorHAnsi" w:cstheme="minorHAnsi"/>
-          <w:szCs w:val="22"/>
-        </w:rPr>
-      </w:pPr>
-      <w:r>
-        <w:rPr>
-          <w:rFonts w:asciiTheme="minorHAnsi" w:hAnsiTheme="minorHAnsi"/>
-          <w:szCs w:val="22"/>
-        </w:rPr>
-        <w:t>*</w:t>
-      </w:r>
-      <w:r>
-        <w:rPr>
-          <w:rFonts w:asciiTheme="minorHAnsi" w:hAnsiTheme="minorHAnsi"/>
-          <w:szCs w:val="22"/>
-        </w:rPr>
-        <w:t xml:space="preserve">AI </w:t>
-      </w:r>
-      <w:r>
-        <w:rPr>
-          <w:rFonts w:asciiTheme="minorHAnsi" w:hAnsiTheme="minorHAnsi" w:cstheme="minorHAnsi"/>
-          <w:szCs w:val="22"/>
-        </w:rPr>
-        <w:t>specialization</w:t>
-      </w:r>
-      <w:r>
-        <w:rPr>
-          <w:rFonts w:asciiTheme="minorHAnsi" w:hAnsiTheme="minorHAnsi"/>
-          <w:szCs w:val="22"/>
-        </w:rPr>
-        <w:t>,</w:t>
-      </w:r>
-      <w:r>
-        <w:rPr>
-          <w:rFonts w:asciiTheme="minorHAnsi" w:hAnsiTheme="minorHAnsi" w:cstheme="minorHAnsi"/>
-          <w:szCs w:val="22"/>
-        </w:rPr>
-        <w:t xml:space="preserve"> part</w:t>
-      </w:r>
-      <w:r>
-        <w:rPr>
-          <w:rFonts w:asciiTheme="minorHAnsi" w:hAnsiTheme="minorHAnsi" w:cstheme="minorHAnsi"/>
-          <w:szCs w:val="22"/>
-        </w:rPr>
-        <w:t xml:space="preserve"> </w:t>
-      </w:r>
-      <w:r>
-        <w:rPr>
-          <w:rFonts w:asciiTheme="minorHAnsi" w:hAnsiTheme="minorHAnsi" w:cstheme="minorHAnsi"/>
-          <w:szCs w:val="22"/>
-        </w:rPr>
-        <w:t>4</w:t>
-      </w:r>
-    </w:p>
-    <w:p/>
-    <w:p>
-      <w:pPr>
-        <w:rPr>
-          <w:rFonts w:asciiTheme="minorHAnsi" w:hAnsiTheme="minorHAnsi" w:cstheme="minorHAnsi"/>
-          <w:szCs w:val="22"/>
-        </w:rPr>
-      </w:pPr>
-      <w:r>
-        <w:t>2018</w:t>
-      </w:r>
-      <w:r>
-        <w:tab/>
-      </w:r>
-      <w:r>
-        <w:tab/>
-      </w:r>
-      <w:r>
-        <w:rPr>
-          <w:rFonts w:asciiTheme="minorHAnsi" w:hAnsiTheme="minorHAnsi" w:cstheme="minorHAnsi"/>
-          <w:b/>
-          <w:szCs w:val="22"/>
-        </w:rPr>
-        <w:t>Stanford University/Coursera:</w:t>
-      </w:r>
-      <w:r>
-        <w:rPr>
-          <w:rFonts w:asciiTheme="minorHAnsi" w:hAnsiTheme="minorHAnsi" w:cstheme="minorHAnsi"/>
-          <w:szCs w:val="22"/>
-        </w:rPr>
-        <w:t xml:space="preserve"> Sequence Models</w:t>
-      </w:r>
-    </w:p>
-    <w:p>
-      <w:pPr>
-        <w:ind w:left="720" w:firstLine="720"/>
-        <w:rPr>
-          <w:rFonts w:asciiTheme="minorHAnsi" w:hAnsiTheme="minorHAnsi" w:cstheme="minorHAnsi"/>
+        <w:pStyle w:val="ListParagraph"/>
+        <w:numPr>
+          <w:ilvl w:val="0"/>
+          <w:numId w:val="16"/>
+        </w:numPr>
+        <w:rPr>
+          <w:rFonts w:asciiTheme="minorHAnsi" w:hAnsiTheme="minorHAnsi"/>
+          <w:b/>
+          <w:bCs w:val="0"/>
           <w:szCs w:val="22"/>
         </w:rPr>
       </w:pPr>
@@ -4150,1728 +3750,97 @@
         <w:r>
           <w:rPr>
             <w:rStyle w:val="Hyperlink"/>
-            <w:rFonts w:asciiTheme="minorHAnsi" w:hAnsiTheme="minorHAnsi" w:cstheme="minorHAnsi"/>
+            <w:rFonts w:asciiTheme="minorHAnsi" w:hAnsiTheme="minorHAnsi" w:cs="Calibri"/>
+            <w:b/>
+            <w:bCs w:val="0"/>
             <w:szCs w:val="22"/>
           </w:rPr>
-          <w:t>https://www.coursera.org/account/accomplishments/verify/AXLCU2ASF7JS</w:t>
+          <w:t>Unsupervis</w:t>
+        </w:r>
+        <w:r>
+          <w:rPr>
+            <w:rStyle w:val="Hyperlink"/>
+            <w:rFonts w:asciiTheme="minorHAnsi" w:hAnsiTheme="minorHAnsi" w:cs="Calibri"/>
+            <w:b/>
+            <w:bCs w:val="0"/>
+            <w:szCs w:val="22"/>
+          </w:rPr>
+          <w:t>e</w:t>
+        </w:r>
+        <w:r>
+          <w:rPr>
+            <w:rStyle w:val="Hyperlink"/>
+            <w:rFonts w:asciiTheme="minorHAnsi" w:hAnsiTheme="minorHAnsi" w:cs="Calibri"/>
+            <w:b/>
+            <w:bCs w:val="0"/>
+            <w:szCs w:val="22"/>
+          </w:rPr>
+          <w:t>d Learning, Recommenders, Reinforcement Learning</w:t>
         </w:r>
       </w:hyperlink>
     </w:p>
     <w:p>
       <w:pPr>
-        <w:ind w:left="720" w:firstLine="720"/>
-        <w:rPr>
-          <w:rFonts w:asciiTheme="minorHAnsi" w:hAnsiTheme="minorHAnsi" w:cstheme="minorHAnsi"/>
-          <w:szCs w:val="22"/>
-        </w:rPr>
-      </w:pPr>
-      <w:r>
-        <w:rPr>
-          <w:rFonts w:asciiTheme="minorHAnsi" w:hAnsiTheme="minorHAnsi"/>
-          <w:szCs w:val="22"/>
-        </w:rPr>
-        <w:t>*</w:t>
-      </w:r>
-      <w:r>
-        <w:rPr>
-          <w:rFonts w:asciiTheme="minorHAnsi" w:hAnsiTheme="minorHAnsi"/>
-          <w:szCs w:val="22"/>
-        </w:rPr>
-        <w:t xml:space="preserve">AI </w:t>
-      </w:r>
-      <w:r>
-        <w:rPr>
-          <w:rFonts w:asciiTheme="minorHAnsi" w:hAnsiTheme="minorHAnsi" w:cstheme="minorHAnsi"/>
-          <w:szCs w:val="22"/>
-        </w:rPr>
-        <w:t>specialization</w:t>
-      </w:r>
-      <w:r>
-        <w:rPr>
-          <w:rFonts w:asciiTheme="minorHAnsi" w:hAnsiTheme="minorHAnsi"/>
-          <w:szCs w:val="22"/>
-        </w:rPr>
-        <w:t>,</w:t>
-      </w:r>
-      <w:r>
-        <w:rPr>
-          <w:rFonts w:asciiTheme="minorHAnsi" w:hAnsiTheme="minorHAnsi" w:cstheme="minorHAnsi"/>
+        <w:pStyle w:val="ListParagraph"/>
+        <w:rPr>
+          <w:rFonts w:asciiTheme="minorHAnsi" w:hAnsiTheme="minorHAnsi"/>
+          <w:szCs w:val="22"/>
+        </w:rPr>
+      </w:pPr>
+    </w:p>
+    <w:p>
+      <w:pPr>
+        <w:pStyle w:val="ListParagraph"/>
+        <w:rPr>
+          <w:rFonts w:asciiTheme="minorHAnsi" w:hAnsiTheme="minorHAnsi"/>
+          <w:szCs w:val="22"/>
+        </w:rPr>
+      </w:pPr>
+      <w:r>
+        <w:rPr>
+          <w:rFonts w:asciiTheme="minorHAnsi" w:hAnsiTheme="minorHAnsi"/>
+          <w:szCs w:val="22"/>
+        </w:rPr>
+        <w:lastRenderedPageBreak/>
+        <w:t>201</w:t>
+      </w:r>
+      <w:r>
+        <w:rPr>
+          <w:rFonts w:asciiTheme="minorHAnsi" w:hAnsiTheme="minorHAnsi"/>
+          <w:szCs w:val="22"/>
+        </w:rPr>
+        <w:t>7</w:t>
+      </w:r>
+      <w:r>
+        <w:rPr>
+          <w:rFonts w:asciiTheme="minorHAnsi" w:hAnsiTheme="minorHAnsi"/>
           <w:szCs w:val="22"/>
         </w:rPr>
         <w:t xml:space="preserve"> </w:t>
       </w:r>
       <w:r>
         <w:rPr>
-          <w:rFonts w:asciiTheme="minorHAnsi" w:hAnsiTheme="minorHAnsi" w:cstheme="minorHAnsi"/>
-          <w:szCs w:val="22"/>
-        </w:rPr>
-        <w:t>part</w:t>
-      </w:r>
-      <w:r>
-        <w:rPr>
-          <w:rFonts w:asciiTheme="minorHAnsi" w:hAnsiTheme="minorHAnsi" w:cstheme="minorHAnsi"/>
+          <w:rFonts w:asciiTheme="minorHAnsi" w:hAnsiTheme="minorHAnsi"/>
+          <w:szCs w:val="22"/>
+        </w:rPr>
+        <w:tab/>
+      </w:r>
+      <w:r>
+        <w:rPr>
+          <w:rFonts w:asciiTheme="minorHAnsi" w:hAnsiTheme="minorHAnsi"/>
+          <w:b/>
+          <w:bCs w:val="0"/>
+          <w:szCs w:val="22"/>
+        </w:rPr>
+        <w:t>Stanford University/Coursera:</w:t>
+      </w:r>
+      <w:r>
+        <w:rPr>
+          <w:rFonts w:asciiTheme="minorHAnsi" w:hAnsiTheme="minorHAnsi"/>
           <w:szCs w:val="22"/>
         </w:rPr>
         <w:t xml:space="preserve"> </w:t>
       </w:r>
-      <w:r>
-        <w:rPr>
-          <w:rFonts w:asciiTheme="minorHAnsi" w:hAnsiTheme="minorHAnsi" w:cstheme="minorHAnsi"/>
-          <w:szCs w:val="22"/>
-        </w:rPr>
-        <w:t>5</w:t>
-      </w:r>
-    </w:p>
-    <w:p>
-      <w:pPr>
-        <w:ind w:left="720" w:firstLine="720"/>
-      </w:pPr>
-    </w:p>
-    <w:p>
-      <w:pPr>
-        <w:rPr>
-          <w:rFonts w:asciiTheme="minorHAnsi" w:hAnsiTheme="minorHAnsi"/>
-        </w:rPr>
-      </w:pPr>
-      <w:r>
-        <w:rPr>
-          <w:rFonts w:asciiTheme="minorHAnsi" w:hAnsiTheme="minorHAnsi"/>
-        </w:rPr>
-        <w:t xml:space="preserve">* Courses 1 - 5 in AI constitute a complete specialization in artificial intelligence and are considered one of the most recognized educations in Data </w:t>
-      </w:r>
-      <w:r>
-        <w:rPr>
-          <w:rFonts w:asciiTheme="minorHAnsi" w:hAnsiTheme="minorHAnsi"/>
-        </w:rPr>
-        <w:t>Science.</w:t>
-      </w:r>
-      <w:r>
-        <w:rPr>
-          <w:rFonts w:asciiTheme="minorHAnsi" w:hAnsiTheme="minorHAnsi"/>
-        </w:rPr>
-        <w:tab/>
-      </w:r>
-    </w:p>
-    <w:p>
-      <w:pPr>
-        <w:pStyle w:val="Heading1"/>
-        <w:ind w:left="0"/>
-        <w:rPr>
-          <w:rFonts w:asciiTheme="minorHAnsi" w:hAnsiTheme="minorHAnsi"/>
-        </w:rPr>
-      </w:pPr>
-      <w:r>
-        <w:rPr>
-          <w:rFonts w:asciiTheme="minorHAnsi" w:hAnsiTheme="minorHAnsi"/>
-        </w:rPr>
-        <w:t>Diverse</w:t>
-      </w:r>
-    </w:p>
-    <w:p>
-      <w:pPr>
-        <w:pStyle w:val="Heading2"/>
-        <w:rPr>
-          <w:rFonts w:asciiTheme="minorHAnsi" w:hAnsiTheme="minorHAnsi"/>
-        </w:rPr>
-      </w:pPr>
-      <w:r>
-        <w:rPr>
-          <w:rFonts w:asciiTheme="minorHAnsi" w:hAnsiTheme="minorHAnsi"/>
-        </w:rPr>
-        <w:t>Tools</w:t>
-      </w:r>
-      <w:r>
-        <w:rPr>
-          <w:rFonts w:asciiTheme="minorHAnsi" w:hAnsiTheme="minorHAnsi"/>
-        </w:rPr>
-        <w:t>:</w:t>
-      </w:r>
-    </w:p>
-    <w:p>
-      <w:pPr>
-        <w:pStyle w:val="Punktliste1"/>
-        <w:rPr>
-          <w:rFonts w:asciiTheme="minorHAnsi" w:hAnsiTheme="minorHAnsi"/>
-          <w:b/>
-          <w:snapToGrid w:val="0"/>
-          <w:lang w:val="en-GB"/>
-        </w:rPr>
-      </w:pPr>
-      <w:r>
-        <w:rPr>
-          <w:rFonts w:asciiTheme="minorHAnsi" w:hAnsiTheme="minorHAnsi"/>
-          <w:b/>
-          <w:snapToGrid w:val="0"/>
-        </w:rPr>
-        <w:t>Pr</w:t>
-      </w:r>
-      <w:r>
-        <w:rPr>
-          <w:rFonts w:asciiTheme="minorHAnsi" w:hAnsiTheme="minorHAnsi"/>
-          <w:b/>
-          <w:snapToGrid w:val="0"/>
-        </w:rPr>
-        <w:t>ogramming</w:t>
-      </w:r>
-      <w:r>
-        <w:rPr>
-          <w:rFonts w:asciiTheme="minorHAnsi" w:hAnsiTheme="minorHAnsi"/>
-          <w:b/>
-          <w:snapToGrid w:val="0"/>
-          <w:lang w:val="en-GB"/>
-        </w:rPr>
-        <w:t>/</w:t>
-      </w:r>
-      <w:r>
-        <w:rPr>
-          <w:rFonts w:asciiTheme="minorHAnsi" w:hAnsiTheme="minorHAnsi"/>
-          <w:b/>
-          <w:snapToGrid w:val="0"/>
-        </w:rPr>
-        <w:t>script languages</w:t>
-      </w:r>
-      <w:r>
-        <w:rPr>
-          <w:rFonts w:asciiTheme="minorHAnsi" w:hAnsiTheme="minorHAnsi"/>
-          <w:b/>
-          <w:snapToGrid w:val="0"/>
-          <w:lang w:val="en-GB"/>
-        </w:rPr>
-        <w:t xml:space="preserve">: </w:t>
-      </w:r>
-      <w:r>
-        <w:rPr>
-          <w:rStyle w:val="Job"/>
-          <w:rFonts w:asciiTheme="minorHAnsi" w:hAnsiTheme="minorHAnsi"/>
-          <w:lang w:val="en-GB"/>
-        </w:rPr>
-        <w:t xml:space="preserve">C, C++, Python, </w:t>
-      </w:r>
-      <w:r>
-        <w:rPr>
-          <w:rStyle w:val="Job"/>
-          <w:rFonts w:asciiTheme="minorHAnsi" w:hAnsiTheme="minorHAnsi"/>
-          <w:lang w:val="en-GB"/>
-        </w:rPr>
-        <w:t xml:space="preserve">Rust, </w:t>
-      </w:r>
-      <w:r>
-        <w:rPr>
-          <w:rStyle w:val="Job"/>
-          <w:rFonts w:asciiTheme="minorHAnsi" w:hAnsiTheme="minorHAnsi"/>
-          <w:lang w:val="en-GB"/>
-        </w:rPr>
-        <w:t>Bash,</w:t>
-      </w:r>
-      <w:r>
-        <w:rPr>
-          <w:rStyle w:val="Job"/>
-          <w:rFonts w:asciiTheme="minorHAnsi" w:hAnsiTheme="minorHAnsi"/>
-          <w:lang w:val="en-GB"/>
-        </w:rPr>
-        <w:t xml:space="preserve"> </w:t>
-      </w:r>
-      <w:r>
-        <w:rPr>
-          <w:rStyle w:val="Job"/>
-          <w:rFonts w:asciiTheme="minorHAnsi" w:hAnsiTheme="minorHAnsi"/>
-          <w:lang w:val="en-GB"/>
-        </w:rPr>
-        <w:t>LabVIEW, MATLAB</w:t>
-      </w:r>
-      <w:r>
-        <w:rPr>
-          <w:rStyle w:val="Job"/>
-          <w:rFonts w:asciiTheme="minorHAnsi" w:hAnsiTheme="minorHAnsi"/>
-          <w:lang w:val="en-GB"/>
-        </w:rPr>
-        <w:t>/Octave</w:t>
-      </w:r>
-      <w:r>
-        <w:rPr>
-          <w:rStyle w:val="Job"/>
-          <w:rFonts w:asciiTheme="minorHAnsi" w:hAnsiTheme="minorHAnsi"/>
-          <w:lang w:val="en-GB"/>
-        </w:rPr>
-        <w:t>, Assembler.</w:t>
-      </w:r>
-    </w:p>
-    <w:p>
-      <w:pPr>
-        <w:pStyle w:val="Punktliste1"/>
-        <w:rPr>
-          <w:rFonts w:asciiTheme="minorHAnsi" w:hAnsiTheme="minorHAnsi"/>
-          <w:b/>
-          <w:snapToGrid w:val="0"/>
-        </w:rPr>
-      </w:pPr>
-      <w:r>
-        <w:rPr>
-          <w:rFonts w:asciiTheme="minorHAnsi" w:hAnsiTheme="minorHAnsi"/>
-          <w:b/>
-          <w:snapToGrid w:val="0"/>
-        </w:rPr>
-        <w:t xml:space="preserve">Data Science: </w:t>
-      </w:r>
-      <w:r>
-        <w:rPr>
-          <w:rFonts w:asciiTheme="minorHAnsi" w:hAnsiTheme="minorHAnsi"/>
-          <w:snapToGrid w:val="0"/>
-        </w:rPr>
-        <w:t>Python</w:t>
-      </w:r>
-      <w:r>
-        <w:rPr>
-          <w:rFonts w:asciiTheme="minorHAnsi" w:hAnsiTheme="minorHAnsi"/>
-          <w:b/>
-          <w:snapToGrid w:val="0"/>
-        </w:rPr>
-        <w:t xml:space="preserve"> (</w:t>
-      </w:r>
-      <w:proofErr w:type="spellStart"/>
-      <w:r>
-        <w:rPr>
-          <w:rFonts w:asciiTheme="minorHAnsi" w:hAnsiTheme="minorHAnsi"/>
-          <w:snapToGrid w:val="0"/>
-        </w:rPr>
-        <w:t>Keras</w:t>
-      </w:r>
-      <w:proofErr w:type="spellEnd"/>
-      <w:r>
-        <w:rPr>
-          <w:rFonts w:asciiTheme="minorHAnsi" w:hAnsiTheme="minorHAnsi"/>
-          <w:snapToGrid w:val="0"/>
-        </w:rPr>
-        <w:t>, TensorFlow</w:t>
-      </w:r>
-      <w:r>
-        <w:rPr>
-          <w:rFonts w:asciiTheme="minorHAnsi" w:hAnsiTheme="minorHAnsi"/>
-          <w:snapToGrid w:val="0"/>
-        </w:rPr>
-        <w:t>)</w:t>
-      </w:r>
-      <w:r>
-        <w:rPr>
-          <w:rFonts w:asciiTheme="minorHAnsi" w:hAnsiTheme="minorHAnsi"/>
-          <w:snapToGrid w:val="0"/>
-        </w:rPr>
-        <w:t>. C</w:t>
-      </w:r>
-      <w:r>
-        <w:rPr>
-          <w:rFonts w:asciiTheme="minorHAnsi" w:hAnsiTheme="minorHAnsi"/>
-          <w:snapToGrid w:val="0"/>
-        </w:rPr>
-        <w:t>onvolutional Network, Sequence Models, Deep Learning.</w:t>
-      </w:r>
-    </w:p>
-    <w:p>
-      <w:pPr>
-        <w:pStyle w:val="Punktliste1"/>
-        <w:rPr>
-          <w:rFonts w:asciiTheme="minorHAnsi" w:hAnsiTheme="minorHAnsi"/>
-          <w:snapToGrid w:val="0"/>
-        </w:rPr>
-      </w:pPr>
-      <w:r>
-        <w:rPr>
-          <w:rFonts w:asciiTheme="minorHAnsi" w:hAnsiTheme="minorHAnsi"/>
-          <w:b/>
-          <w:snapToGrid w:val="0"/>
-        </w:rPr>
-        <w:t>Operating systems</w:t>
-      </w:r>
-      <w:r>
-        <w:rPr>
-          <w:rFonts w:asciiTheme="minorHAnsi" w:hAnsiTheme="minorHAnsi"/>
-          <w:b/>
-          <w:snapToGrid w:val="0"/>
-        </w:rPr>
-        <w:t xml:space="preserve">: </w:t>
-      </w:r>
-      <w:proofErr w:type="spellStart"/>
-      <w:r>
-        <w:rPr>
-          <w:rFonts w:asciiTheme="minorHAnsi" w:hAnsiTheme="minorHAnsi"/>
-          <w:bCs/>
-          <w:snapToGrid w:val="0"/>
-        </w:rPr>
-        <w:t>FreeRTOS</w:t>
-      </w:r>
-      <w:proofErr w:type="spellEnd"/>
-      <w:r>
-        <w:rPr>
-          <w:rFonts w:asciiTheme="minorHAnsi" w:hAnsiTheme="minorHAnsi"/>
-          <w:b/>
-          <w:snapToGrid w:val="0"/>
-        </w:rPr>
-        <w:t xml:space="preserve">, </w:t>
-      </w:r>
-      <w:r>
-        <w:rPr>
-          <w:rFonts w:asciiTheme="minorHAnsi" w:hAnsiTheme="minorHAnsi"/>
-          <w:snapToGrid w:val="0"/>
-        </w:rPr>
-        <w:t xml:space="preserve">Linux: </w:t>
-      </w:r>
-      <w:r>
-        <w:rPr>
-          <w:rFonts w:asciiTheme="minorHAnsi" w:hAnsiTheme="minorHAnsi"/>
-          <w:snapToGrid w:val="0"/>
-        </w:rPr>
-        <w:t>Most</w:t>
-      </w:r>
-      <w:r>
-        <w:rPr>
-          <w:rFonts w:asciiTheme="minorHAnsi" w:hAnsiTheme="minorHAnsi"/>
-          <w:snapToGrid w:val="0"/>
-        </w:rPr>
-        <w:t xml:space="preserve"> </w:t>
-      </w:r>
-      <w:r>
-        <w:rPr>
-          <w:rFonts w:asciiTheme="minorHAnsi" w:hAnsiTheme="minorHAnsi"/>
-          <w:snapToGrid w:val="0"/>
-        </w:rPr>
-        <w:t>Linux/</w:t>
-      </w:r>
-      <w:r>
-        <w:rPr>
-          <w:rFonts w:asciiTheme="minorHAnsi" w:hAnsiTheme="minorHAnsi"/>
-          <w:snapToGrid w:val="0"/>
-        </w:rPr>
-        <w:t>Unix va</w:t>
-      </w:r>
-      <w:r>
-        <w:rPr>
-          <w:rFonts w:asciiTheme="minorHAnsi" w:hAnsiTheme="minorHAnsi"/>
-          <w:snapToGrid w:val="0"/>
-        </w:rPr>
-        <w:t>riant</w:t>
-      </w:r>
-      <w:r>
-        <w:rPr>
-          <w:rFonts w:asciiTheme="minorHAnsi" w:hAnsiTheme="minorHAnsi"/>
-          <w:snapToGrid w:val="0"/>
-        </w:rPr>
-        <w:t>s</w:t>
-      </w:r>
-      <w:r>
-        <w:rPr>
-          <w:rFonts w:asciiTheme="minorHAnsi" w:hAnsiTheme="minorHAnsi"/>
-          <w:snapToGrid w:val="0"/>
-        </w:rPr>
-        <w:t>.</w:t>
-      </w:r>
-      <w:r>
-        <w:rPr>
-          <w:rFonts w:asciiTheme="minorHAnsi" w:hAnsiTheme="minorHAnsi"/>
-          <w:snapToGrid w:val="0"/>
-        </w:rPr>
-        <w:t xml:space="preserve"> </w:t>
-      </w:r>
-      <w:r>
-        <w:rPr>
-          <w:rFonts w:asciiTheme="minorHAnsi" w:hAnsiTheme="minorHAnsi"/>
-          <w:snapToGrid w:val="0"/>
-        </w:rPr>
-        <w:t xml:space="preserve"> </w:t>
-      </w:r>
-      <w:r>
-        <w:rPr>
-          <w:rFonts w:asciiTheme="minorHAnsi" w:hAnsiTheme="minorHAnsi"/>
-          <w:snapToGrid w:val="0"/>
-        </w:rPr>
-        <w:t>Embedded</w:t>
-      </w:r>
-      <w:r>
-        <w:rPr>
-          <w:rFonts w:asciiTheme="minorHAnsi" w:hAnsiTheme="minorHAnsi"/>
-          <w:snapToGrid w:val="0"/>
-        </w:rPr>
-        <w:t xml:space="preserve"> Linux </w:t>
-      </w:r>
-      <w:r>
-        <w:rPr>
-          <w:rFonts w:asciiTheme="minorHAnsi" w:hAnsiTheme="minorHAnsi"/>
-          <w:snapToGrid w:val="0"/>
-        </w:rPr>
-        <w:t>(</w:t>
-      </w:r>
-      <w:proofErr w:type="spellStart"/>
-      <w:r>
-        <w:rPr>
-          <w:rFonts w:asciiTheme="minorHAnsi" w:hAnsiTheme="minorHAnsi"/>
-          <w:snapToGrid w:val="0"/>
-        </w:rPr>
-        <w:t>Yocto</w:t>
-      </w:r>
-      <w:proofErr w:type="spellEnd"/>
-      <w:r>
-        <w:rPr>
-          <w:rFonts w:asciiTheme="minorHAnsi" w:hAnsiTheme="minorHAnsi"/>
-          <w:snapToGrid w:val="0"/>
-        </w:rPr>
-        <w:t xml:space="preserve"> </w:t>
-      </w:r>
-      <w:r>
-        <w:rPr>
-          <w:rFonts w:asciiTheme="minorHAnsi" w:hAnsiTheme="minorHAnsi"/>
-          <w:snapToGrid w:val="0"/>
-        </w:rPr>
-        <w:t>based</w:t>
-      </w:r>
-      <w:r>
-        <w:rPr>
-          <w:rFonts w:asciiTheme="minorHAnsi" w:hAnsiTheme="minorHAnsi"/>
-          <w:snapToGrid w:val="0"/>
-        </w:rPr>
-        <w:t xml:space="preserve"> + </w:t>
-      </w:r>
-      <w:proofErr w:type="spellStart"/>
-      <w:r>
-        <w:rPr>
-          <w:rFonts w:asciiTheme="minorHAnsi" w:hAnsiTheme="minorHAnsi"/>
-          <w:snapToGrid w:val="0"/>
-        </w:rPr>
-        <w:t>uClinux</w:t>
-      </w:r>
-      <w:proofErr w:type="spellEnd"/>
-      <w:r>
-        <w:rPr>
-          <w:rFonts w:asciiTheme="minorHAnsi" w:hAnsiTheme="minorHAnsi"/>
-          <w:snapToGrid w:val="0"/>
-        </w:rPr>
-        <w:t>).</w:t>
-      </w:r>
-      <w:r>
-        <w:rPr>
-          <w:rFonts w:asciiTheme="minorHAnsi" w:hAnsiTheme="minorHAnsi"/>
-          <w:snapToGrid w:val="0"/>
-        </w:rPr>
-        <w:t xml:space="preserve"> </w:t>
-      </w:r>
-      <w:r>
-        <w:rPr>
-          <w:rFonts w:asciiTheme="minorHAnsi" w:hAnsiTheme="minorHAnsi"/>
-          <w:snapToGrid w:val="0"/>
-        </w:rPr>
-        <w:t xml:space="preserve">Alle </w:t>
-      </w:r>
-      <w:r>
-        <w:rPr>
-          <w:rFonts w:asciiTheme="minorHAnsi" w:hAnsiTheme="minorHAnsi"/>
-          <w:snapToGrid w:val="0"/>
-        </w:rPr>
-        <w:t>W</w:t>
-      </w:r>
-      <w:r>
-        <w:rPr>
-          <w:rFonts w:asciiTheme="minorHAnsi" w:hAnsiTheme="minorHAnsi"/>
-          <w:snapToGrid w:val="0"/>
-        </w:rPr>
-        <w:t xml:space="preserve">indows </w:t>
-      </w:r>
-      <w:r>
-        <w:rPr>
-          <w:rFonts w:asciiTheme="minorHAnsi" w:hAnsiTheme="minorHAnsi"/>
-          <w:snapToGrid w:val="0"/>
-        </w:rPr>
-        <w:t>ver</w:t>
-      </w:r>
-      <w:r>
-        <w:rPr>
-          <w:rFonts w:asciiTheme="minorHAnsi" w:hAnsiTheme="minorHAnsi"/>
-          <w:snapToGrid w:val="0"/>
-        </w:rPr>
-        <w:t>sions</w:t>
-      </w:r>
-      <w:r>
-        <w:rPr>
-          <w:rFonts w:asciiTheme="minorHAnsi" w:hAnsiTheme="minorHAnsi"/>
-          <w:snapToGrid w:val="0"/>
-        </w:rPr>
-        <w:t>.</w:t>
-      </w:r>
-    </w:p>
-    <w:p>
-      <w:pPr>
-        <w:pStyle w:val="Punktliste1"/>
-        <w:rPr>
-          <w:rFonts w:asciiTheme="minorHAnsi" w:hAnsiTheme="minorHAnsi"/>
-          <w:snapToGrid w:val="0"/>
-        </w:rPr>
-      </w:pPr>
-      <w:proofErr w:type="spellStart"/>
-      <w:r>
-        <w:rPr>
-          <w:rFonts w:asciiTheme="minorHAnsi" w:hAnsiTheme="minorHAnsi"/>
-          <w:b/>
-          <w:snapToGrid w:val="0"/>
-        </w:rPr>
-        <w:t>Bootloadere</w:t>
-      </w:r>
-      <w:proofErr w:type="spellEnd"/>
-      <w:r>
-        <w:rPr>
-          <w:rFonts w:asciiTheme="minorHAnsi" w:hAnsiTheme="minorHAnsi"/>
-          <w:b/>
-          <w:snapToGrid w:val="0"/>
-        </w:rPr>
-        <w:t>:</w:t>
-      </w:r>
-      <w:r>
-        <w:rPr>
-          <w:rFonts w:asciiTheme="minorHAnsi" w:hAnsiTheme="minorHAnsi"/>
-          <w:snapToGrid w:val="0"/>
-        </w:rPr>
-        <w:t xml:space="preserve"> </w:t>
-      </w:r>
-      <w:proofErr w:type="spellStart"/>
-      <w:r>
-        <w:rPr>
-          <w:rFonts w:asciiTheme="minorHAnsi" w:hAnsiTheme="minorHAnsi"/>
-          <w:snapToGrid w:val="0"/>
-        </w:rPr>
-        <w:t>Barebox</w:t>
-      </w:r>
-      <w:proofErr w:type="spellEnd"/>
-      <w:r>
-        <w:rPr>
-          <w:rFonts w:asciiTheme="minorHAnsi" w:hAnsiTheme="minorHAnsi"/>
-          <w:snapToGrid w:val="0"/>
-        </w:rPr>
-        <w:t xml:space="preserve">, </w:t>
-      </w:r>
-      <w:proofErr w:type="spellStart"/>
-      <w:r>
-        <w:rPr>
-          <w:rFonts w:asciiTheme="minorHAnsi" w:hAnsiTheme="minorHAnsi"/>
-          <w:snapToGrid w:val="0"/>
-        </w:rPr>
-        <w:t>uBoo</w:t>
-      </w:r>
-      <w:r>
-        <w:rPr>
-          <w:rFonts w:asciiTheme="minorHAnsi" w:hAnsiTheme="minorHAnsi"/>
-          <w:snapToGrid w:val="0"/>
-        </w:rPr>
-        <w:t>t</w:t>
-      </w:r>
-      <w:proofErr w:type="spellEnd"/>
-      <w:r>
-        <w:rPr>
-          <w:rFonts w:asciiTheme="minorHAnsi" w:hAnsiTheme="minorHAnsi"/>
-          <w:snapToGrid w:val="0"/>
-        </w:rPr>
-        <w:t xml:space="preserve">, </w:t>
-      </w:r>
-      <w:r>
-        <w:rPr>
-          <w:rFonts w:asciiTheme="minorHAnsi" w:hAnsiTheme="minorHAnsi"/>
-          <w:snapToGrid w:val="0"/>
-        </w:rPr>
-        <w:t>have also written bootloaders</w:t>
-      </w:r>
-      <w:r>
-        <w:rPr>
-          <w:rFonts w:asciiTheme="minorHAnsi" w:hAnsiTheme="minorHAnsi"/>
-          <w:snapToGrid w:val="0"/>
-        </w:rPr>
-        <w:t xml:space="preserve"> for STM32mikrokontroller</w:t>
-      </w:r>
-      <w:r>
-        <w:rPr>
-          <w:rFonts w:asciiTheme="minorHAnsi" w:hAnsiTheme="minorHAnsi"/>
-          <w:snapToGrid w:val="0"/>
-        </w:rPr>
-        <w:t>s</w:t>
-      </w:r>
-      <w:r>
-        <w:rPr>
-          <w:rFonts w:asciiTheme="minorHAnsi" w:hAnsiTheme="minorHAnsi"/>
-          <w:snapToGrid w:val="0"/>
-        </w:rPr>
-        <w:t>.</w:t>
-      </w:r>
-    </w:p>
-    <w:p>
-      <w:pPr>
-        <w:pStyle w:val="Punktliste1"/>
-        <w:rPr>
-          <w:rFonts w:asciiTheme="minorHAnsi" w:hAnsiTheme="minorHAnsi"/>
-          <w:snapToGrid w:val="0"/>
-        </w:rPr>
-      </w:pPr>
-      <w:r>
-        <w:rPr>
-          <w:rFonts w:asciiTheme="minorHAnsi" w:hAnsiTheme="minorHAnsi"/>
-          <w:b/>
-          <w:snapToGrid w:val="0"/>
-        </w:rPr>
-        <w:t>Systems Engineering:</w:t>
-      </w:r>
-      <w:r>
-        <w:rPr>
-          <w:rFonts w:asciiTheme="minorHAnsi" w:hAnsiTheme="minorHAnsi"/>
-          <w:snapToGrid w:val="0"/>
-        </w:rPr>
-        <w:t xml:space="preserve"> Enterprise Architect, U</w:t>
-      </w:r>
-      <w:r>
-        <w:rPr>
-          <w:rFonts w:asciiTheme="minorHAnsi" w:hAnsiTheme="minorHAnsi"/>
-          <w:snapToGrid w:val="0"/>
-        </w:rPr>
-        <w:t>ML/</w:t>
-      </w:r>
-      <w:proofErr w:type="spellStart"/>
-      <w:r>
-        <w:rPr>
-          <w:rFonts w:asciiTheme="minorHAnsi" w:hAnsiTheme="minorHAnsi"/>
-          <w:snapToGrid w:val="0"/>
-        </w:rPr>
-        <w:t>SysML</w:t>
-      </w:r>
-      <w:proofErr w:type="spellEnd"/>
-      <w:r>
-        <w:rPr>
-          <w:rFonts w:asciiTheme="minorHAnsi" w:hAnsiTheme="minorHAnsi"/>
-          <w:snapToGrid w:val="0"/>
-        </w:rPr>
-        <w:t xml:space="preserve">, </w:t>
-      </w:r>
-      <w:r>
-        <w:rPr>
-          <w:rFonts w:asciiTheme="minorHAnsi" w:hAnsiTheme="minorHAnsi"/>
-          <w:snapToGrid w:val="0"/>
-        </w:rPr>
-        <w:t>Requirements management</w:t>
-      </w:r>
-      <w:r>
-        <w:rPr>
-          <w:rFonts w:asciiTheme="minorHAnsi" w:hAnsiTheme="minorHAnsi"/>
-          <w:snapToGrid w:val="0"/>
-        </w:rPr>
-        <w:t xml:space="preserve">, System </w:t>
-      </w:r>
-      <w:r>
-        <w:rPr>
-          <w:rFonts w:asciiTheme="minorHAnsi" w:hAnsiTheme="minorHAnsi"/>
-          <w:snapToGrid w:val="0"/>
-        </w:rPr>
-        <w:t>Design.</w:t>
-      </w:r>
-    </w:p>
-    <w:p>
-      <w:pPr>
-        <w:pStyle w:val="Punktliste1"/>
-        <w:rPr>
-          <w:rStyle w:val="Job"/>
-          <w:rFonts w:asciiTheme="minorHAnsi" w:hAnsiTheme="minorHAnsi"/>
-          <w:snapToGrid w:val="0"/>
-          <w:lang w:val="en-GB"/>
-        </w:rPr>
-      </w:pPr>
-      <w:r>
-        <w:rPr>
-          <w:rFonts w:asciiTheme="minorHAnsi" w:hAnsiTheme="minorHAnsi"/>
-          <w:b/>
-          <w:snapToGrid w:val="0"/>
-        </w:rPr>
-        <w:t>Applications</w:t>
-      </w:r>
-      <w:r>
-        <w:rPr>
-          <w:rFonts w:asciiTheme="minorHAnsi" w:hAnsiTheme="minorHAnsi"/>
-          <w:b/>
-          <w:snapToGrid w:val="0"/>
-        </w:rPr>
-        <w:t>/</w:t>
-      </w:r>
-      <w:r>
-        <w:rPr>
-          <w:rFonts w:asciiTheme="minorHAnsi" w:hAnsiTheme="minorHAnsi"/>
-          <w:b/>
-          <w:snapToGrid w:val="0"/>
-        </w:rPr>
-        <w:t>Tools</w:t>
-      </w:r>
-      <w:r>
-        <w:rPr>
-          <w:rFonts w:asciiTheme="minorHAnsi" w:hAnsiTheme="minorHAnsi"/>
-          <w:b/>
-          <w:snapToGrid w:val="0"/>
-        </w:rPr>
-        <w:t>:</w:t>
-      </w:r>
-      <w:r>
-        <w:rPr>
-          <w:rFonts w:asciiTheme="minorHAnsi" w:hAnsiTheme="minorHAnsi"/>
-          <w:snapToGrid w:val="0"/>
-        </w:rPr>
-        <w:t xml:space="preserve"> </w:t>
-      </w:r>
-      <w:r>
-        <w:rPr>
-          <w:rFonts w:asciiTheme="minorHAnsi" w:hAnsiTheme="minorHAnsi"/>
-          <w:snapToGrid w:val="0"/>
-        </w:rPr>
-        <w:t xml:space="preserve">Most administrative tools </w:t>
-      </w:r>
-      <w:r>
-        <w:rPr>
-          <w:rFonts w:asciiTheme="minorHAnsi" w:hAnsiTheme="minorHAnsi"/>
-          <w:snapToGrid w:val="0"/>
-        </w:rPr>
-        <w:t>for Linux</w:t>
-      </w:r>
-      <w:r>
-        <w:rPr>
-          <w:rFonts w:asciiTheme="minorHAnsi" w:hAnsiTheme="minorHAnsi"/>
-          <w:snapToGrid w:val="0"/>
-        </w:rPr>
-        <w:t xml:space="preserve"> </w:t>
-      </w:r>
-      <w:r>
-        <w:rPr>
-          <w:rFonts w:asciiTheme="minorHAnsi" w:hAnsiTheme="minorHAnsi"/>
-          <w:snapToGrid w:val="0"/>
-        </w:rPr>
-        <w:t>and</w:t>
-      </w:r>
-      <w:r>
-        <w:rPr>
-          <w:rFonts w:asciiTheme="minorHAnsi" w:hAnsiTheme="minorHAnsi"/>
-          <w:snapToGrid w:val="0"/>
-        </w:rPr>
-        <w:t xml:space="preserve"> Windows</w:t>
-      </w:r>
-      <w:r>
-        <w:rPr>
-          <w:rFonts w:asciiTheme="minorHAnsi" w:hAnsiTheme="minorHAnsi"/>
-          <w:snapToGrid w:val="0"/>
-        </w:rPr>
-        <w:t xml:space="preserve">. </w:t>
-      </w:r>
-      <w:r>
-        <w:rPr>
-          <w:rFonts w:asciiTheme="minorHAnsi" w:hAnsiTheme="minorHAnsi"/>
-          <w:snapToGrid w:val="0"/>
-        </w:rPr>
-        <w:t xml:space="preserve"> </w:t>
-      </w:r>
-      <w:r>
-        <w:rPr>
-          <w:rFonts w:asciiTheme="minorHAnsi" w:hAnsiTheme="minorHAnsi"/>
-          <w:snapToGrid w:val="0"/>
-        </w:rPr>
-        <w:t>O</w:t>
-      </w:r>
-      <w:r>
-        <w:rPr>
-          <w:rFonts w:asciiTheme="minorHAnsi" w:hAnsiTheme="minorHAnsi"/>
-          <w:snapToGrid w:val="0"/>
-        </w:rPr>
-        <w:t>ffice</w:t>
-      </w:r>
-      <w:r>
-        <w:rPr>
-          <w:rFonts w:asciiTheme="minorHAnsi" w:hAnsiTheme="minorHAnsi"/>
-          <w:snapToGrid w:val="0"/>
-        </w:rPr>
-        <w:t>365</w:t>
-      </w:r>
-      <w:r>
-        <w:rPr>
-          <w:rFonts w:asciiTheme="minorHAnsi" w:hAnsiTheme="minorHAnsi"/>
-          <w:snapToGrid w:val="0"/>
-        </w:rPr>
-        <w:t>,</w:t>
-      </w:r>
-      <w:r>
-        <w:rPr>
-          <w:rFonts w:asciiTheme="minorHAnsi" w:hAnsiTheme="minorHAnsi"/>
-          <w:snapToGrid w:val="0"/>
-        </w:rPr>
-        <w:t xml:space="preserve"> </w:t>
-      </w:r>
-      <w:r>
-        <w:rPr>
-          <w:rFonts w:asciiTheme="minorHAnsi" w:hAnsiTheme="minorHAnsi"/>
-          <w:snapToGrid w:val="0"/>
-        </w:rPr>
-        <w:t>MS-P</w:t>
-      </w:r>
-      <w:r>
-        <w:rPr>
-          <w:rFonts w:asciiTheme="minorHAnsi" w:hAnsiTheme="minorHAnsi"/>
-          <w:snapToGrid w:val="0"/>
-        </w:rPr>
-        <w:t xml:space="preserve">roject, </w:t>
-      </w:r>
-      <w:r>
-        <w:rPr>
-          <w:rFonts w:asciiTheme="minorHAnsi" w:hAnsiTheme="minorHAnsi"/>
-          <w:snapToGrid w:val="0"/>
-        </w:rPr>
-        <w:t>J</w:t>
-      </w:r>
-      <w:r>
-        <w:rPr>
-          <w:rFonts w:asciiTheme="minorHAnsi" w:hAnsiTheme="minorHAnsi"/>
-          <w:snapToGrid w:val="0"/>
-        </w:rPr>
-        <w:t>enkins,</w:t>
-      </w:r>
-      <w:r>
-        <w:rPr>
-          <w:rFonts w:asciiTheme="minorHAnsi" w:hAnsiTheme="minorHAnsi"/>
-          <w:snapToGrid w:val="0"/>
-        </w:rPr>
-        <w:t xml:space="preserve"> J</w:t>
-      </w:r>
-      <w:r>
-        <w:rPr>
-          <w:rFonts w:asciiTheme="minorHAnsi" w:hAnsiTheme="minorHAnsi"/>
-          <w:snapToGrid w:val="0"/>
-        </w:rPr>
-        <w:t>ira</w:t>
-      </w:r>
-      <w:r>
-        <w:rPr>
-          <w:rFonts w:asciiTheme="minorHAnsi" w:hAnsiTheme="minorHAnsi"/>
-          <w:snapToGrid w:val="0"/>
-        </w:rPr>
-        <w:t xml:space="preserve">, </w:t>
-      </w:r>
-      <w:r>
-        <w:rPr>
-          <w:rFonts w:asciiTheme="minorHAnsi" w:hAnsiTheme="minorHAnsi"/>
-          <w:snapToGrid w:val="0"/>
-        </w:rPr>
-        <w:t>Confluence,</w:t>
-      </w:r>
-      <w:r>
-        <w:rPr>
-          <w:rFonts w:asciiTheme="minorHAnsi" w:hAnsiTheme="minorHAnsi"/>
-          <w:snapToGrid w:val="0"/>
-        </w:rPr>
-        <w:t xml:space="preserve"> BitBucket,</w:t>
-      </w:r>
-      <w:r>
-        <w:rPr>
-          <w:rFonts w:asciiTheme="minorHAnsi" w:hAnsiTheme="minorHAnsi"/>
-          <w:snapToGrid w:val="0"/>
-        </w:rPr>
-        <w:t xml:space="preserve"> Enterprise</w:t>
-      </w:r>
-      <w:r>
-        <w:rPr>
-          <w:rFonts w:asciiTheme="minorHAnsi" w:hAnsiTheme="minorHAnsi"/>
-          <w:snapToGrid w:val="0"/>
-        </w:rPr>
-        <w:t xml:space="preserve"> Architect</w:t>
-      </w:r>
-      <w:r>
-        <w:rPr>
-          <w:rFonts w:asciiTheme="minorHAnsi" w:hAnsiTheme="minorHAnsi"/>
-          <w:snapToGrid w:val="0"/>
-        </w:rPr>
-        <w:t>,</w:t>
-      </w:r>
-      <w:r>
-        <w:rPr>
-          <w:rFonts w:asciiTheme="minorHAnsi" w:hAnsiTheme="minorHAnsi"/>
-          <w:snapToGrid w:val="0"/>
-        </w:rPr>
-        <w:t xml:space="preserve"> </w:t>
-      </w:r>
-      <w:proofErr w:type="spellStart"/>
-      <w:r>
-        <w:rPr>
-          <w:rFonts w:asciiTheme="minorHAnsi" w:hAnsiTheme="minorHAnsi"/>
-          <w:snapToGrid w:val="0"/>
-        </w:rPr>
-        <w:t>protobuf</w:t>
-      </w:r>
-      <w:proofErr w:type="spellEnd"/>
-      <w:r>
-        <w:rPr>
-          <w:rFonts w:asciiTheme="minorHAnsi" w:hAnsiTheme="minorHAnsi"/>
-          <w:snapToGrid w:val="0"/>
-        </w:rPr>
-        <w:t>, XML, XSD</w:t>
-      </w:r>
-      <w:r>
-        <w:rPr>
-          <w:rFonts w:asciiTheme="minorHAnsi" w:hAnsiTheme="minorHAnsi"/>
-          <w:snapToGrid w:val="0"/>
-        </w:rPr>
-        <w:t>, Docker</w:t>
-      </w:r>
-      <w:r>
-        <w:rPr>
-          <w:rFonts w:asciiTheme="minorHAnsi" w:hAnsiTheme="minorHAnsi"/>
-          <w:snapToGrid w:val="0"/>
-        </w:rPr>
-        <w:t xml:space="preserve"> </w:t>
-      </w:r>
-    </w:p>
-    <w:p>
-      <w:pPr>
-        <w:pStyle w:val="Punktliste1"/>
-        <w:rPr>
-          <w:rFonts w:asciiTheme="minorHAnsi" w:hAnsiTheme="minorHAnsi"/>
-          <w:i/>
-          <w:snapToGrid w:val="0"/>
-          <w:lang w:val="en-GB"/>
-        </w:rPr>
-      </w:pPr>
-      <w:r>
-        <w:rPr>
-          <w:rFonts w:asciiTheme="minorHAnsi" w:hAnsiTheme="minorHAnsi"/>
-          <w:b/>
-          <w:bCs/>
-          <w:iCs/>
-          <w:snapToGrid w:val="0"/>
-          <w:lang w:val="en-GB"/>
-        </w:rPr>
-        <w:t>Proto</w:t>
-      </w:r>
-      <w:r>
-        <w:rPr>
-          <w:rFonts w:asciiTheme="minorHAnsi" w:hAnsiTheme="minorHAnsi"/>
-          <w:b/>
-          <w:bCs/>
-          <w:iCs/>
-          <w:snapToGrid w:val="0"/>
-          <w:lang w:val="en-GB"/>
-        </w:rPr>
-        <w:t>cols</w:t>
-      </w:r>
-      <w:r>
-        <w:rPr>
-          <w:rFonts w:asciiTheme="minorHAnsi" w:hAnsiTheme="minorHAnsi"/>
-          <w:iCs/>
-          <w:snapToGrid w:val="0"/>
-          <w:lang w:val="en-GB"/>
-        </w:rPr>
-        <w:t>: Canbus, ISTOTP-CAN, UART, TCP/IP, UDP</w:t>
-      </w:r>
-    </w:p>
-    <w:p>
-      <w:pPr>
-        <w:pStyle w:val="Punktliste1"/>
-        <w:rPr>
-          <w:rFonts w:asciiTheme="minorHAnsi" w:hAnsiTheme="minorHAnsi"/>
-          <w:i/>
-          <w:snapToGrid w:val="0"/>
-          <w:lang w:val="en-GB"/>
-        </w:rPr>
-      </w:pPr>
-      <w:r>
-        <w:rPr>
-          <w:rFonts w:asciiTheme="minorHAnsi" w:hAnsiTheme="minorHAnsi"/>
-          <w:b/>
-          <w:snapToGrid w:val="0"/>
-          <w:lang w:val="en-GB"/>
-        </w:rPr>
-        <w:t xml:space="preserve">Web: </w:t>
-      </w:r>
-      <w:proofErr w:type="spellStart"/>
-      <w:r>
-        <w:rPr>
-          <w:rFonts w:asciiTheme="minorHAnsi" w:hAnsiTheme="minorHAnsi"/>
-          <w:snapToGrid w:val="0"/>
-          <w:lang w:val="en-GB"/>
-        </w:rPr>
-        <w:t>Wordpress</w:t>
-      </w:r>
-      <w:proofErr w:type="spellEnd"/>
-      <w:r>
-        <w:rPr>
-          <w:rFonts w:asciiTheme="minorHAnsi" w:hAnsiTheme="minorHAnsi"/>
-          <w:b/>
-          <w:snapToGrid w:val="0"/>
-          <w:lang w:val="en-GB"/>
-        </w:rPr>
-        <w:t xml:space="preserve">, </w:t>
-      </w:r>
-      <w:r>
-        <w:rPr>
-          <w:rFonts w:asciiTheme="minorHAnsi" w:hAnsiTheme="minorHAnsi"/>
-          <w:snapToGrid w:val="0"/>
-          <w:lang w:val="en-GB"/>
-        </w:rPr>
-        <w:t>HTML, CSS, PHP, Apache</w:t>
-      </w:r>
-      <w:r>
-        <w:rPr>
-          <w:rFonts w:asciiTheme="minorHAnsi" w:hAnsiTheme="minorHAnsi"/>
-          <w:snapToGrid w:val="0"/>
-          <w:lang w:val="en-GB"/>
-        </w:rPr>
-        <w:t>, JavaSc</w:t>
-      </w:r>
-      <w:r>
-        <w:rPr>
-          <w:rFonts w:asciiTheme="minorHAnsi" w:hAnsiTheme="minorHAnsi"/>
-          <w:snapToGrid w:val="0"/>
-          <w:lang w:val="en-GB"/>
-        </w:rPr>
-        <w:t>ript.</w:t>
-      </w:r>
-    </w:p>
-    <w:p>
-      <w:pPr>
-        <w:pStyle w:val="Punktliste1"/>
-        <w:rPr>
-          <w:rFonts w:asciiTheme="minorHAnsi" w:hAnsiTheme="minorHAnsi"/>
-          <w:i/>
-          <w:snapToGrid w:val="0"/>
-          <w:lang w:val="en-GB"/>
-        </w:rPr>
-      </w:pPr>
-      <w:r>
-        <w:rPr>
-          <w:rFonts w:asciiTheme="minorHAnsi" w:hAnsiTheme="minorHAnsi"/>
-          <w:b/>
-          <w:snapToGrid w:val="0"/>
-          <w:lang w:val="en-GB"/>
-        </w:rPr>
-        <w:t>Database:</w:t>
-      </w:r>
-      <w:r>
-        <w:rPr>
-          <w:rFonts w:asciiTheme="minorHAnsi" w:hAnsiTheme="minorHAnsi"/>
-          <w:snapToGrid w:val="0"/>
-          <w:lang w:val="en-GB"/>
-        </w:rPr>
-        <w:t xml:space="preserve"> </w:t>
-      </w:r>
-      <w:r>
-        <w:rPr>
-          <w:rFonts w:asciiTheme="minorHAnsi" w:hAnsiTheme="minorHAnsi"/>
-          <w:snapToGrid w:val="0"/>
-          <w:lang w:val="en-GB"/>
-        </w:rPr>
-        <w:t>MySQL (</w:t>
-      </w:r>
-      <w:r>
-        <w:rPr>
-          <w:rFonts w:asciiTheme="minorHAnsi" w:hAnsiTheme="minorHAnsi"/>
-          <w:snapToGrid w:val="0"/>
-          <w:lang w:val="en-GB"/>
-        </w:rPr>
-        <w:t xml:space="preserve">MariaDB), </w:t>
-      </w:r>
-      <w:r>
-        <w:rPr>
-          <w:rFonts w:asciiTheme="minorHAnsi" w:hAnsiTheme="minorHAnsi"/>
-          <w:snapToGrid w:val="0"/>
-          <w:lang w:val="en-GB"/>
-        </w:rPr>
-        <w:t>PostgreSQL</w:t>
-      </w:r>
-    </w:p>
-    <w:p>
-      <w:pPr>
-        <w:pStyle w:val="Punktliste1"/>
-        <w:rPr>
-          <w:rStyle w:val="Job"/>
-          <w:rFonts w:asciiTheme="minorHAnsi" w:hAnsiTheme="minorHAnsi"/>
-        </w:rPr>
-      </w:pPr>
-      <w:r>
-        <w:rPr>
-          <w:rStyle w:val="Job"/>
-          <w:rFonts w:asciiTheme="minorHAnsi" w:hAnsiTheme="minorHAnsi"/>
-          <w:b/>
-        </w:rPr>
-        <w:t>Development tools</w:t>
-      </w:r>
-      <w:r>
-        <w:rPr>
-          <w:rStyle w:val="Job"/>
-          <w:rFonts w:asciiTheme="minorHAnsi" w:hAnsiTheme="minorHAnsi"/>
-          <w:b/>
-        </w:rPr>
-        <w:t xml:space="preserve">: </w:t>
-      </w:r>
-      <w:r>
-        <w:rPr>
-          <w:rStyle w:val="Job"/>
-          <w:rFonts w:asciiTheme="minorHAnsi" w:hAnsiTheme="minorHAnsi"/>
-        </w:rPr>
-        <w:t>Visual Studio</w:t>
-      </w:r>
-      <w:r>
-        <w:rPr>
-          <w:rStyle w:val="Job"/>
-          <w:rFonts w:asciiTheme="minorHAnsi" w:hAnsiTheme="minorHAnsi"/>
-        </w:rPr>
-        <w:t xml:space="preserve"> (+ </w:t>
-      </w:r>
-      <w:r>
-        <w:rPr>
-          <w:rStyle w:val="Job"/>
-          <w:rFonts w:asciiTheme="minorHAnsi" w:hAnsiTheme="minorHAnsi"/>
-          <w:b/>
-        </w:rPr>
-        <w:t>C</w:t>
-      </w:r>
-      <w:r>
-        <w:rPr>
-          <w:rStyle w:val="Job"/>
-          <w:rFonts w:asciiTheme="minorHAnsi" w:hAnsiTheme="minorHAnsi"/>
-        </w:rPr>
-        <w:t>ode for Linux)</w:t>
-      </w:r>
-      <w:r>
-        <w:rPr>
-          <w:rStyle w:val="Job"/>
-          <w:rFonts w:asciiTheme="minorHAnsi" w:hAnsiTheme="minorHAnsi"/>
-        </w:rPr>
-        <w:t xml:space="preserve">, </w:t>
-      </w:r>
-      <w:r>
-        <w:rPr>
-          <w:rStyle w:val="Job"/>
-          <w:rFonts w:asciiTheme="minorHAnsi" w:hAnsiTheme="minorHAnsi"/>
-        </w:rPr>
-        <w:t>SVN</w:t>
-      </w:r>
-      <w:r>
-        <w:rPr>
-          <w:rStyle w:val="Job"/>
-          <w:rFonts w:asciiTheme="minorHAnsi" w:hAnsiTheme="minorHAnsi"/>
-        </w:rPr>
-        <w:t>, G</w:t>
-      </w:r>
-      <w:r>
-        <w:rPr>
-          <w:rStyle w:val="Job"/>
-          <w:rFonts w:asciiTheme="minorHAnsi" w:hAnsiTheme="minorHAnsi"/>
-        </w:rPr>
-        <w:t>IT</w:t>
-      </w:r>
-      <w:r>
-        <w:rPr>
-          <w:rStyle w:val="Job"/>
-          <w:rFonts w:asciiTheme="minorHAnsi" w:hAnsiTheme="minorHAnsi"/>
-        </w:rPr>
-        <w:t>, GNU</w:t>
-      </w:r>
-      <w:r>
-        <w:rPr>
-          <w:rStyle w:val="Job"/>
-          <w:rFonts w:asciiTheme="minorHAnsi" w:hAnsiTheme="minorHAnsi"/>
-        </w:rPr>
-        <w:t xml:space="preserve"> </w:t>
-      </w:r>
-      <w:r>
-        <w:rPr>
-          <w:rStyle w:val="Job"/>
-          <w:rFonts w:asciiTheme="minorHAnsi" w:hAnsiTheme="minorHAnsi"/>
-        </w:rPr>
-        <w:t>make</w:t>
-      </w:r>
-      <w:r>
-        <w:rPr>
-          <w:rStyle w:val="Job"/>
-          <w:rFonts w:asciiTheme="minorHAnsi" w:hAnsiTheme="minorHAnsi"/>
-        </w:rPr>
-        <w:t>,</w:t>
-      </w:r>
-      <w:r>
-        <w:rPr>
-          <w:rStyle w:val="Job"/>
-          <w:rFonts w:asciiTheme="minorHAnsi" w:hAnsiTheme="minorHAnsi"/>
-        </w:rPr>
-        <w:t xml:space="preserve"> </w:t>
-      </w:r>
-      <w:proofErr w:type="spellStart"/>
-      <w:r>
-        <w:rPr>
-          <w:rStyle w:val="Job"/>
-          <w:rFonts w:asciiTheme="minorHAnsi" w:hAnsiTheme="minorHAnsi"/>
-        </w:rPr>
-        <w:t>STMCubeIDE</w:t>
-      </w:r>
-      <w:proofErr w:type="spellEnd"/>
-      <w:r>
-        <w:rPr>
-          <w:rStyle w:val="Job"/>
-          <w:rFonts w:asciiTheme="minorHAnsi" w:hAnsiTheme="minorHAnsi"/>
-        </w:rPr>
-        <w:t xml:space="preserve">, </w:t>
-      </w:r>
-      <w:r>
-        <w:rPr>
-          <w:rStyle w:val="Job"/>
-          <w:rFonts w:asciiTheme="minorHAnsi" w:hAnsiTheme="minorHAnsi"/>
-        </w:rPr>
-        <w:t>Emacs</w:t>
-      </w:r>
-      <w:r>
-        <w:rPr>
-          <w:rStyle w:val="Job"/>
-          <w:rFonts w:asciiTheme="minorHAnsi" w:hAnsiTheme="minorHAnsi"/>
-        </w:rPr>
-        <w:t xml:space="preserve">, </w:t>
-      </w:r>
-      <w:r>
-        <w:rPr>
-          <w:rStyle w:val="Job"/>
-          <w:rFonts w:asciiTheme="minorHAnsi" w:hAnsiTheme="minorHAnsi"/>
-        </w:rPr>
-        <w:t xml:space="preserve">IAR embedded </w:t>
-      </w:r>
-      <w:r>
-        <w:rPr>
-          <w:rStyle w:val="Job"/>
-          <w:rFonts w:asciiTheme="minorHAnsi" w:hAnsiTheme="minorHAnsi"/>
-        </w:rPr>
-        <w:t>workbench.</w:t>
-      </w:r>
-    </w:p>
-    <w:p>
-      <w:pPr>
-        <w:pStyle w:val="Punktliste1"/>
-        <w:numPr>
-          <w:ilvl w:val="0"/>
-          <w:numId w:val="0"/>
-        </w:numPr>
-        <w:ind w:left="567"/>
-        <w:rPr>
-          <w:rStyle w:val="Job"/>
-          <w:rFonts w:asciiTheme="minorHAnsi" w:hAnsiTheme="minorHAnsi"/>
-        </w:rPr>
-      </w:pPr>
-    </w:p>
-    <w:p>
-      <w:pPr>
-        <w:pStyle w:val="Punktliste1"/>
-        <w:numPr>
-          <w:ilvl w:val="0"/>
-          <w:numId w:val="0"/>
-        </w:numPr>
-        <w:rPr>
-          <w:rFonts w:asciiTheme="minorHAnsi" w:hAnsiTheme="minorHAnsi"/>
-          <w:sz w:val="24"/>
-          <w:szCs w:val="24"/>
-        </w:rPr>
-      </w:pPr>
-      <w:r>
-        <w:rPr>
-          <w:rStyle w:val="Job"/>
-          <w:rFonts w:asciiTheme="minorHAnsi" w:hAnsiTheme="minorHAnsi"/>
-          <w:b/>
-          <w:sz w:val="24"/>
-          <w:szCs w:val="24"/>
-        </w:rPr>
-        <w:t>Language</w:t>
-      </w:r>
-    </w:p>
-    <w:p>
-      <w:pPr>
-        <w:pStyle w:val="Punktliste1"/>
-        <w:ind w:left="964"/>
-        <w:rPr>
-          <w:rFonts w:asciiTheme="minorHAnsi" w:hAnsiTheme="minorHAnsi"/>
-        </w:rPr>
-      </w:pPr>
-      <w:r>
-        <w:rPr>
-          <w:rFonts w:asciiTheme="minorHAnsi" w:hAnsiTheme="minorHAnsi"/>
-        </w:rPr>
-        <w:t>Norwegian</w:t>
-      </w:r>
-      <w:r>
-        <w:rPr>
-          <w:rFonts w:asciiTheme="minorHAnsi" w:hAnsiTheme="minorHAnsi"/>
-        </w:rPr>
-        <w:t>: Mo</w:t>
-      </w:r>
-      <w:r>
-        <w:rPr>
-          <w:rFonts w:asciiTheme="minorHAnsi" w:hAnsiTheme="minorHAnsi"/>
-        </w:rPr>
-        <w:t>ther tongue</w:t>
-      </w:r>
-    </w:p>
-    <w:p>
-      <w:pPr>
-        <w:pStyle w:val="Punktliste1"/>
-        <w:ind w:left="964"/>
-        <w:rPr>
-          <w:rFonts w:asciiTheme="minorHAnsi" w:hAnsiTheme="minorHAnsi"/>
-        </w:rPr>
-      </w:pPr>
-      <w:r>
-        <w:rPr>
-          <w:rFonts w:asciiTheme="minorHAnsi" w:hAnsiTheme="minorHAnsi"/>
-        </w:rPr>
-        <w:t>En</w:t>
-      </w:r>
-      <w:r>
-        <w:rPr>
-          <w:rFonts w:asciiTheme="minorHAnsi" w:hAnsiTheme="minorHAnsi"/>
-        </w:rPr>
-        <w:t>glish</w:t>
-      </w:r>
-      <w:r>
-        <w:rPr>
-          <w:rFonts w:asciiTheme="minorHAnsi" w:hAnsiTheme="minorHAnsi"/>
-        </w:rPr>
-        <w:t xml:space="preserve">: </w:t>
-      </w:r>
-      <w:r>
-        <w:rPr>
-          <w:rFonts w:asciiTheme="minorHAnsi" w:hAnsiTheme="minorHAnsi"/>
-        </w:rPr>
-        <w:t>Fluent in writing and orally</w:t>
-      </w:r>
-    </w:p>
-    <w:p>
-      <w:pPr>
-        <w:pStyle w:val="Punktliste1"/>
-        <w:ind w:left="964"/>
-        <w:rPr>
-          <w:rFonts w:asciiTheme="minorHAnsi" w:hAnsiTheme="minorHAnsi"/>
-        </w:rPr>
-      </w:pPr>
-      <w:r>
-        <w:rPr>
-          <w:rFonts w:asciiTheme="minorHAnsi" w:hAnsiTheme="minorHAnsi"/>
-        </w:rPr>
-        <w:lastRenderedPageBreak/>
-        <w:t>Portuguese: Fluent oral</w:t>
-      </w:r>
-    </w:p>
-    <w:p>
-      <w:pPr>
-        <w:pStyle w:val="Punktliste1"/>
-        <w:numPr>
-          <w:ilvl w:val="0"/>
-          <w:numId w:val="0"/>
-        </w:numPr>
-        <w:ind w:left="567" w:hanging="397"/>
-        <w:rPr>
-          <w:rFonts w:asciiTheme="minorHAnsi" w:hAnsiTheme="minorHAnsi"/>
-        </w:rPr>
-      </w:pPr>
-    </w:p>
-    <w:p>
-      <w:pPr>
-        <w:pStyle w:val="CompanyProjects"/>
-        <w:widowControl w:val="0"/>
-        <w:tabs>
-          <w:tab w:val="clear" w:pos="360"/>
-        </w:tabs>
-        <w:ind w:left="1418" w:hanging="1418"/>
-        <w:rPr>
-          <w:rFonts w:asciiTheme="minorHAnsi" w:hAnsiTheme="minorHAnsi" w:cstheme="minorHAnsi"/>
-          <w:b w:val="0"/>
-          <w:bCs/>
-          <w:i/>
-        </w:rPr>
-      </w:pPr>
-      <w:r>
-        <w:rPr>
-          <w:rFonts w:asciiTheme="minorHAnsi" w:hAnsiTheme="minorHAnsi" w:cstheme="minorHAnsi"/>
-          <w:bCs/>
-        </w:rPr>
-        <w:t>Military Service</w:t>
-      </w:r>
-    </w:p>
-    <w:p>
-      <w:pPr>
-        <w:pStyle w:val="CompanyProjects"/>
-        <w:widowControl w:val="0"/>
-        <w:tabs>
-          <w:tab w:val="clear" w:pos="360"/>
-        </w:tabs>
-        <w:ind w:left="1418" w:hanging="1418"/>
-        <w:rPr>
-          <w:rFonts w:asciiTheme="minorHAnsi" w:hAnsiTheme="minorHAnsi" w:cstheme="minorHAnsi"/>
-          <w:bCs/>
-          <w:lang w:val="nb-NO"/>
-        </w:rPr>
-      </w:pPr>
-      <w:r>
-        <w:rPr>
-          <w:rFonts w:asciiTheme="minorHAnsi" w:hAnsiTheme="minorHAnsi" w:cstheme="minorHAnsi"/>
-          <w:b w:val="0"/>
-          <w:bCs/>
-          <w:lang w:val="nb-NO"/>
-        </w:rPr>
-        <w:t>1992-1993</w:t>
-      </w:r>
-      <w:r>
-        <w:rPr>
-          <w:rFonts w:asciiTheme="minorHAnsi" w:hAnsiTheme="minorHAnsi" w:cstheme="minorHAnsi"/>
-          <w:b w:val="0"/>
-          <w:bCs/>
-          <w:lang w:val="nb-NO"/>
-        </w:rPr>
-        <w:tab/>
-      </w:r>
-      <w:r>
-        <w:rPr>
-          <w:rFonts w:asciiTheme="minorHAnsi" w:hAnsiTheme="minorHAnsi" w:cstheme="minorHAnsi"/>
-          <w:bCs/>
-          <w:lang w:val="nb-NO"/>
-        </w:rPr>
-        <w:t>Hans Majestet Kongens Garde (HMKG)</w:t>
-      </w:r>
-    </w:p>
-    <w:p>
-      <w:pPr>
-        <w:pStyle w:val="CompanyProjects"/>
-        <w:widowControl w:val="0"/>
-        <w:tabs>
-          <w:tab w:val="clear" w:pos="360"/>
-        </w:tabs>
-        <w:ind w:left="1418" w:hanging="1418"/>
-        <w:rPr>
-          <w:rFonts w:asciiTheme="minorHAnsi" w:hAnsiTheme="minorHAnsi" w:cstheme="minorHAnsi"/>
-          <w:b w:val="0"/>
-          <w:bCs/>
-        </w:rPr>
-      </w:pPr>
-      <w:r>
-        <w:rPr>
-          <w:rFonts w:asciiTheme="minorHAnsi" w:hAnsiTheme="minorHAnsi" w:cstheme="minorHAnsi"/>
-          <w:b w:val="0"/>
-          <w:bCs/>
-        </w:rPr>
-        <w:t>Reconnaissance hunter and sniper</w:t>
-      </w:r>
-      <w:r>
-        <w:rPr>
-          <w:rFonts w:asciiTheme="minorHAnsi" w:hAnsiTheme="minorHAnsi" w:cstheme="minorHAnsi"/>
-          <w:b w:val="0"/>
-          <w:bCs/>
-        </w:rPr>
-        <w:br/>
-      </w:r>
-    </w:p>
-    <w:p>
-      <w:pPr>
-        <w:pStyle w:val="Punktliste1"/>
-        <w:numPr>
-          <w:ilvl w:val="0"/>
-          <w:numId w:val="0"/>
-        </w:numPr>
-        <w:rPr>
-          <w:rFonts w:asciiTheme="minorHAnsi" w:hAnsiTheme="minorHAnsi"/>
-          <w:b/>
-          <w:sz w:val="24"/>
-          <w:szCs w:val="24"/>
-        </w:rPr>
-      </w:pPr>
-      <w:r>
-        <w:rPr>
-          <w:rFonts w:asciiTheme="minorHAnsi" w:hAnsiTheme="minorHAnsi"/>
-          <w:b/>
-          <w:sz w:val="24"/>
-          <w:szCs w:val="24"/>
-        </w:rPr>
-        <w:t>Sports</w:t>
-      </w:r>
-      <w:r>
-        <w:rPr>
-          <w:rFonts w:asciiTheme="minorHAnsi" w:hAnsiTheme="minorHAnsi"/>
-          <w:b/>
-          <w:sz w:val="24"/>
-          <w:szCs w:val="24"/>
-        </w:rPr>
-        <w:t xml:space="preserve">  </w:t>
-      </w:r>
-    </w:p>
-    <w:p>
-      <w:pPr>
-        <w:pStyle w:val="Punktliste1"/>
-        <w:numPr>
-          <w:ilvl w:val="0"/>
-          <w:numId w:val="0"/>
-        </w:numPr>
-        <w:rPr>
-          <w:rFonts w:asciiTheme="minorHAnsi" w:hAnsiTheme="minorHAnsi"/>
-          <w:sz w:val="24"/>
-          <w:szCs w:val="24"/>
-        </w:rPr>
-      </w:pPr>
-      <w:r>
-        <w:rPr>
-          <w:rFonts w:asciiTheme="minorHAnsi" w:hAnsiTheme="minorHAnsi"/>
-          <w:szCs w:val="22"/>
-        </w:rPr>
-        <w:t xml:space="preserve">I am an active person who engages in many different activities. I have previously run speed skating at an international level and have, among other things, had Norwegian </w:t>
-      </w:r>
-      <w:r>
-        <w:rPr>
-          <w:rFonts w:asciiTheme="minorHAnsi" w:hAnsiTheme="minorHAnsi"/>
-          <w:szCs w:val="22"/>
-        </w:rPr>
-        <w:t xml:space="preserve">national </w:t>
-      </w:r>
-      <w:r>
-        <w:rPr>
-          <w:rFonts w:asciiTheme="minorHAnsi" w:hAnsiTheme="minorHAnsi"/>
-          <w:szCs w:val="22"/>
-        </w:rPr>
-        <w:t xml:space="preserve">record </w:t>
-      </w:r>
-      <w:r>
-        <w:rPr>
-          <w:rFonts w:asciiTheme="minorHAnsi" w:hAnsiTheme="minorHAnsi"/>
-          <w:szCs w:val="22"/>
-        </w:rPr>
-        <w:t>on</w:t>
-      </w:r>
-      <w:r>
-        <w:rPr>
-          <w:rFonts w:asciiTheme="minorHAnsi" w:hAnsiTheme="minorHAnsi"/>
-          <w:szCs w:val="22"/>
-        </w:rPr>
-        <w:t xml:space="preserve"> 3</w:t>
-      </w:r>
-      <w:r>
-        <w:rPr>
-          <w:rFonts w:asciiTheme="minorHAnsi" w:hAnsiTheme="minorHAnsi"/>
-          <w:szCs w:val="22"/>
-        </w:rPr>
-        <w:t xml:space="preserve">KM </w:t>
-      </w:r>
-      <w:r>
-        <w:rPr>
-          <w:rFonts w:asciiTheme="minorHAnsi" w:hAnsiTheme="minorHAnsi"/>
-          <w:szCs w:val="22"/>
-        </w:rPr>
-        <w:t>for men senior.</w:t>
-      </w:r>
-    </w:p>
-    <w:p>
-      <w:pPr>
-        <w:pStyle w:val="Punktliste1"/>
-        <w:numPr>
-          <w:ilvl w:val="0"/>
-          <w:numId w:val="0"/>
-        </w:numPr>
-        <w:rPr>
-          <w:rFonts w:asciiTheme="minorHAnsi" w:hAnsiTheme="minorHAnsi"/>
-          <w:szCs w:val="22"/>
-        </w:rPr>
-      </w:pPr>
-    </w:p>
-    <w:p>
-      <w:pPr>
-        <w:pStyle w:val="Punktliste1"/>
-        <w:numPr>
-          <w:ilvl w:val="0"/>
-          <w:numId w:val="0"/>
-        </w:numPr>
-        <w:rPr>
-          <w:rFonts w:asciiTheme="minorHAnsi" w:hAnsiTheme="minorHAnsi"/>
-          <w:szCs w:val="22"/>
-        </w:rPr>
-      </w:pPr>
-      <w:r>
-        <w:rPr>
-          <w:rFonts w:asciiTheme="minorHAnsi" w:hAnsiTheme="minorHAnsi"/>
-          <w:b/>
-          <w:sz w:val="24"/>
-          <w:szCs w:val="24"/>
-        </w:rPr>
-        <w:t>Mus</w:t>
-      </w:r>
-      <w:r>
-        <w:rPr>
-          <w:rFonts w:asciiTheme="minorHAnsi" w:hAnsiTheme="minorHAnsi"/>
-          <w:b/>
-          <w:sz w:val="24"/>
-          <w:szCs w:val="24"/>
-        </w:rPr>
-        <w:t>ic</w:t>
-      </w:r>
-      <w:r>
-        <w:rPr>
-          <w:rFonts w:asciiTheme="minorHAnsi" w:hAnsiTheme="minorHAnsi"/>
-          <w:szCs w:val="22"/>
-        </w:rPr>
-        <w:t xml:space="preserve">  </w:t>
-      </w:r>
-    </w:p>
-    <w:p>
-      <w:pPr>
-        <w:pStyle w:val="Punktliste1"/>
-        <w:numPr>
-          <w:ilvl w:val="0"/>
-          <w:numId w:val="0"/>
-        </w:numPr>
-        <w:rPr>
-          <w:rFonts w:asciiTheme="minorHAnsi" w:hAnsiTheme="minorHAnsi"/>
-          <w:szCs w:val="22"/>
-        </w:rPr>
-      </w:pPr>
-      <w:r>
-        <w:rPr>
-          <w:rFonts w:asciiTheme="minorHAnsi" w:hAnsiTheme="minorHAnsi"/>
-          <w:szCs w:val="22"/>
-        </w:rPr>
-        <w:t>I play piano and am passionate about classical music.</w:t>
-      </w:r>
-      <w:r>
-        <w:rPr>
-          <w:rFonts w:asciiTheme="minorHAnsi" w:hAnsiTheme="minorHAnsi"/>
-          <w:szCs w:val="22"/>
-        </w:rPr>
-        <w:t xml:space="preserve"> My favorite composer is F</w:t>
-      </w:r>
-      <w:r>
-        <w:rPr>
-          <w:rFonts w:asciiTheme="minorHAnsi" w:hAnsiTheme="minorHAnsi"/>
-          <w:szCs w:val="22"/>
-        </w:rPr>
-        <w:t>ryderyk</w:t>
-      </w:r>
-      <w:r>
-        <w:rPr>
-          <w:rFonts w:asciiTheme="minorHAnsi" w:hAnsiTheme="minorHAnsi"/>
-          <w:szCs w:val="22"/>
-        </w:rPr>
-        <w:t xml:space="preserve"> Chopin</w:t>
-      </w:r>
-    </w:p>
-    <w:p>
-      <w:pPr>
-        <w:pStyle w:val="Punktliste1"/>
-        <w:numPr>
-          <w:ilvl w:val="0"/>
-          <w:numId w:val="0"/>
-        </w:numPr>
-        <w:rPr>
-          <w:rFonts w:asciiTheme="minorHAnsi" w:hAnsiTheme="minorHAnsi"/>
-          <w:szCs w:val="22"/>
-        </w:rPr>
-      </w:pPr>
-    </w:p>
-    <w:p>
-      <w:pPr>
-        <w:pStyle w:val="Punktliste1"/>
-        <w:numPr>
-          <w:ilvl w:val="0"/>
-          <w:numId w:val="0"/>
-        </w:numPr>
-        <w:rPr>
-          <w:rFonts w:asciiTheme="minorHAnsi" w:hAnsiTheme="minorHAnsi"/>
-          <w:szCs w:val="22"/>
-        </w:rPr>
-      </w:pPr>
       <w:hyperlink r:id="rId17" w:history="1">
         <w:r>
           <w:rPr>
@@ -5879,9 +3848,1675 @@
             <w:rFonts w:asciiTheme="minorHAnsi" w:hAnsiTheme="minorHAnsi" w:cs="Calibri"/>
             <w:szCs w:val="22"/>
           </w:rPr>
-          <w:t>https://www.facebook.com/share/v/19XvJYhEpv/</w:t>
+          <w:t xml:space="preserve">Machine Learning: Basic course. </w:t>
         </w:r>
       </w:hyperlink>
+    </w:p>
+    <w:p>
+      <w:pPr>
+        <w:pStyle w:val="ListParagraph"/>
+        <w:rPr>
+          <w:rFonts w:asciiTheme="minorHAnsi" w:hAnsiTheme="minorHAnsi"/>
+          <w:szCs w:val="22"/>
+        </w:rPr>
+      </w:pPr>
+    </w:p>
+    <w:p>
+      <w:pPr>
+        <w:pStyle w:val="ListParagraph"/>
+        <w:rPr>
+          <w:rFonts w:asciiTheme="minorHAnsi" w:hAnsiTheme="minorHAnsi"/>
+          <w:b/>
+          <w:bCs w:val="0"/>
+          <w:szCs w:val="22"/>
+        </w:rPr>
+      </w:pPr>
+      <w:r>
+        <w:rPr>
+          <w:rFonts w:asciiTheme="minorHAnsi" w:hAnsiTheme="minorHAnsi"/>
+          <w:szCs w:val="22"/>
+        </w:rPr>
+        <w:t xml:space="preserve">2018                   </w:t>
+      </w:r>
+      <w:r>
+        <w:rPr>
+          <w:rFonts w:asciiTheme="minorHAnsi" w:hAnsiTheme="minorHAnsi"/>
+          <w:b/>
+          <w:bCs w:val="0"/>
+          <w:szCs w:val="22"/>
+        </w:rPr>
+        <w:t>Stanford University/Coursera:</w:t>
+      </w:r>
+      <w:r>
+        <w:rPr>
+          <w:rFonts w:asciiTheme="minorHAnsi" w:hAnsiTheme="minorHAnsi"/>
+          <w:b/>
+          <w:bCs w:val="0"/>
+          <w:szCs w:val="22"/>
+        </w:rPr>
+        <w:t xml:space="preserve"> AI specialization (5 courses)</w:t>
+      </w:r>
+    </w:p>
+    <w:p>
+      <w:pPr>
+        <w:pStyle w:val="ListParagraph"/>
+        <w:numPr>
+          <w:ilvl w:val="0"/>
+          <w:numId w:val="19"/>
+        </w:numPr>
+      </w:pPr>
+      <w:hyperlink r:id="rId18" w:history="1">
+        <w:r>
+          <w:rPr>
+            <w:rStyle w:val="Hyperlink"/>
+            <w:rFonts w:asciiTheme="minorHAnsi" w:hAnsiTheme="minorHAnsi"/>
+          </w:rPr>
+          <w:t>Neural</w:t>
+        </w:r>
+        <w:r>
+          <w:rPr>
+            <w:rStyle w:val="Hyperlink"/>
+            <w:rFonts w:asciiTheme="minorHAnsi" w:hAnsiTheme="minorHAnsi"/>
+          </w:rPr>
+          <w:t xml:space="preserve"> </w:t>
+        </w:r>
+        <w:r>
+          <w:rPr>
+            <w:rStyle w:val="Hyperlink"/>
+            <w:rFonts w:asciiTheme="minorHAnsi" w:hAnsiTheme="minorHAnsi"/>
+          </w:rPr>
+          <w:t xml:space="preserve">Networks and Deep Learning: </w:t>
+        </w:r>
+      </w:hyperlink>
+    </w:p>
+    <w:p>
+      <w:pPr>
+        <w:pStyle w:val="ListParagraph"/>
+        <w:numPr>
+          <w:ilvl w:val="0"/>
+          <w:numId w:val="19"/>
+        </w:numPr>
+        <w:rPr>
+          <w:rFonts w:asciiTheme="minorHAnsi" w:hAnsiTheme="minorHAnsi"/>
+        </w:rPr>
+      </w:pPr>
+      <w:hyperlink r:id="rId19" w:history="1">
+        <w:r>
+          <w:rPr>
+            <w:rStyle w:val="Hyperlink"/>
+            <w:rFonts w:asciiTheme="minorHAnsi" w:hAnsiTheme="minorHAnsi"/>
+          </w:rPr>
+          <w:t>Structuri</w:t>
+        </w:r>
+        <w:r>
+          <w:rPr>
+            <w:rStyle w:val="Hyperlink"/>
+            <w:rFonts w:asciiTheme="minorHAnsi" w:hAnsiTheme="minorHAnsi"/>
+          </w:rPr>
+          <w:t>n</w:t>
+        </w:r>
+        <w:r>
+          <w:rPr>
+            <w:rStyle w:val="Hyperlink"/>
+            <w:rFonts w:asciiTheme="minorHAnsi" w:hAnsiTheme="minorHAnsi"/>
+          </w:rPr>
+          <w:t xml:space="preserve">g Machine Learning Projects </w:t>
+        </w:r>
+      </w:hyperlink>
+    </w:p>
+    <w:p>
+      <w:pPr>
+        <w:pStyle w:val="ListParagraph"/>
+        <w:numPr>
+          <w:ilvl w:val="0"/>
+          <w:numId w:val="19"/>
+        </w:numPr>
+        <w:rPr>
+          <w:rStyle w:val="Hyperlink"/>
+          <w:rFonts w:asciiTheme="minorHAnsi" w:hAnsiTheme="minorHAnsi"/>
+          <w:color w:val="auto"/>
+          <w:u w:val="none"/>
+        </w:rPr>
+      </w:pPr>
+      <w:hyperlink r:id="rId20" w:history="1">
+        <w:r>
+          <w:rPr>
+            <w:rStyle w:val="Hyperlink"/>
+            <w:rFonts w:asciiTheme="minorHAnsi" w:hAnsiTheme="minorHAnsi" w:cs="Calibri"/>
+          </w:rPr>
+          <w:t>Hype</w:t>
+        </w:r>
+        <w:r>
+          <w:rPr>
+            <w:rStyle w:val="Hyperlink"/>
+            <w:rFonts w:asciiTheme="minorHAnsi" w:hAnsiTheme="minorHAnsi" w:cs="Calibri"/>
+          </w:rPr>
+          <w:t>r</w:t>
+        </w:r>
+        <w:r>
+          <w:rPr>
+            <w:rStyle w:val="Hyperlink"/>
+            <w:rFonts w:asciiTheme="minorHAnsi" w:hAnsiTheme="minorHAnsi" w:cs="Calibri"/>
+          </w:rPr>
+          <w:t>parameter t</w:t>
+        </w:r>
+        <w:r>
+          <w:rPr>
+            <w:rStyle w:val="Hyperlink"/>
+            <w:rFonts w:asciiTheme="minorHAnsi" w:hAnsiTheme="minorHAnsi" w:cs="Calibri"/>
+          </w:rPr>
+          <w:t>u</w:t>
+        </w:r>
+        <w:r>
+          <w:rPr>
+            <w:rStyle w:val="Hyperlink"/>
+            <w:rFonts w:asciiTheme="minorHAnsi" w:hAnsiTheme="minorHAnsi" w:cs="Calibri"/>
+          </w:rPr>
+          <w:t xml:space="preserve">ning, Regularization and Optimization </w:t>
+        </w:r>
+      </w:hyperlink>
+    </w:p>
+    <w:p>
+      <w:pPr>
+        <w:pStyle w:val="ListParagraph"/>
+        <w:numPr>
+          <w:ilvl w:val="0"/>
+          <w:numId w:val="19"/>
+        </w:numPr>
+        <w:rPr>
+          <w:rFonts w:asciiTheme="minorHAnsi" w:hAnsiTheme="minorHAnsi"/>
+        </w:rPr>
+      </w:pPr>
+      <w:hyperlink r:id="rId21" w:history="1">
+        <w:r>
+          <w:rPr>
+            <w:rStyle w:val="Hyperlink"/>
+            <w:rFonts w:asciiTheme="minorHAnsi" w:hAnsiTheme="minorHAnsi" w:cs="Calibri"/>
+          </w:rPr>
+          <w:t>Convolut</w:t>
+        </w:r>
+        <w:r>
+          <w:rPr>
+            <w:rStyle w:val="Hyperlink"/>
+            <w:rFonts w:asciiTheme="minorHAnsi" w:hAnsiTheme="minorHAnsi" w:cs="Calibri"/>
+          </w:rPr>
+          <w:t>i</w:t>
+        </w:r>
+        <w:r>
+          <w:rPr>
+            <w:rStyle w:val="Hyperlink"/>
+            <w:rFonts w:asciiTheme="minorHAnsi" w:hAnsiTheme="minorHAnsi" w:cs="Calibri"/>
+          </w:rPr>
+          <w:t>on</w:t>
+        </w:r>
+        <w:r>
+          <w:rPr>
+            <w:rStyle w:val="Hyperlink"/>
+            <w:rFonts w:asciiTheme="minorHAnsi" w:hAnsiTheme="minorHAnsi" w:cs="Calibri"/>
+          </w:rPr>
+          <w:t>a</w:t>
+        </w:r>
+        <w:r>
+          <w:rPr>
+            <w:rStyle w:val="Hyperlink"/>
+            <w:rFonts w:asciiTheme="minorHAnsi" w:hAnsiTheme="minorHAnsi" w:cs="Calibri"/>
+          </w:rPr>
+          <w:t>l Ne</w:t>
+        </w:r>
+        <w:r>
+          <w:rPr>
+            <w:rStyle w:val="Hyperlink"/>
+            <w:rFonts w:asciiTheme="minorHAnsi" w:hAnsiTheme="minorHAnsi" w:cs="Calibri"/>
+          </w:rPr>
+          <w:t>u</w:t>
+        </w:r>
+        <w:r>
+          <w:rPr>
+            <w:rStyle w:val="Hyperlink"/>
+            <w:rFonts w:asciiTheme="minorHAnsi" w:hAnsiTheme="minorHAnsi" w:cs="Calibri"/>
+          </w:rPr>
+          <w:t>ral Networks</w:t>
+        </w:r>
+      </w:hyperlink>
+    </w:p>
+    <w:p>
+      <w:pPr>
+        <w:pStyle w:val="ListParagraph"/>
+        <w:numPr>
+          <w:ilvl w:val="0"/>
+          <w:numId w:val="19"/>
+        </w:numPr>
+        <w:rPr>
+          <w:rFonts w:asciiTheme="minorHAnsi" w:hAnsiTheme="minorHAnsi" w:cstheme="minorHAnsi"/>
+          <w:szCs w:val="22"/>
+        </w:rPr>
+      </w:pPr>
+      <w:hyperlink r:id="rId22" w:history="1">
+        <w:r>
+          <w:rPr>
+            <w:rStyle w:val="Hyperlink"/>
+            <w:rFonts w:asciiTheme="minorHAnsi" w:hAnsiTheme="minorHAnsi" w:cstheme="minorHAnsi"/>
+            <w:szCs w:val="22"/>
+          </w:rPr>
+          <w:t>Sequ</w:t>
+        </w:r>
+        <w:r>
+          <w:rPr>
+            <w:rStyle w:val="Hyperlink"/>
+            <w:rFonts w:asciiTheme="minorHAnsi" w:hAnsiTheme="minorHAnsi" w:cstheme="minorHAnsi"/>
+            <w:szCs w:val="22"/>
+          </w:rPr>
+          <w:t>e</w:t>
+        </w:r>
+        <w:r>
+          <w:rPr>
+            <w:rStyle w:val="Hyperlink"/>
+            <w:rFonts w:asciiTheme="minorHAnsi" w:hAnsiTheme="minorHAnsi" w:cstheme="minorHAnsi"/>
+            <w:szCs w:val="22"/>
+          </w:rPr>
+          <w:t>n</w:t>
+        </w:r>
+        <w:r>
+          <w:rPr>
+            <w:rStyle w:val="Hyperlink"/>
+            <w:rFonts w:asciiTheme="minorHAnsi" w:hAnsiTheme="minorHAnsi" w:cstheme="minorHAnsi"/>
+            <w:szCs w:val="22"/>
+          </w:rPr>
+          <w:t>c</w:t>
+        </w:r>
+        <w:r>
+          <w:rPr>
+            <w:rStyle w:val="Hyperlink"/>
+            <w:rFonts w:asciiTheme="minorHAnsi" w:hAnsiTheme="minorHAnsi" w:cstheme="minorHAnsi"/>
+            <w:szCs w:val="22"/>
+          </w:rPr>
+          <w:t>e Models</w:t>
+        </w:r>
+      </w:hyperlink>
+    </w:p>
+    <w:p>
+      <w:pPr>
+        <w:rPr>
+          <w:rFonts w:asciiTheme="minorHAnsi" w:hAnsiTheme="minorHAnsi" w:cstheme="minorHAnsi"/>
+          <w:szCs w:val="22"/>
+        </w:rPr>
+      </w:pPr>
+    </w:p>
+    <w:p>
+      <w:pPr>
+        <w:pStyle w:val="Heading1"/>
+        <w:pBdr>
+          <w:top w:val="single" w:sz="24" w:space="0" w:color="DDDDDD"/>
+        </w:pBdr>
+        <w:rPr>
+          <w:rFonts w:asciiTheme="minorHAnsi" w:hAnsiTheme="minorHAnsi" w:cs="Calibri"/>
+        </w:rPr>
+      </w:pPr>
+      <w:r>
+        <w:rPr>
+          <w:rFonts w:asciiTheme="minorHAnsi" w:hAnsiTheme="minorHAnsi"/>
+        </w:rPr>
+        <w:t>Publications</w:t>
+      </w:r>
+    </w:p>
+    <w:p>
+      <w:pPr>
+        <w:rPr>
+          <w:rFonts w:asciiTheme="minorHAnsi" w:hAnsiTheme="minorHAnsi" w:cstheme="minorHAnsi"/>
+          <w:szCs w:val="22"/>
+        </w:rPr>
+      </w:pPr>
+      <w:r>
+        <w:rPr>
+          <w:rFonts w:asciiTheme="minorHAnsi" w:hAnsiTheme="minorHAnsi" w:cstheme="minorHAnsi"/>
+          <w:szCs w:val="22"/>
+        </w:rPr>
+        <w:t xml:space="preserve">I have 30+ </w:t>
+      </w:r>
+      <w:r>
+        <w:rPr>
+          <w:rFonts w:asciiTheme="minorHAnsi" w:hAnsiTheme="minorHAnsi" w:cstheme="minorHAnsi"/>
+          <w:szCs w:val="22"/>
+        </w:rPr>
+        <w:t>publications</w:t>
+      </w:r>
+      <w:r>
+        <w:rPr>
+          <w:rFonts w:asciiTheme="minorHAnsi" w:hAnsiTheme="minorHAnsi" w:cstheme="minorHAnsi"/>
+          <w:szCs w:val="22"/>
+        </w:rPr>
+        <w:t xml:space="preserve"> within the areas of nuclear physics</w:t>
+      </w:r>
+      <w:r>
+        <w:rPr>
+          <w:rFonts w:asciiTheme="minorHAnsi" w:hAnsiTheme="minorHAnsi" w:cstheme="minorHAnsi"/>
+          <w:szCs w:val="22"/>
+        </w:rPr>
+        <w:t>, analysis and computer science</w:t>
+      </w:r>
+      <w:r>
+        <w:rPr>
+          <w:rFonts w:asciiTheme="minorHAnsi" w:hAnsiTheme="minorHAnsi" w:cstheme="minorHAnsi"/>
+          <w:szCs w:val="22"/>
+        </w:rPr>
+        <w:t>.</w:t>
+      </w:r>
+      <w:r>
+        <w:rPr>
+          <w:rFonts w:asciiTheme="minorHAnsi" w:hAnsiTheme="minorHAnsi" w:cstheme="minorHAnsi"/>
+          <w:szCs w:val="22"/>
+        </w:rPr>
+        <w:t xml:space="preserve"> </w:t>
+      </w:r>
+    </w:p>
+    <w:p>
+      <w:pPr>
+        <w:rPr>
+          <w:rFonts w:asciiTheme="minorHAnsi" w:hAnsiTheme="minorHAnsi" w:cstheme="minorHAnsi"/>
+          <w:szCs w:val="22"/>
+        </w:rPr>
+      </w:pPr>
+    </w:p>
+    <w:p>
+      <w:pPr>
+        <w:rPr>
+          <w:rFonts w:asciiTheme="minorHAnsi" w:hAnsiTheme="minorHAnsi" w:cstheme="minorHAnsi"/>
+          <w:szCs w:val="22"/>
+        </w:rPr>
+      </w:pPr>
+      <w:r>
+        <w:rPr>
+          <w:rFonts w:asciiTheme="minorHAnsi" w:hAnsiTheme="minorHAnsi" w:cstheme="minorHAnsi"/>
+          <w:szCs w:val="22"/>
+        </w:rPr>
+        <w:t>The most significant publications can be found on my LinkedIn profile here</w:t>
+      </w:r>
+      <w:r>
+        <w:rPr>
+          <w:rFonts w:asciiTheme="minorHAnsi" w:hAnsiTheme="minorHAnsi" w:cstheme="minorHAnsi"/>
+          <w:szCs w:val="22"/>
+        </w:rPr>
+        <w:t xml:space="preserve">: </w:t>
+      </w:r>
+      <w:hyperlink r:id="rId23" w:history="1">
+        <w:r>
+          <w:rPr>
+            <w:rStyle w:val="Hyperlink"/>
+            <w:rFonts w:asciiTheme="minorHAnsi" w:hAnsiTheme="minorHAnsi" w:cstheme="minorHAnsi"/>
+            <w:szCs w:val="22"/>
+          </w:rPr>
+          <w:t>https://www.linkedin.com/in/per-thomas-hille-phd-28767b11/details/publications/</w:t>
+        </w:r>
+      </w:hyperlink>
+    </w:p>
+    <w:p>
+      <w:pPr>
+        <w:rPr>
+          <w:rFonts w:asciiTheme="minorHAnsi" w:hAnsiTheme="minorHAnsi" w:cstheme="minorHAnsi"/>
+          <w:szCs w:val="22"/>
+        </w:rPr>
+      </w:pPr>
+    </w:p>
+    <w:p>
+      <w:pPr>
+        <w:rPr>
+          <w:rFonts w:asciiTheme="minorHAnsi" w:hAnsiTheme="minorHAnsi" w:cstheme="minorHAnsi"/>
+          <w:szCs w:val="22"/>
+        </w:rPr>
+      </w:pPr>
+      <w:r>
+        <w:rPr>
+          <w:rFonts w:asciiTheme="minorHAnsi" w:hAnsiTheme="minorHAnsi" w:cstheme="minorHAnsi"/>
+          <w:szCs w:val="22"/>
+        </w:rPr>
+        <w:t>A more complete list can be found here:</w:t>
+      </w:r>
+    </w:p>
+    <w:p>
+      <w:pPr>
+        <w:rPr>
+          <w:rFonts w:asciiTheme="minorHAnsi" w:hAnsiTheme="minorHAnsi" w:cstheme="minorHAnsi"/>
+          <w:szCs w:val="22"/>
+        </w:rPr>
+      </w:pPr>
+      <w:hyperlink r:id="rId24" w:history="1">
+        <w:r>
+          <w:rPr>
+            <w:rStyle w:val="Hyperlink"/>
+            <w:rFonts w:asciiTheme="minorHAnsi" w:hAnsiTheme="minorHAnsi" w:cstheme="minorHAnsi"/>
+            <w:szCs w:val="22"/>
+          </w:rPr>
+          <w:t>https://independent.academia.edu/PerThomasHille</w:t>
+        </w:r>
+      </w:hyperlink>
+    </w:p>
+    <w:p>
+      <w:pPr>
+        <w:pStyle w:val="Heading1"/>
+        <w:ind w:left="0"/>
+        <w:rPr>
+          <w:rFonts w:asciiTheme="minorHAnsi" w:hAnsiTheme="minorHAnsi"/>
+        </w:rPr>
+      </w:pPr>
+      <w:r>
+        <w:rPr>
+          <w:rFonts w:asciiTheme="minorHAnsi" w:hAnsiTheme="minorHAnsi"/>
+        </w:rPr>
+        <w:t>Various</w:t>
+      </w:r>
+    </w:p>
+    <w:p>
+      <w:pPr>
+        <w:pStyle w:val="Heading2"/>
+        <w:rPr>
+          <w:rFonts w:asciiTheme="minorHAnsi" w:hAnsiTheme="minorHAnsi"/>
+        </w:rPr>
+      </w:pPr>
+      <w:r>
+        <w:rPr>
+          <w:rFonts w:asciiTheme="minorHAnsi" w:hAnsiTheme="minorHAnsi"/>
+        </w:rPr>
+        <w:t>Tools</w:t>
+      </w:r>
+      <w:r>
+        <w:rPr>
+          <w:rFonts w:asciiTheme="minorHAnsi" w:hAnsiTheme="minorHAnsi"/>
+        </w:rPr>
+        <w:t>:</w:t>
+      </w:r>
+    </w:p>
+    <w:p>
+      <w:pPr>
+        <w:pStyle w:val="Punktliste1"/>
+        <w:rPr>
+          <w:rFonts w:asciiTheme="minorHAnsi" w:hAnsiTheme="minorHAnsi"/>
+          <w:b/>
+          <w:snapToGrid w:val="0"/>
+          <w:lang w:val="en-GB"/>
+        </w:rPr>
+      </w:pPr>
+      <w:r>
+        <w:rPr>
+          <w:rFonts w:asciiTheme="minorHAnsi" w:hAnsiTheme="minorHAnsi"/>
+          <w:b/>
+          <w:snapToGrid w:val="0"/>
+        </w:rPr>
+        <w:t>Pr</w:t>
+      </w:r>
+      <w:r>
+        <w:rPr>
+          <w:rFonts w:asciiTheme="minorHAnsi" w:hAnsiTheme="minorHAnsi"/>
+          <w:b/>
+          <w:snapToGrid w:val="0"/>
+        </w:rPr>
+        <w:t>ogramming</w:t>
+      </w:r>
+      <w:r>
+        <w:rPr>
+          <w:rFonts w:asciiTheme="minorHAnsi" w:hAnsiTheme="minorHAnsi"/>
+          <w:b/>
+          <w:snapToGrid w:val="0"/>
+          <w:lang w:val="en-GB"/>
+        </w:rPr>
+        <w:t>/</w:t>
+      </w:r>
+      <w:r>
+        <w:rPr>
+          <w:rFonts w:asciiTheme="minorHAnsi" w:hAnsiTheme="minorHAnsi"/>
+          <w:b/>
+          <w:snapToGrid w:val="0"/>
+        </w:rPr>
+        <w:t>script languages</w:t>
+      </w:r>
+      <w:r>
+        <w:rPr>
+          <w:rFonts w:asciiTheme="minorHAnsi" w:hAnsiTheme="minorHAnsi"/>
+          <w:b/>
+          <w:snapToGrid w:val="0"/>
+          <w:lang w:val="en-GB"/>
+        </w:rPr>
+        <w:t xml:space="preserve">: </w:t>
+      </w:r>
+      <w:r>
+        <w:rPr>
+          <w:rStyle w:val="Job"/>
+          <w:rFonts w:asciiTheme="minorHAnsi" w:hAnsiTheme="minorHAnsi"/>
+          <w:lang w:val="en-GB"/>
+        </w:rPr>
+        <w:t xml:space="preserve">C, C++, Python, </w:t>
+      </w:r>
+      <w:r>
+        <w:rPr>
+          <w:rStyle w:val="Job"/>
+          <w:rFonts w:asciiTheme="minorHAnsi" w:hAnsiTheme="minorHAnsi"/>
+          <w:lang w:val="en-GB"/>
+        </w:rPr>
+        <w:t xml:space="preserve">Rust, </w:t>
+      </w:r>
+      <w:r>
+        <w:rPr>
+          <w:rStyle w:val="Job"/>
+          <w:rFonts w:asciiTheme="minorHAnsi" w:hAnsiTheme="minorHAnsi"/>
+          <w:lang w:val="en-GB"/>
+        </w:rPr>
+        <w:t>Bash,</w:t>
+      </w:r>
+      <w:r>
+        <w:rPr>
+          <w:rStyle w:val="Job"/>
+          <w:rFonts w:asciiTheme="minorHAnsi" w:hAnsiTheme="minorHAnsi"/>
+          <w:lang w:val="en-GB"/>
+        </w:rPr>
+        <w:t xml:space="preserve"> </w:t>
+      </w:r>
+      <w:r>
+        <w:rPr>
+          <w:rStyle w:val="Job"/>
+          <w:rFonts w:asciiTheme="minorHAnsi" w:hAnsiTheme="minorHAnsi"/>
+          <w:lang w:val="en-GB"/>
+        </w:rPr>
+        <w:t>LabVIEW, MATLAB</w:t>
+      </w:r>
+      <w:r>
+        <w:rPr>
+          <w:rStyle w:val="Job"/>
+          <w:rFonts w:asciiTheme="minorHAnsi" w:hAnsiTheme="minorHAnsi"/>
+          <w:lang w:val="en-GB"/>
+        </w:rPr>
+        <w:t>/Octave</w:t>
+      </w:r>
+      <w:r>
+        <w:rPr>
+          <w:rStyle w:val="Job"/>
+          <w:rFonts w:asciiTheme="minorHAnsi" w:hAnsiTheme="minorHAnsi"/>
+          <w:lang w:val="en-GB"/>
+        </w:rPr>
+        <w:t>, Assembler.</w:t>
+      </w:r>
+    </w:p>
+    <w:p>
+      <w:pPr>
+        <w:pStyle w:val="Punktliste1"/>
+        <w:rPr>
+          <w:rFonts w:asciiTheme="minorHAnsi" w:hAnsiTheme="minorHAnsi"/>
+          <w:b/>
+          <w:snapToGrid w:val="0"/>
+        </w:rPr>
+      </w:pPr>
+      <w:r>
+        <w:rPr>
+          <w:rFonts w:asciiTheme="minorHAnsi" w:hAnsiTheme="minorHAnsi"/>
+          <w:b/>
+          <w:snapToGrid w:val="0"/>
+        </w:rPr>
+        <w:t xml:space="preserve">Data Science: </w:t>
+      </w:r>
+      <w:r>
+        <w:rPr>
+          <w:rFonts w:asciiTheme="minorHAnsi" w:hAnsiTheme="minorHAnsi"/>
+          <w:snapToGrid w:val="0"/>
+        </w:rPr>
+        <w:t>Python</w:t>
+      </w:r>
+      <w:r>
+        <w:rPr>
+          <w:rFonts w:asciiTheme="minorHAnsi" w:hAnsiTheme="minorHAnsi"/>
+          <w:b/>
+          <w:snapToGrid w:val="0"/>
+        </w:rPr>
+        <w:t xml:space="preserve"> (</w:t>
+      </w:r>
+      <w:proofErr w:type="spellStart"/>
+      <w:r>
+        <w:rPr>
+          <w:rFonts w:asciiTheme="minorHAnsi" w:hAnsiTheme="minorHAnsi"/>
+          <w:snapToGrid w:val="0"/>
+        </w:rPr>
+        <w:t>Keras</w:t>
+      </w:r>
+      <w:proofErr w:type="spellEnd"/>
+      <w:r>
+        <w:rPr>
+          <w:rFonts w:asciiTheme="minorHAnsi" w:hAnsiTheme="minorHAnsi"/>
+          <w:snapToGrid w:val="0"/>
+        </w:rPr>
+        <w:t>, TensorFlow</w:t>
+      </w:r>
+      <w:r>
+        <w:rPr>
+          <w:rFonts w:asciiTheme="minorHAnsi" w:hAnsiTheme="minorHAnsi"/>
+          <w:snapToGrid w:val="0"/>
+        </w:rPr>
+        <w:t>)</w:t>
+      </w:r>
+      <w:r>
+        <w:rPr>
+          <w:rFonts w:asciiTheme="minorHAnsi" w:hAnsiTheme="minorHAnsi"/>
+          <w:snapToGrid w:val="0"/>
+        </w:rPr>
+        <w:t>. C</w:t>
+      </w:r>
+      <w:r>
+        <w:rPr>
+          <w:rFonts w:asciiTheme="minorHAnsi" w:hAnsiTheme="minorHAnsi"/>
+          <w:snapToGrid w:val="0"/>
+        </w:rPr>
+        <w:t>onvolutional Network, Sequence Models, Deep Learning.</w:t>
+      </w:r>
+    </w:p>
+    <w:p>
+      <w:pPr>
+        <w:pStyle w:val="Punktliste1"/>
+        <w:rPr>
+          <w:rFonts w:asciiTheme="minorHAnsi" w:hAnsiTheme="minorHAnsi"/>
+          <w:snapToGrid w:val="0"/>
+        </w:rPr>
+      </w:pPr>
+      <w:r>
+        <w:rPr>
+          <w:rFonts w:asciiTheme="minorHAnsi" w:hAnsiTheme="minorHAnsi"/>
+          <w:b/>
+          <w:snapToGrid w:val="0"/>
+        </w:rPr>
+        <w:t>Operating systems</w:t>
+      </w:r>
+      <w:r>
+        <w:rPr>
+          <w:rFonts w:asciiTheme="minorHAnsi" w:hAnsiTheme="minorHAnsi"/>
+          <w:b/>
+          <w:snapToGrid w:val="0"/>
+        </w:rPr>
+        <w:t xml:space="preserve">: </w:t>
+      </w:r>
+      <w:proofErr w:type="spellStart"/>
+      <w:r>
+        <w:rPr>
+          <w:rFonts w:asciiTheme="minorHAnsi" w:hAnsiTheme="minorHAnsi"/>
+          <w:bCs/>
+          <w:snapToGrid w:val="0"/>
+        </w:rPr>
+        <w:t>FreeRTOS</w:t>
+      </w:r>
+      <w:proofErr w:type="spellEnd"/>
+      <w:r>
+        <w:rPr>
+          <w:rFonts w:asciiTheme="minorHAnsi" w:hAnsiTheme="minorHAnsi"/>
+          <w:b/>
+          <w:snapToGrid w:val="0"/>
+        </w:rPr>
+        <w:t xml:space="preserve">, </w:t>
+      </w:r>
+      <w:r>
+        <w:rPr>
+          <w:rFonts w:asciiTheme="minorHAnsi" w:hAnsiTheme="minorHAnsi"/>
+          <w:snapToGrid w:val="0"/>
+        </w:rPr>
+        <w:t xml:space="preserve">Linux: </w:t>
+      </w:r>
+      <w:r>
+        <w:rPr>
+          <w:rFonts w:asciiTheme="minorHAnsi" w:hAnsiTheme="minorHAnsi"/>
+          <w:snapToGrid w:val="0"/>
+        </w:rPr>
+        <w:t>Most</w:t>
+      </w:r>
+      <w:r>
+        <w:rPr>
+          <w:rFonts w:asciiTheme="minorHAnsi" w:hAnsiTheme="minorHAnsi"/>
+          <w:snapToGrid w:val="0"/>
+        </w:rPr>
+        <w:t xml:space="preserve"> </w:t>
+      </w:r>
+      <w:r>
+        <w:rPr>
+          <w:rFonts w:asciiTheme="minorHAnsi" w:hAnsiTheme="minorHAnsi"/>
+          <w:snapToGrid w:val="0"/>
+        </w:rPr>
+        <w:t>Linux/</w:t>
+      </w:r>
+      <w:r>
+        <w:rPr>
+          <w:rFonts w:asciiTheme="minorHAnsi" w:hAnsiTheme="minorHAnsi"/>
+          <w:snapToGrid w:val="0"/>
+        </w:rPr>
+        <w:t>Unix va</w:t>
+      </w:r>
+      <w:r>
+        <w:rPr>
+          <w:rFonts w:asciiTheme="minorHAnsi" w:hAnsiTheme="minorHAnsi"/>
+          <w:snapToGrid w:val="0"/>
+        </w:rPr>
+        <w:t>riant</w:t>
+      </w:r>
+      <w:r>
+        <w:rPr>
+          <w:rFonts w:asciiTheme="minorHAnsi" w:hAnsiTheme="minorHAnsi"/>
+          <w:snapToGrid w:val="0"/>
+        </w:rPr>
+        <w:t>s</w:t>
+      </w:r>
+      <w:r>
+        <w:rPr>
+          <w:rFonts w:asciiTheme="minorHAnsi" w:hAnsiTheme="minorHAnsi"/>
+          <w:snapToGrid w:val="0"/>
+        </w:rPr>
+        <w:t>.</w:t>
+      </w:r>
+      <w:r>
+        <w:rPr>
+          <w:rFonts w:asciiTheme="minorHAnsi" w:hAnsiTheme="minorHAnsi"/>
+          <w:snapToGrid w:val="0"/>
+        </w:rPr>
+        <w:t xml:space="preserve"> </w:t>
+      </w:r>
+      <w:r>
+        <w:rPr>
+          <w:rFonts w:asciiTheme="minorHAnsi" w:hAnsiTheme="minorHAnsi"/>
+          <w:snapToGrid w:val="0"/>
+        </w:rPr>
+        <w:t xml:space="preserve"> </w:t>
+      </w:r>
+      <w:r>
+        <w:rPr>
+          <w:rFonts w:asciiTheme="minorHAnsi" w:hAnsiTheme="minorHAnsi"/>
+          <w:snapToGrid w:val="0"/>
+        </w:rPr>
+        <w:t>Embedded</w:t>
+      </w:r>
+      <w:r>
+        <w:rPr>
+          <w:rFonts w:asciiTheme="minorHAnsi" w:hAnsiTheme="minorHAnsi"/>
+          <w:snapToGrid w:val="0"/>
+        </w:rPr>
+        <w:t xml:space="preserve"> Linux </w:t>
+      </w:r>
+      <w:r>
+        <w:rPr>
+          <w:rFonts w:asciiTheme="minorHAnsi" w:hAnsiTheme="minorHAnsi"/>
+          <w:snapToGrid w:val="0"/>
+        </w:rPr>
+        <w:t>(</w:t>
+      </w:r>
+      <w:proofErr w:type="spellStart"/>
+      <w:r>
+        <w:rPr>
+          <w:rFonts w:asciiTheme="minorHAnsi" w:hAnsiTheme="minorHAnsi"/>
+          <w:snapToGrid w:val="0"/>
+        </w:rPr>
+        <w:t>Yocto</w:t>
+      </w:r>
+      <w:proofErr w:type="spellEnd"/>
+      <w:r>
+        <w:rPr>
+          <w:rFonts w:asciiTheme="minorHAnsi" w:hAnsiTheme="minorHAnsi"/>
+          <w:snapToGrid w:val="0"/>
+        </w:rPr>
+        <w:t xml:space="preserve"> </w:t>
+      </w:r>
+      <w:r>
+        <w:rPr>
+          <w:rFonts w:asciiTheme="minorHAnsi" w:hAnsiTheme="minorHAnsi"/>
+          <w:snapToGrid w:val="0"/>
+        </w:rPr>
+        <w:t>based</w:t>
+      </w:r>
+      <w:r>
+        <w:rPr>
+          <w:rFonts w:asciiTheme="minorHAnsi" w:hAnsiTheme="minorHAnsi"/>
+          <w:snapToGrid w:val="0"/>
+        </w:rPr>
+        <w:t xml:space="preserve"> + </w:t>
+      </w:r>
+      <w:proofErr w:type="spellStart"/>
+      <w:r>
+        <w:rPr>
+          <w:rFonts w:asciiTheme="minorHAnsi" w:hAnsiTheme="minorHAnsi"/>
+          <w:snapToGrid w:val="0"/>
+        </w:rPr>
+        <w:t>uClinux</w:t>
+      </w:r>
+      <w:proofErr w:type="spellEnd"/>
+      <w:r>
+        <w:rPr>
+          <w:rFonts w:asciiTheme="minorHAnsi" w:hAnsiTheme="minorHAnsi"/>
+          <w:snapToGrid w:val="0"/>
+        </w:rPr>
+        <w:t>).</w:t>
+      </w:r>
+      <w:r>
+        <w:rPr>
+          <w:rFonts w:asciiTheme="minorHAnsi" w:hAnsiTheme="minorHAnsi"/>
+          <w:snapToGrid w:val="0"/>
+        </w:rPr>
+        <w:t xml:space="preserve"> </w:t>
+      </w:r>
+      <w:r>
+        <w:rPr>
+          <w:rFonts w:asciiTheme="minorHAnsi" w:hAnsiTheme="minorHAnsi"/>
+          <w:snapToGrid w:val="0"/>
+        </w:rPr>
+        <w:t xml:space="preserve">Alle </w:t>
+      </w:r>
+      <w:r>
+        <w:rPr>
+          <w:rFonts w:asciiTheme="minorHAnsi" w:hAnsiTheme="minorHAnsi"/>
+          <w:snapToGrid w:val="0"/>
+        </w:rPr>
+        <w:t>W</w:t>
+      </w:r>
+      <w:r>
+        <w:rPr>
+          <w:rFonts w:asciiTheme="minorHAnsi" w:hAnsiTheme="minorHAnsi"/>
+          <w:snapToGrid w:val="0"/>
+        </w:rPr>
+        <w:t xml:space="preserve">indows </w:t>
+      </w:r>
+      <w:r>
+        <w:rPr>
+          <w:rFonts w:asciiTheme="minorHAnsi" w:hAnsiTheme="minorHAnsi"/>
+          <w:snapToGrid w:val="0"/>
+        </w:rPr>
+        <w:t>ver</w:t>
+      </w:r>
+      <w:r>
+        <w:rPr>
+          <w:rFonts w:asciiTheme="minorHAnsi" w:hAnsiTheme="minorHAnsi"/>
+          <w:snapToGrid w:val="0"/>
+        </w:rPr>
+        <w:t>sions</w:t>
+      </w:r>
+      <w:r>
+        <w:rPr>
+          <w:rFonts w:asciiTheme="minorHAnsi" w:hAnsiTheme="minorHAnsi"/>
+          <w:snapToGrid w:val="0"/>
+        </w:rPr>
+        <w:t>.</w:t>
+      </w:r>
+    </w:p>
+    <w:p>
+      <w:pPr>
+        <w:pStyle w:val="Punktliste1"/>
+        <w:rPr>
+          <w:rFonts w:asciiTheme="minorHAnsi" w:hAnsiTheme="minorHAnsi"/>
+          <w:snapToGrid w:val="0"/>
+        </w:rPr>
+      </w:pPr>
+      <w:proofErr w:type="spellStart"/>
+      <w:r>
+        <w:rPr>
+          <w:rFonts w:asciiTheme="minorHAnsi" w:hAnsiTheme="minorHAnsi"/>
+          <w:b/>
+          <w:snapToGrid w:val="0"/>
+        </w:rPr>
+        <w:t>Bootloadere</w:t>
+      </w:r>
+      <w:proofErr w:type="spellEnd"/>
+      <w:r>
+        <w:rPr>
+          <w:rFonts w:asciiTheme="minorHAnsi" w:hAnsiTheme="minorHAnsi"/>
+          <w:b/>
+          <w:snapToGrid w:val="0"/>
+        </w:rPr>
+        <w:t>:</w:t>
+      </w:r>
+      <w:r>
+        <w:rPr>
+          <w:rFonts w:asciiTheme="minorHAnsi" w:hAnsiTheme="minorHAnsi"/>
+          <w:snapToGrid w:val="0"/>
+        </w:rPr>
+        <w:t xml:space="preserve"> </w:t>
+      </w:r>
+      <w:proofErr w:type="spellStart"/>
+      <w:r>
+        <w:rPr>
+          <w:rFonts w:asciiTheme="minorHAnsi" w:hAnsiTheme="minorHAnsi"/>
+          <w:snapToGrid w:val="0"/>
+        </w:rPr>
+        <w:t>Barebox</w:t>
+      </w:r>
+      <w:proofErr w:type="spellEnd"/>
+      <w:r>
+        <w:rPr>
+          <w:rFonts w:asciiTheme="minorHAnsi" w:hAnsiTheme="minorHAnsi"/>
+          <w:snapToGrid w:val="0"/>
+        </w:rPr>
+        <w:t xml:space="preserve">, </w:t>
+      </w:r>
+      <w:proofErr w:type="spellStart"/>
+      <w:r>
+        <w:rPr>
+          <w:rFonts w:asciiTheme="minorHAnsi" w:hAnsiTheme="minorHAnsi"/>
+          <w:snapToGrid w:val="0"/>
+        </w:rPr>
+        <w:t>uBoo</w:t>
+      </w:r>
+      <w:r>
+        <w:rPr>
+          <w:rFonts w:asciiTheme="minorHAnsi" w:hAnsiTheme="minorHAnsi"/>
+          <w:snapToGrid w:val="0"/>
+        </w:rPr>
+        <w:t>t</w:t>
+      </w:r>
+      <w:proofErr w:type="spellEnd"/>
+      <w:r>
+        <w:rPr>
+          <w:rFonts w:asciiTheme="minorHAnsi" w:hAnsiTheme="minorHAnsi"/>
+          <w:snapToGrid w:val="0"/>
+        </w:rPr>
+        <w:t xml:space="preserve">, </w:t>
+      </w:r>
+      <w:r>
+        <w:rPr>
+          <w:rFonts w:asciiTheme="minorHAnsi" w:hAnsiTheme="minorHAnsi"/>
+          <w:snapToGrid w:val="0"/>
+        </w:rPr>
+        <w:t>have also written bootloaders</w:t>
+      </w:r>
+      <w:r>
+        <w:rPr>
+          <w:rFonts w:asciiTheme="minorHAnsi" w:hAnsiTheme="minorHAnsi"/>
+          <w:snapToGrid w:val="0"/>
+        </w:rPr>
+        <w:t xml:space="preserve"> for STM32mikrokontroller</w:t>
+      </w:r>
+      <w:r>
+        <w:rPr>
+          <w:rFonts w:asciiTheme="minorHAnsi" w:hAnsiTheme="minorHAnsi"/>
+          <w:snapToGrid w:val="0"/>
+        </w:rPr>
+        <w:t>s</w:t>
+      </w:r>
+      <w:r>
+        <w:rPr>
+          <w:rFonts w:asciiTheme="minorHAnsi" w:hAnsiTheme="minorHAnsi"/>
+          <w:snapToGrid w:val="0"/>
+        </w:rPr>
+        <w:t>.</w:t>
+      </w:r>
+    </w:p>
+    <w:p>
+      <w:pPr>
+        <w:pStyle w:val="Punktliste1"/>
+        <w:rPr>
+          <w:rFonts w:asciiTheme="minorHAnsi" w:hAnsiTheme="minorHAnsi"/>
+          <w:snapToGrid w:val="0"/>
+        </w:rPr>
+      </w:pPr>
+      <w:r>
+        <w:rPr>
+          <w:rFonts w:asciiTheme="minorHAnsi" w:hAnsiTheme="minorHAnsi"/>
+          <w:b/>
+          <w:snapToGrid w:val="0"/>
+        </w:rPr>
+        <w:t>Systems Engineering:</w:t>
+      </w:r>
+      <w:r>
+        <w:rPr>
+          <w:rFonts w:asciiTheme="minorHAnsi" w:hAnsiTheme="minorHAnsi"/>
+          <w:snapToGrid w:val="0"/>
+        </w:rPr>
+        <w:t xml:space="preserve"> Enterprise Architect, U</w:t>
+      </w:r>
+      <w:r>
+        <w:rPr>
+          <w:rFonts w:asciiTheme="minorHAnsi" w:hAnsiTheme="minorHAnsi"/>
+          <w:snapToGrid w:val="0"/>
+        </w:rPr>
+        <w:t>ML/</w:t>
+      </w:r>
+      <w:proofErr w:type="spellStart"/>
+      <w:r>
+        <w:rPr>
+          <w:rFonts w:asciiTheme="minorHAnsi" w:hAnsiTheme="minorHAnsi"/>
+          <w:snapToGrid w:val="0"/>
+        </w:rPr>
+        <w:t>SysML</w:t>
+      </w:r>
+      <w:proofErr w:type="spellEnd"/>
+      <w:r>
+        <w:rPr>
+          <w:rFonts w:asciiTheme="minorHAnsi" w:hAnsiTheme="minorHAnsi"/>
+          <w:snapToGrid w:val="0"/>
+        </w:rPr>
+        <w:t xml:space="preserve">, </w:t>
+      </w:r>
+      <w:r>
+        <w:rPr>
+          <w:rFonts w:asciiTheme="minorHAnsi" w:hAnsiTheme="minorHAnsi"/>
+          <w:snapToGrid w:val="0"/>
+        </w:rPr>
+        <w:t>Requirements management</w:t>
+      </w:r>
+      <w:r>
+        <w:rPr>
+          <w:rFonts w:asciiTheme="minorHAnsi" w:hAnsiTheme="minorHAnsi"/>
+          <w:snapToGrid w:val="0"/>
+        </w:rPr>
+        <w:t xml:space="preserve">, System </w:t>
+      </w:r>
+      <w:r>
+        <w:rPr>
+          <w:rFonts w:asciiTheme="minorHAnsi" w:hAnsiTheme="minorHAnsi"/>
+          <w:snapToGrid w:val="0"/>
+        </w:rPr>
+        <w:t>Design.</w:t>
+      </w:r>
+    </w:p>
+    <w:p>
+      <w:pPr>
+        <w:pStyle w:val="Punktliste1"/>
+        <w:rPr>
+          <w:rStyle w:val="Job"/>
+          <w:rFonts w:asciiTheme="minorHAnsi" w:hAnsiTheme="minorHAnsi"/>
+          <w:snapToGrid w:val="0"/>
+          <w:lang w:val="en-GB"/>
+        </w:rPr>
+      </w:pPr>
+      <w:r>
+        <w:rPr>
+          <w:rFonts w:asciiTheme="minorHAnsi" w:hAnsiTheme="minorHAnsi"/>
+          <w:b/>
+          <w:snapToGrid w:val="0"/>
+        </w:rPr>
+        <w:t>Applications</w:t>
+      </w:r>
+      <w:r>
+        <w:rPr>
+          <w:rFonts w:asciiTheme="minorHAnsi" w:hAnsiTheme="minorHAnsi"/>
+          <w:b/>
+          <w:snapToGrid w:val="0"/>
+        </w:rPr>
+        <w:t>/</w:t>
+      </w:r>
+      <w:r>
+        <w:rPr>
+          <w:rFonts w:asciiTheme="minorHAnsi" w:hAnsiTheme="minorHAnsi"/>
+          <w:b/>
+          <w:snapToGrid w:val="0"/>
+        </w:rPr>
+        <w:t>Tools</w:t>
+      </w:r>
+      <w:r>
+        <w:rPr>
+          <w:rFonts w:asciiTheme="minorHAnsi" w:hAnsiTheme="minorHAnsi"/>
+          <w:b/>
+          <w:snapToGrid w:val="0"/>
+        </w:rPr>
+        <w:t>:</w:t>
+      </w:r>
+      <w:r>
+        <w:rPr>
+          <w:rFonts w:asciiTheme="minorHAnsi" w:hAnsiTheme="minorHAnsi"/>
+          <w:snapToGrid w:val="0"/>
+        </w:rPr>
+        <w:t xml:space="preserve"> </w:t>
+      </w:r>
+      <w:r>
+        <w:rPr>
+          <w:rFonts w:asciiTheme="minorHAnsi" w:hAnsiTheme="minorHAnsi"/>
+          <w:snapToGrid w:val="0"/>
+        </w:rPr>
+        <w:t xml:space="preserve">Most administrative tools </w:t>
+      </w:r>
+      <w:r>
+        <w:rPr>
+          <w:rFonts w:asciiTheme="minorHAnsi" w:hAnsiTheme="minorHAnsi"/>
+          <w:snapToGrid w:val="0"/>
+        </w:rPr>
+        <w:t>for Linux</w:t>
+      </w:r>
+      <w:r>
+        <w:rPr>
+          <w:rFonts w:asciiTheme="minorHAnsi" w:hAnsiTheme="minorHAnsi"/>
+          <w:snapToGrid w:val="0"/>
+        </w:rPr>
+        <w:t xml:space="preserve"> </w:t>
+      </w:r>
+      <w:r>
+        <w:rPr>
+          <w:rFonts w:asciiTheme="minorHAnsi" w:hAnsiTheme="minorHAnsi"/>
+          <w:snapToGrid w:val="0"/>
+        </w:rPr>
+        <w:t>and</w:t>
+      </w:r>
+      <w:r>
+        <w:rPr>
+          <w:rFonts w:asciiTheme="minorHAnsi" w:hAnsiTheme="minorHAnsi"/>
+          <w:snapToGrid w:val="0"/>
+        </w:rPr>
+        <w:t xml:space="preserve"> Windows</w:t>
+      </w:r>
+      <w:r>
+        <w:rPr>
+          <w:rFonts w:asciiTheme="minorHAnsi" w:hAnsiTheme="minorHAnsi"/>
+          <w:snapToGrid w:val="0"/>
+        </w:rPr>
+        <w:t xml:space="preserve">. </w:t>
+      </w:r>
+      <w:r>
+        <w:rPr>
+          <w:rFonts w:asciiTheme="minorHAnsi" w:hAnsiTheme="minorHAnsi"/>
+          <w:snapToGrid w:val="0"/>
+        </w:rPr>
+        <w:t xml:space="preserve"> </w:t>
+      </w:r>
+      <w:r>
+        <w:rPr>
+          <w:rFonts w:asciiTheme="minorHAnsi" w:hAnsiTheme="minorHAnsi"/>
+          <w:snapToGrid w:val="0"/>
+        </w:rPr>
+        <w:t>O</w:t>
+      </w:r>
+      <w:r>
+        <w:rPr>
+          <w:rFonts w:asciiTheme="minorHAnsi" w:hAnsiTheme="minorHAnsi"/>
+          <w:snapToGrid w:val="0"/>
+        </w:rPr>
+        <w:t>ffice</w:t>
+      </w:r>
+      <w:r>
+        <w:rPr>
+          <w:rFonts w:asciiTheme="minorHAnsi" w:hAnsiTheme="minorHAnsi"/>
+          <w:snapToGrid w:val="0"/>
+        </w:rPr>
+        <w:t>365</w:t>
+      </w:r>
+      <w:r>
+        <w:rPr>
+          <w:rFonts w:asciiTheme="minorHAnsi" w:hAnsiTheme="minorHAnsi"/>
+          <w:snapToGrid w:val="0"/>
+        </w:rPr>
+        <w:t>,</w:t>
+      </w:r>
+      <w:r>
+        <w:rPr>
+          <w:rFonts w:asciiTheme="minorHAnsi" w:hAnsiTheme="minorHAnsi"/>
+          <w:snapToGrid w:val="0"/>
+        </w:rPr>
+        <w:t xml:space="preserve"> J</w:t>
+      </w:r>
+      <w:r>
+        <w:rPr>
+          <w:rFonts w:asciiTheme="minorHAnsi" w:hAnsiTheme="minorHAnsi"/>
+          <w:snapToGrid w:val="0"/>
+        </w:rPr>
+        <w:t>enkins,</w:t>
+      </w:r>
+      <w:r>
+        <w:rPr>
+          <w:rFonts w:asciiTheme="minorHAnsi" w:hAnsiTheme="minorHAnsi"/>
+          <w:snapToGrid w:val="0"/>
+        </w:rPr>
+        <w:t xml:space="preserve"> J</w:t>
+      </w:r>
+      <w:r>
+        <w:rPr>
+          <w:rFonts w:asciiTheme="minorHAnsi" w:hAnsiTheme="minorHAnsi"/>
+          <w:snapToGrid w:val="0"/>
+        </w:rPr>
+        <w:t>ira</w:t>
+      </w:r>
+      <w:r>
+        <w:rPr>
+          <w:rFonts w:asciiTheme="minorHAnsi" w:hAnsiTheme="minorHAnsi"/>
+          <w:snapToGrid w:val="0"/>
+        </w:rPr>
+        <w:t xml:space="preserve">, </w:t>
+      </w:r>
+      <w:r>
+        <w:rPr>
+          <w:rFonts w:asciiTheme="minorHAnsi" w:hAnsiTheme="minorHAnsi"/>
+          <w:snapToGrid w:val="0"/>
+        </w:rPr>
+        <w:t>Confluence,</w:t>
+      </w:r>
+      <w:r>
+        <w:rPr>
+          <w:rFonts w:asciiTheme="minorHAnsi" w:hAnsiTheme="minorHAnsi"/>
+          <w:snapToGrid w:val="0"/>
+        </w:rPr>
+        <w:t xml:space="preserve"> BitBucket,</w:t>
+      </w:r>
+      <w:r>
+        <w:rPr>
+          <w:rFonts w:asciiTheme="minorHAnsi" w:hAnsiTheme="minorHAnsi"/>
+          <w:snapToGrid w:val="0"/>
+        </w:rPr>
+        <w:t xml:space="preserve"> Enterprise</w:t>
+      </w:r>
+      <w:r>
+        <w:rPr>
+          <w:rFonts w:asciiTheme="minorHAnsi" w:hAnsiTheme="minorHAnsi"/>
+          <w:snapToGrid w:val="0"/>
+        </w:rPr>
+        <w:t xml:space="preserve"> Architect</w:t>
+      </w:r>
+      <w:r>
+        <w:rPr>
+          <w:rFonts w:asciiTheme="minorHAnsi" w:hAnsiTheme="minorHAnsi"/>
+          <w:snapToGrid w:val="0"/>
+        </w:rPr>
+        <w:t>,</w:t>
+      </w:r>
+      <w:r>
+        <w:rPr>
+          <w:rFonts w:asciiTheme="minorHAnsi" w:hAnsiTheme="minorHAnsi"/>
+          <w:snapToGrid w:val="0"/>
+        </w:rPr>
+        <w:t xml:space="preserve"> </w:t>
+      </w:r>
+      <w:proofErr w:type="spellStart"/>
+      <w:r>
+        <w:rPr>
+          <w:rFonts w:asciiTheme="minorHAnsi" w:hAnsiTheme="minorHAnsi"/>
+          <w:snapToGrid w:val="0"/>
+        </w:rPr>
+        <w:t>protobuf</w:t>
+      </w:r>
+      <w:proofErr w:type="spellEnd"/>
+      <w:r>
+        <w:rPr>
+          <w:rFonts w:asciiTheme="minorHAnsi" w:hAnsiTheme="minorHAnsi"/>
+          <w:snapToGrid w:val="0"/>
+        </w:rPr>
+        <w:t>, XML, XSD</w:t>
+      </w:r>
+      <w:r>
+        <w:rPr>
+          <w:rFonts w:asciiTheme="minorHAnsi" w:hAnsiTheme="minorHAnsi"/>
+          <w:snapToGrid w:val="0"/>
+        </w:rPr>
+        <w:t>, Docker</w:t>
+      </w:r>
+      <w:r>
+        <w:rPr>
+          <w:rFonts w:asciiTheme="minorHAnsi" w:hAnsiTheme="minorHAnsi"/>
+          <w:snapToGrid w:val="0"/>
+        </w:rPr>
+        <w:t xml:space="preserve"> </w:t>
+      </w:r>
+    </w:p>
+    <w:p>
+      <w:pPr>
+        <w:pStyle w:val="Punktliste1"/>
+        <w:rPr>
+          <w:rFonts w:asciiTheme="minorHAnsi" w:hAnsiTheme="minorHAnsi"/>
+          <w:i/>
+          <w:snapToGrid w:val="0"/>
+          <w:lang w:val="en-GB"/>
+        </w:rPr>
+      </w:pPr>
+      <w:r>
+        <w:rPr>
+          <w:rFonts w:asciiTheme="minorHAnsi" w:hAnsiTheme="minorHAnsi"/>
+          <w:b/>
+          <w:bCs/>
+          <w:iCs/>
+          <w:snapToGrid w:val="0"/>
+          <w:lang w:val="en-GB"/>
+        </w:rPr>
+        <w:t>Proto</w:t>
+      </w:r>
+      <w:r>
+        <w:rPr>
+          <w:rFonts w:asciiTheme="minorHAnsi" w:hAnsiTheme="minorHAnsi"/>
+          <w:b/>
+          <w:bCs/>
+          <w:iCs/>
+          <w:snapToGrid w:val="0"/>
+          <w:lang w:val="en-GB"/>
+        </w:rPr>
+        <w:t>cols</w:t>
+      </w:r>
+      <w:r>
+        <w:rPr>
+          <w:rFonts w:asciiTheme="minorHAnsi" w:hAnsiTheme="minorHAnsi"/>
+          <w:iCs/>
+          <w:snapToGrid w:val="0"/>
+          <w:lang w:val="en-GB"/>
+        </w:rPr>
+        <w:t xml:space="preserve">: Canbus, </w:t>
+      </w:r>
+      <w:r>
+        <w:rPr>
+          <w:rFonts w:asciiTheme="minorHAnsi" w:hAnsiTheme="minorHAnsi"/>
+          <w:iCs/>
+          <w:snapToGrid w:val="0"/>
+          <w:lang w:val="en-GB"/>
+        </w:rPr>
+        <w:t xml:space="preserve">Modbus, </w:t>
+      </w:r>
+      <w:r>
+        <w:rPr>
+          <w:rFonts w:asciiTheme="minorHAnsi" w:hAnsiTheme="minorHAnsi"/>
+          <w:iCs/>
+          <w:snapToGrid w:val="0"/>
+          <w:lang w:val="en-GB"/>
+        </w:rPr>
+        <w:t>ISTOTP-CAN, UART, TCP/IP, UDP</w:t>
+      </w:r>
+    </w:p>
+    <w:p>
+      <w:pPr>
+        <w:pStyle w:val="Punktliste1"/>
+        <w:rPr>
+          <w:rFonts w:asciiTheme="minorHAnsi" w:hAnsiTheme="minorHAnsi"/>
+          <w:i/>
+          <w:snapToGrid w:val="0"/>
+          <w:lang w:val="en-GB"/>
+        </w:rPr>
+      </w:pPr>
+      <w:r>
+        <w:rPr>
+          <w:rFonts w:asciiTheme="minorHAnsi" w:hAnsiTheme="minorHAnsi"/>
+          <w:b/>
+          <w:snapToGrid w:val="0"/>
+          <w:lang w:val="en-GB"/>
+        </w:rPr>
+        <w:t>Web:</w:t>
+      </w:r>
+      <w:r>
+        <w:rPr>
+          <w:rFonts w:asciiTheme="minorHAnsi" w:hAnsiTheme="minorHAnsi"/>
+          <w:b/>
+          <w:snapToGrid w:val="0"/>
+          <w:lang w:val="en-GB"/>
+        </w:rPr>
+        <w:t xml:space="preserve"> </w:t>
+      </w:r>
+      <w:r>
+        <w:rPr>
+          <w:rFonts w:asciiTheme="minorHAnsi" w:hAnsiTheme="minorHAnsi"/>
+          <w:bCs/>
+          <w:snapToGrid w:val="0"/>
+          <w:lang w:val="en-GB"/>
+        </w:rPr>
+        <w:t>REST</w:t>
+      </w:r>
+      <w:r>
+        <w:rPr>
+          <w:rFonts w:asciiTheme="minorHAnsi" w:hAnsiTheme="minorHAnsi"/>
+          <w:bCs/>
+          <w:snapToGrid w:val="0"/>
+          <w:lang w:val="en-GB"/>
+        </w:rPr>
+        <w:t xml:space="preserve"> </w:t>
+      </w:r>
+      <w:r>
+        <w:rPr>
+          <w:rFonts w:asciiTheme="minorHAnsi" w:hAnsiTheme="minorHAnsi"/>
+          <w:bCs/>
+          <w:snapToGrid w:val="0"/>
+          <w:lang w:val="en-GB"/>
+        </w:rPr>
+        <w:t xml:space="preserve">API, </w:t>
+      </w:r>
+      <w:proofErr w:type="spellStart"/>
+      <w:r>
+        <w:rPr>
+          <w:rFonts w:asciiTheme="minorHAnsi" w:hAnsiTheme="minorHAnsi"/>
+          <w:bCs/>
+          <w:snapToGrid w:val="0"/>
+          <w:lang w:val="en-GB"/>
+        </w:rPr>
+        <w:t>OpenAPI</w:t>
+      </w:r>
+      <w:proofErr w:type="spellEnd"/>
+      <w:r>
+        <w:rPr>
+          <w:rFonts w:asciiTheme="minorHAnsi" w:hAnsiTheme="minorHAnsi"/>
+          <w:bCs/>
+          <w:snapToGrid w:val="0"/>
+          <w:lang w:val="en-GB"/>
+        </w:rPr>
+        <w:t>/Swagger</w:t>
+      </w:r>
+      <w:r>
+        <w:rPr>
+          <w:rFonts w:asciiTheme="minorHAnsi" w:hAnsiTheme="minorHAnsi"/>
+          <w:b/>
+          <w:snapToGrid w:val="0"/>
+          <w:lang w:val="en-GB"/>
+        </w:rPr>
+        <w:t xml:space="preserve">, </w:t>
+      </w:r>
+      <w:r>
+        <w:rPr>
+          <w:rFonts w:asciiTheme="minorHAnsi" w:hAnsiTheme="minorHAnsi"/>
+          <w:snapToGrid w:val="0"/>
+          <w:lang w:val="en-GB"/>
+        </w:rPr>
+        <w:t>HTML, CSS, PHP, Apache</w:t>
+      </w:r>
+      <w:r>
+        <w:rPr>
+          <w:rFonts w:asciiTheme="minorHAnsi" w:hAnsiTheme="minorHAnsi"/>
+          <w:snapToGrid w:val="0"/>
+          <w:lang w:val="en-GB"/>
+        </w:rPr>
+        <w:t>, JavaSc</w:t>
+      </w:r>
+      <w:r>
+        <w:rPr>
+          <w:rFonts w:asciiTheme="minorHAnsi" w:hAnsiTheme="minorHAnsi"/>
+          <w:snapToGrid w:val="0"/>
+          <w:lang w:val="en-GB"/>
+        </w:rPr>
+        <w:t>ript.</w:t>
+      </w:r>
+    </w:p>
+    <w:p>
+      <w:pPr>
+        <w:pStyle w:val="Punktliste1"/>
+        <w:rPr>
+          <w:rFonts w:asciiTheme="minorHAnsi" w:hAnsiTheme="minorHAnsi"/>
+          <w:i/>
+          <w:snapToGrid w:val="0"/>
+          <w:lang w:val="en-GB"/>
+        </w:rPr>
+      </w:pPr>
+      <w:r>
+        <w:rPr>
+          <w:rFonts w:asciiTheme="minorHAnsi" w:hAnsiTheme="minorHAnsi"/>
+          <w:b/>
+          <w:snapToGrid w:val="0"/>
+          <w:lang w:val="en-GB"/>
+        </w:rPr>
+        <w:t>Database:</w:t>
+      </w:r>
+      <w:r>
+        <w:rPr>
+          <w:rFonts w:asciiTheme="minorHAnsi" w:hAnsiTheme="minorHAnsi"/>
+          <w:snapToGrid w:val="0"/>
+          <w:lang w:val="en-GB"/>
+        </w:rPr>
+        <w:t xml:space="preserve"> </w:t>
+      </w:r>
+      <w:r>
+        <w:rPr>
+          <w:rFonts w:asciiTheme="minorHAnsi" w:hAnsiTheme="minorHAnsi"/>
+          <w:snapToGrid w:val="0"/>
+          <w:lang w:val="en-GB"/>
+        </w:rPr>
+        <w:t>MySQL (</w:t>
+      </w:r>
+      <w:r>
+        <w:rPr>
+          <w:rFonts w:asciiTheme="minorHAnsi" w:hAnsiTheme="minorHAnsi"/>
+          <w:snapToGrid w:val="0"/>
+          <w:lang w:val="en-GB"/>
+        </w:rPr>
+        <w:t xml:space="preserve">MariaDB), </w:t>
+      </w:r>
+      <w:r>
+        <w:rPr>
+          <w:rFonts w:asciiTheme="minorHAnsi" w:hAnsiTheme="minorHAnsi"/>
+          <w:snapToGrid w:val="0"/>
+          <w:lang w:val="en-GB"/>
+        </w:rPr>
+        <w:t>PostgreSQL</w:t>
+      </w:r>
+    </w:p>
+    <w:p>
+      <w:pPr>
+        <w:pStyle w:val="Punktliste1"/>
+        <w:rPr>
+          <w:rStyle w:val="Job"/>
+          <w:rFonts w:asciiTheme="minorHAnsi" w:hAnsiTheme="minorHAnsi"/>
+        </w:rPr>
+      </w:pPr>
+      <w:r>
+        <w:rPr>
+          <w:rStyle w:val="Job"/>
+          <w:rFonts w:asciiTheme="minorHAnsi" w:hAnsiTheme="minorHAnsi"/>
+          <w:b/>
+        </w:rPr>
+        <w:t>Development tools</w:t>
+      </w:r>
+      <w:r>
+        <w:rPr>
+          <w:rStyle w:val="Job"/>
+          <w:rFonts w:asciiTheme="minorHAnsi" w:hAnsiTheme="minorHAnsi"/>
+          <w:b/>
+        </w:rPr>
+        <w:t xml:space="preserve">: </w:t>
+      </w:r>
+      <w:r>
+        <w:rPr>
+          <w:rStyle w:val="Job"/>
+          <w:rFonts w:asciiTheme="minorHAnsi" w:hAnsiTheme="minorHAnsi"/>
+        </w:rPr>
+        <w:t>Visual Studio</w:t>
+      </w:r>
+      <w:r>
+        <w:rPr>
+          <w:rStyle w:val="Job"/>
+          <w:rFonts w:asciiTheme="minorHAnsi" w:hAnsiTheme="minorHAnsi"/>
+        </w:rPr>
+        <w:t xml:space="preserve"> (+ </w:t>
+      </w:r>
+      <w:r>
+        <w:rPr>
+          <w:rStyle w:val="Job"/>
+          <w:rFonts w:asciiTheme="minorHAnsi" w:hAnsiTheme="minorHAnsi"/>
+          <w:b/>
+        </w:rPr>
+        <w:t>C</w:t>
+      </w:r>
+      <w:r>
+        <w:rPr>
+          <w:rStyle w:val="Job"/>
+          <w:rFonts w:asciiTheme="minorHAnsi" w:hAnsiTheme="minorHAnsi"/>
+        </w:rPr>
+        <w:t>ode for Linux)</w:t>
+      </w:r>
+      <w:r>
+        <w:rPr>
+          <w:rStyle w:val="Job"/>
+          <w:rFonts w:asciiTheme="minorHAnsi" w:hAnsiTheme="minorHAnsi"/>
+        </w:rPr>
+        <w:t xml:space="preserve">, </w:t>
+      </w:r>
+      <w:r>
+        <w:rPr>
+          <w:rStyle w:val="Job"/>
+          <w:rFonts w:asciiTheme="minorHAnsi" w:hAnsiTheme="minorHAnsi"/>
+        </w:rPr>
+        <w:t>SVN</w:t>
+      </w:r>
+      <w:r>
+        <w:rPr>
+          <w:rStyle w:val="Job"/>
+          <w:rFonts w:asciiTheme="minorHAnsi" w:hAnsiTheme="minorHAnsi"/>
+        </w:rPr>
+        <w:t>, G</w:t>
+      </w:r>
+      <w:r>
+        <w:rPr>
+          <w:rStyle w:val="Job"/>
+          <w:rFonts w:asciiTheme="minorHAnsi" w:hAnsiTheme="minorHAnsi"/>
+        </w:rPr>
+        <w:t>IT</w:t>
+      </w:r>
+      <w:r>
+        <w:rPr>
+          <w:rStyle w:val="Job"/>
+          <w:rFonts w:asciiTheme="minorHAnsi" w:hAnsiTheme="minorHAnsi"/>
+        </w:rPr>
+        <w:t>, GNU</w:t>
+      </w:r>
+      <w:r>
+        <w:rPr>
+          <w:rStyle w:val="Job"/>
+          <w:rFonts w:asciiTheme="minorHAnsi" w:hAnsiTheme="minorHAnsi"/>
+        </w:rPr>
+        <w:t xml:space="preserve"> </w:t>
+      </w:r>
+      <w:r>
+        <w:rPr>
+          <w:rStyle w:val="Job"/>
+          <w:rFonts w:asciiTheme="minorHAnsi" w:hAnsiTheme="minorHAnsi"/>
+        </w:rPr>
+        <w:t>make</w:t>
+      </w:r>
+      <w:r>
+        <w:rPr>
+          <w:rStyle w:val="Job"/>
+          <w:rFonts w:asciiTheme="minorHAnsi" w:hAnsiTheme="minorHAnsi"/>
+        </w:rPr>
+        <w:t>,</w:t>
+      </w:r>
+      <w:r>
+        <w:rPr>
+          <w:rStyle w:val="Job"/>
+          <w:rFonts w:asciiTheme="minorHAnsi" w:hAnsiTheme="minorHAnsi"/>
+        </w:rPr>
+        <w:t xml:space="preserve"> </w:t>
+      </w:r>
+      <w:proofErr w:type="spellStart"/>
+      <w:r>
+        <w:rPr>
+          <w:rStyle w:val="Job"/>
+          <w:rFonts w:asciiTheme="minorHAnsi" w:hAnsiTheme="minorHAnsi"/>
+        </w:rPr>
+        <w:t>STMCubeIDE</w:t>
+      </w:r>
+      <w:proofErr w:type="spellEnd"/>
+      <w:r>
+        <w:rPr>
+          <w:rStyle w:val="Job"/>
+          <w:rFonts w:asciiTheme="minorHAnsi" w:hAnsiTheme="minorHAnsi"/>
+        </w:rPr>
+        <w:t xml:space="preserve">, </w:t>
+      </w:r>
+      <w:r>
+        <w:rPr>
+          <w:rStyle w:val="Job"/>
+          <w:rFonts w:asciiTheme="minorHAnsi" w:hAnsiTheme="minorHAnsi"/>
+        </w:rPr>
+        <w:t>Emacs</w:t>
+      </w:r>
+      <w:r>
+        <w:rPr>
+          <w:rStyle w:val="Job"/>
+          <w:rFonts w:asciiTheme="minorHAnsi" w:hAnsiTheme="minorHAnsi"/>
+        </w:rPr>
+        <w:t xml:space="preserve">, </w:t>
+      </w:r>
+      <w:r>
+        <w:rPr>
+          <w:rStyle w:val="Job"/>
+          <w:rFonts w:asciiTheme="minorHAnsi" w:hAnsiTheme="minorHAnsi"/>
+        </w:rPr>
+        <w:t xml:space="preserve">IAR embedded </w:t>
+      </w:r>
+      <w:r>
+        <w:rPr>
+          <w:rStyle w:val="Job"/>
+          <w:rFonts w:asciiTheme="minorHAnsi" w:hAnsiTheme="minorHAnsi"/>
+        </w:rPr>
+        <w:t>workbench.</w:t>
+      </w:r>
     </w:p>
     <w:p>
       <w:pPr>
@@ -5890,21 +5525,361 @@
           <w:ilvl w:val="0"/>
           <w:numId w:val="0"/>
         </w:numPr>
-        <w:rPr>
-          <w:rFonts w:asciiTheme="minorHAnsi" w:hAnsiTheme="minorHAnsi"/>
-          <w:szCs w:val="22"/>
-        </w:rPr>
-      </w:pPr>
-      <w:hyperlink r:id="rId18" w:history="1">
+        <w:ind w:left="567"/>
+        <w:rPr>
+          <w:rStyle w:val="Job"/>
+          <w:rFonts w:asciiTheme="minorHAnsi" w:hAnsiTheme="minorHAnsi"/>
+        </w:rPr>
+      </w:pPr>
+    </w:p>
+    <w:p>
+      <w:pPr>
+        <w:pStyle w:val="Punktliste1"/>
+        <w:numPr>
+          <w:ilvl w:val="0"/>
+          <w:numId w:val="0"/>
+        </w:numPr>
+        <w:rPr>
+          <w:rFonts w:asciiTheme="minorHAnsi" w:hAnsiTheme="minorHAnsi"/>
+          <w:sz w:val="24"/>
+          <w:szCs w:val="24"/>
+        </w:rPr>
+      </w:pPr>
+      <w:r>
+        <w:rPr>
+          <w:rStyle w:val="Job"/>
+          <w:rFonts w:asciiTheme="minorHAnsi" w:hAnsiTheme="minorHAnsi"/>
+          <w:b/>
+          <w:sz w:val="24"/>
+          <w:szCs w:val="24"/>
+        </w:rPr>
+        <w:t>Language</w:t>
+      </w:r>
+    </w:p>
+    <w:p>
+      <w:pPr>
+        <w:pStyle w:val="Punktliste1"/>
+        <w:ind w:left="964"/>
+        <w:rPr>
+          <w:rFonts w:asciiTheme="minorHAnsi" w:hAnsiTheme="minorHAnsi"/>
+        </w:rPr>
+      </w:pPr>
+      <w:r>
+        <w:rPr>
+          <w:rFonts w:asciiTheme="minorHAnsi" w:hAnsiTheme="minorHAnsi"/>
+        </w:rPr>
+        <w:t>Norwegian</w:t>
+      </w:r>
+      <w:r>
+        <w:rPr>
+          <w:rFonts w:asciiTheme="minorHAnsi" w:hAnsiTheme="minorHAnsi"/>
+        </w:rPr>
+        <w:t>: Mo</w:t>
+      </w:r>
+      <w:r>
+        <w:rPr>
+          <w:rFonts w:asciiTheme="minorHAnsi" w:hAnsiTheme="minorHAnsi"/>
+        </w:rPr>
+        <w:t>ther tongue</w:t>
+      </w:r>
+    </w:p>
+    <w:p>
+      <w:pPr>
+        <w:pStyle w:val="Punktliste1"/>
+        <w:ind w:left="964"/>
+        <w:rPr>
+          <w:rFonts w:asciiTheme="minorHAnsi" w:hAnsiTheme="minorHAnsi"/>
+        </w:rPr>
+      </w:pPr>
+      <w:r>
+        <w:rPr>
+          <w:rFonts w:asciiTheme="minorHAnsi" w:hAnsiTheme="minorHAnsi"/>
+        </w:rPr>
+        <w:t>En</w:t>
+      </w:r>
+      <w:r>
+        <w:rPr>
+          <w:rFonts w:asciiTheme="minorHAnsi" w:hAnsiTheme="minorHAnsi"/>
+        </w:rPr>
+        <w:t>glish</w:t>
+      </w:r>
+      <w:r>
+        <w:rPr>
+          <w:rFonts w:asciiTheme="minorHAnsi" w:hAnsiTheme="minorHAnsi"/>
+        </w:rPr>
+        <w:t xml:space="preserve">: </w:t>
+      </w:r>
+      <w:r>
+        <w:rPr>
+          <w:rFonts w:asciiTheme="minorHAnsi" w:hAnsiTheme="minorHAnsi"/>
+        </w:rPr>
+        <w:t>Fluent in writing and orally</w:t>
+      </w:r>
+    </w:p>
+    <w:p>
+      <w:pPr>
+        <w:pStyle w:val="Punktliste1"/>
+        <w:ind w:left="964"/>
+        <w:rPr>
+          <w:rFonts w:asciiTheme="minorHAnsi" w:hAnsiTheme="minorHAnsi"/>
+        </w:rPr>
+      </w:pPr>
+      <w:r>
+        <w:rPr>
+          <w:rFonts w:asciiTheme="minorHAnsi" w:hAnsiTheme="minorHAnsi"/>
+        </w:rPr>
+        <w:t>Portuguese: Fluent oral</w:t>
+      </w:r>
+    </w:p>
+    <w:p>
+      <w:pPr>
+        <w:pStyle w:val="Punktliste1"/>
+        <w:numPr>
+          <w:ilvl w:val="0"/>
+          <w:numId w:val="0"/>
+        </w:numPr>
+        <w:ind w:left="567" w:hanging="397"/>
+        <w:rPr>
+          <w:rFonts w:asciiTheme="minorHAnsi" w:hAnsiTheme="minorHAnsi"/>
+        </w:rPr>
+      </w:pPr>
+    </w:p>
+    <w:p>
+      <w:pPr>
+        <w:pStyle w:val="CompanyProjects"/>
+        <w:widowControl w:val="0"/>
+        <w:tabs>
+          <w:tab w:val="clear" w:pos="360"/>
+        </w:tabs>
+        <w:ind w:left="1418" w:hanging="1418"/>
+        <w:rPr>
+          <w:rFonts w:asciiTheme="minorHAnsi" w:hAnsiTheme="minorHAnsi" w:cstheme="minorHAnsi"/>
+          <w:b w:val="0"/>
+          <w:bCs/>
+          <w:i/>
+        </w:rPr>
+      </w:pPr>
+      <w:r>
+        <w:rPr>
+          <w:rFonts w:asciiTheme="minorHAnsi" w:hAnsiTheme="minorHAnsi" w:cstheme="minorHAnsi"/>
+          <w:bCs/>
+        </w:rPr>
+        <w:lastRenderedPageBreak/>
+        <w:t>Military Service</w:t>
+      </w:r>
+    </w:p>
+    <w:p>
+      <w:pPr>
+        <w:pStyle w:val="CompanyProjects"/>
+        <w:widowControl w:val="0"/>
+        <w:tabs>
+          <w:tab w:val="clear" w:pos="360"/>
+        </w:tabs>
+        <w:ind w:left="1418" w:hanging="1418"/>
+        <w:rPr>
+          <w:rFonts w:asciiTheme="minorHAnsi" w:hAnsiTheme="minorHAnsi" w:cstheme="minorHAnsi"/>
+          <w:bCs/>
+          <w:lang w:val="nb-NO"/>
+        </w:rPr>
+      </w:pPr>
+      <w:r>
+        <w:rPr>
+          <w:rFonts w:asciiTheme="minorHAnsi" w:hAnsiTheme="minorHAnsi" w:cstheme="minorHAnsi"/>
+          <w:b w:val="0"/>
+          <w:bCs/>
+          <w:lang w:val="nb-NO"/>
+        </w:rPr>
+        <w:t>1992-1993</w:t>
+      </w:r>
+      <w:r>
+        <w:rPr>
+          <w:rFonts w:asciiTheme="minorHAnsi" w:hAnsiTheme="minorHAnsi" w:cstheme="minorHAnsi"/>
+          <w:b w:val="0"/>
+          <w:bCs/>
+          <w:lang w:val="nb-NO"/>
+        </w:rPr>
+        <w:tab/>
+      </w:r>
+      <w:r>
+        <w:rPr>
+          <w:rFonts w:asciiTheme="minorHAnsi" w:hAnsiTheme="minorHAnsi" w:cstheme="minorHAnsi"/>
+          <w:bCs/>
+          <w:lang w:val="nb-NO"/>
+        </w:rPr>
+        <w:t>Hans Majestet Kongens Garde (HMKG)</w:t>
+      </w:r>
+    </w:p>
+    <w:p>
+      <w:pPr>
+        <w:pStyle w:val="CompanyProjects"/>
+        <w:widowControl w:val="0"/>
+        <w:tabs>
+          <w:tab w:val="clear" w:pos="360"/>
+        </w:tabs>
+        <w:ind w:left="1418" w:hanging="1418"/>
+        <w:rPr>
+          <w:rFonts w:asciiTheme="minorHAnsi" w:hAnsiTheme="minorHAnsi" w:cstheme="minorHAnsi"/>
+          <w:b w:val="0"/>
+          <w:bCs/>
+        </w:rPr>
+      </w:pPr>
+      <w:r>
+        <w:rPr>
+          <w:rFonts w:asciiTheme="minorHAnsi" w:hAnsiTheme="minorHAnsi" w:cstheme="minorHAnsi"/>
+          <w:b w:val="0"/>
+          <w:bCs/>
+        </w:rPr>
+        <w:t>Reconnaissance hunter and sniper</w:t>
+      </w:r>
+      <w:r>
+        <w:rPr>
+          <w:rFonts w:asciiTheme="minorHAnsi" w:hAnsiTheme="minorHAnsi" w:cstheme="minorHAnsi"/>
+          <w:b w:val="0"/>
+          <w:bCs/>
+        </w:rPr>
+        <w:br/>
+      </w:r>
+    </w:p>
+    <w:p>
+      <w:pPr>
+        <w:pStyle w:val="Punktliste1"/>
+        <w:numPr>
+          <w:ilvl w:val="0"/>
+          <w:numId w:val="0"/>
+        </w:numPr>
+        <w:rPr>
+          <w:rFonts w:asciiTheme="minorHAnsi" w:hAnsiTheme="minorHAnsi"/>
+          <w:b/>
+          <w:sz w:val="24"/>
+          <w:szCs w:val="24"/>
+        </w:rPr>
+      </w:pPr>
+      <w:r>
+        <w:rPr>
+          <w:rFonts w:asciiTheme="minorHAnsi" w:hAnsiTheme="minorHAnsi"/>
+          <w:b/>
+          <w:sz w:val="24"/>
+          <w:szCs w:val="24"/>
+        </w:rPr>
+        <w:t>Sports</w:t>
+      </w:r>
+      <w:r>
+        <w:rPr>
+          <w:rFonts w:asciiTheme="minorHAnsi" w:hAnsiTheme="minorHAnsi"/>
+          <w:b/>
+          <w:sz w:val="24"/>
+          <w:szCs w:val="24"/>
+        </w:rPr>
+        <w:t xml:space="preserve">  </w:t>
+      </w:r>
+    </w:p>
+    <w:p>
+      <w:pPr>
+        <w:pStyle w:val="Punktliste1"/>
+        <w:numPr>
+          <w:ilvl w:val="0"/>
+          <w:numId w:val="0"/>
+        </w:numPr>
+        <w:rPr>
+          <w:rFonts w:asciiTheme="minorHAnsi" w:hAnsiTheme="minorHAnsi"/>
+          <w:sz w:val="24"/>
+          <w:szCs w:val="24"/>
+        </w:rPr>
+      </w:pPr>
+      <w:r>
+        <w:rPr>
+          <w:rFonts w:asciiTheme="minorHAnsi" w:hAnsiTheme="minorHAnsi"/>
+          <w:szCs w:val="22"/>
+        </w:rPr>
+        <w:t xml:space="preserve">I am an active person who engages in many different activities. I have previously </w:t>
+      </w:r>
+      <w:r>
+        <w:rPr>
+          <w:rFonts w:asciiTheme="minorHAnsi" w:hAnsiTheme="minorHAnsi"/>
+          <w:szCs w:val="22"/>
+        </w:rPr>
+        <w:t>done</w:t>
+      </w:r>
+      <w:r>
+        <w:rPr>
+          <w:rFonts w:asciiTheme="minorHAnsi" w:hAnsiTheme="minorHAnsi"/>
+          <w:szCs w:val="22"/>
+        </w:rPr>
+        <w:t xml:space="preserve"> speed skating at an international level and have, among other things, had Norwegian </w:t>
+      </w:r>
+      <w:r>
+        <w:rPr>
+          <w:rFonts w:asciiTheme="minorHAnsi" w:hAnsiTheme="minorHAnsi"/>
+          <w:szCs w:val="22"/>
+        </w:rPr>
+        <w:t xml:space="preserve">national </w:t>
+      </w:r>
+      <w:r>
+        <w:rPr>
+          <w:rFonts w:asciiTheme="minorHAnsi" w:hAnsiTheme="minorHAnsi"/>
+          <w:szCs w:val="22"/>
+        </w:rPr>
+        <w:t xml:space="preserve">record </w:t>
+      </w:r>
+      <w:r>
+        <w:rPr>
+          <w:rFonts w:asciiTheme="minorHAnsi" w:hAnsiTheme="minorHAnsi"/>
+          <w:szCs w:val="22"/>
+        </w:rPr>
+        <w:t>on</w:t>
+      </w:r>
+      <w:r>
+        <w:rPr>
+          <w:rFonts w:asciiTheme="minorHAnsi" w:hAnsiTheme="minorHAnsi"/>
+          <w:szCs w:val="22"/>
+        </w:rPr>
+        <w:t xml:space="preserve"> 3</w:t>
+      </w:r>
+      <w:r>
+        <w:rPr>
+          <w:rFonts w:asciiTheme="minorHAnsi" w:hAnsiTheme="minorHAnsi"/>
+          <w:szCs w:val="22"/>
+        </w:rPr>
+        <w:t xml:space="preserve">KM </w:t>
+      </w:r>
+      <w:r>
+        <w:rPr>
+          <w:rFonts w:asciiTheme="minorHAnsi" w:hAnsiTheme="minorHAnsi"/>
+          <w:szCs w:val="22"/>
+        </w:rPr>
+        <w:t>for men senior</w:t>
+      </w:r>
+      <w:r>
+        <w:rPr>
+          <w:rFonts w:asciiTheme="minorHAnsi" w:hAnsiTheme="minorHAnsi"/>
+          <w:szCs w:val="22"/>
+        </w:rPr>
+        <w:t xml:space="preserve"> ( </w:t>
+      </w:r>
+      <w:hyperlink r:id="rId25" w:history="1">
         <w:r>
           <w:rPr>
             <w:rStyle w:val="Hyperlink"/>
             <w:rFonts w:asciiTheme="minorHAnsi" w:hAnsiTheme="minorHAnsi" w:cs="Calibri"/>
             <w:szCs w:val="22"/>
           </w:rPr>
-          <w:t>https://www.facebook.com/share/v/1BVN7qWFXq/</w:t>
+          <w:t>https://no.wikipedia.org/wiki/Per_Thomas_Hille</w:t>
         </w:r>
       </w:hyperlink>
+      <w:r>
+        <w:rPr>
+          <w:rFonts w:asciiTheme="minorHAnsi" w:hAnsiTheme="minorHAnsi"/>
+          <w:szCs w:val="22"/>
+        </w:rPr>
+        <w:t xml:space="preserve">  )</w:t>
+      </w:r>
+      <w:r>
+        <w:rPr>
+          <w:rFonts w:asciiTheme="minorHAnsi" w:hAnsiTheme="minorHAnsi"/>
+          <w:szCs w:val="22"/>
+        </w:rPr>
+        <w:t>.</w:t>
+      </w:r>
     </w:p>
     <w:p>
       <w:pPr>
@@ -5918,14 +5893,168 @@
           <w:szCs w:val="22"/>
         </w:rPr>
       </w:pPr>
-      <w:hyperlink r:id="rId19" w:history="1">
+    </w:p>
+    <w:p>
+      <w:pPr>
+        <w:pStyle w:val="Punktliste1"/>
+        <w:numPr>
+          <w:ilvl w:val="0"/>
+          <w:numId w:val="0"/>
+        </w:numPr>
+        <w:rPr>
+          <w:rFonts w:asciiTheme="minorHAnsi" w:hAnsiTheme="minorHAnsi"/>
+          <w:szCs w:val="22"/>
+        </w:rPr>
+      </w:pPr>
+      <w:r>
+        <w:rPr>
+          <w:rFonts w:asciiTheme="minorHAnsi" w:hAnsiTheme="minorHAnsi"/>
+          <w:b/>
+          <w:sz w:val="24"/>
+          <w:szCs w:val="24"/>
+        </w:rPr>
+        <w:t>Mus</w:t>
+      </w:r>
+      <w:r>
+        <w:rPr>
+          <w:rFonts w:asciiTheme="minorHAnsi" w:hAnsiTheme="minorHAnsi"/>
+          <w:b/>
+          <w:sz w:val="24"/>
+          <w:szCs w:val="24"/>
+        </w:rPr>
+        <w:t>ic</w:t>
+      </w:r>
+      <w:r>
+        <w:rPr>
+          <w:rFonts w:asciiTheme="minorHAnsi" w:hAnsiTheme="minorHAnsi"/>
+          <w:szCs w:val="22"/>
+        </w:rPr>
+        <w:t xml:space="preserve">  </w:t>
+      </w:r>
+    </w:p>
+    <w:p>
+      <w:pPr>
+        <w:pStyle w:val="Punktliste1"/>
+        <w:numPr>
+          <w:ilvl w:val="0"/>
+          <w:numId w:val="0"/>
+        </w:numPr>
+        <w:rPr>
+          <w:rFonts w:asciiTheme="minorHAnsi" w:hAnsiTheme="minorHAnsi"/>
+          <w:szCs w:val="22"/>
+        </w:rPr>
+      </w:pPr>
+      <w:r>
+        <w:rPr>
+          <w:rFonts w:asciiTheme="minorHAnsi" w:hAnsiTheme="minorHAnsi"/>
+          <w:szCs w:val="22"/>
+        </w:rPr>
+        <w:t>I play piano and am passionate about classical music.</w:t>
+      </w:r>
+      <w:r>
+        <w:rPr>
+          <w:rFonts w:asciiTheme="minorHAnsi" w:hAnsiTheme="minorHAnsi"/>
+          <w:szCs w:val="22"/>
+        </w:rPr>
+        <w:t xml:space="preserve"> My favorite composer is F</w:t>
+      </w:r>
+      <w:r>
+        <w:rPr>
+          <w:rFonts w:asciiTheme="minorHAnsi" w:hAnsiTheme="minorHAnsi"/>
+          <w:szCs w:val="22"/>
+        </w:rPr>
+        <w:t>ryderyk</w:t>
+      </w:r>
+      <w:r>
+        <w:rPr>
+          <w:rFonts w:asciiTheme="minorHAnsi" w:hAnsiTheme="minorHAnsi"/>
+          <w:szCs w:val="22"/>
+        </w:rPr>
+        <w:t xml:space="preserve"> Chopin</w:t>
+      </w:r>
+      <w:r>
+        <w:rPr>
+          <w:rFonts w:asciiTheme="minorHAnsi" w:hAnsiTheme="minorHAnsi"/>
+          <w:szCs w:val="22"/>
+        </w:rPr>
+        <w:t xml:space="preserve">. I am </w:t>
+      </w:r>
+      <w:r>
+        <w:rPr>
+          <w:rFonts w:asciiTheme="minorHAnsi" w:hAnsiTheme="minorHAnsi"/>
+          <w:szCs w:val="22"/>
+        </w:rPr>
+        <w:t>a recreational</w:t>
+      </w:r>
+      <w:r>
+        <w:rPr>
+          <w:rFonts w:asciiTheme="minorHAnsi" w:hAnsiTheme="minorHAnsi"/>
+          <w:szCs w:val="22"/>
+        </w:rPr>
+        <w:t xml:space="preserve"> </w:t>
+      </w:r>
+      <w:r>
+        <w:rPr>
+          <w:rFonts w:asciiTheme="minorHAnsi" w:hAnsiTheme="minorHAnsi"/>
+          <w:szCs w:val="22"/>
+        </w:rPr>
+        <w:t>pianist,</w:t>
+      </w:r>
+      <w:r>
+        <w:rPr>
+          <w:rFonts w:asciiTheme="minorHAnsi" w:hAnsiTheme="minorHAnsi"/>
+          <w:szCs w:val="22"/>
+        </w:rPr>
+        <w:t xml:space="preserve"> but I </w:t>
+      </w:r>
+      <w:r>
+        <w:rPr>
+          <w:rFonts w:asciiTheme="minorHAnsi" w:hAnsiTheme="minorHAnsi"/>
+          <w:szCs w:val="22"/>
+        </w:rPr>
+        <w:t>occasionally</w:t>
+      </w:r>
+      <w:r>
+        <w:rPr>
+          <w:rFonts w:asciiTheme="minorHAnsi" w:hAnsiTheme="minorHAnsi"/>
+          <w:szCs w:val="22"/>
+        </w:rPr>
+        <w:t xml:space="preserve"> hold concerts.</w:t>
+      </w:r>
+    </w:p>
+    <w:p>
+      <w:pPr>
+        <w:pStyle w:val="Punktliste1"/>
+        <w:numPr>
+          <w:ilvl w:val="0"/>
+          <w:numId w:val="0"/>
+        </w:numPr>
+        <w:rPr>
+          <w:rFonts w:asciiTheme="minorHAnsi" w:hAnsiTheme="minorHAnsi"/>
+          <w:szCs w:val="22"/>
+        </w:rPr>
+      </w:pPr>
+    </w:p>
+    <w:p>
+      <w:pPr>
+        <w:pStyle w:val="Punktliste1"/>
+        <w:numPr>
+          <w:ilvl w:val="0"/>
+          <w:numId w:val="0"/>
+        </w:numPr>
+        <w:rPr>
+          <w:rFonts w:asciiTheme="minorHAnsi" w:hAnsiTheme="minorHAnsi"/>
+          <w:szCs w:val="22"/>
+        </w:rPr>
+      </w:pPr>
+      <w:hyperlink r:id="rId26" w:history="1">
         <w:r>
           <w:rPr>
             <w:rStyle w:val="Hyperlink"/>
             <w:rFonts w:asciiTheme="minorHAnsi" w:hAnsiTheme="minorHAnsi" w:cs="Calibri"/>
             <w:szCs w:val="22"/>
           </w:rPr>
-          <w:t>https://www.facebook.com/share/v/15GNdfPXPF/</w:t>
+          <w:t>Chopin, Waltz Op. 64 no.2. C sharp major</w:t>
         </w:r>
       </w:hyperlink>
     </w:p>
@@ -5941,14 +6070,14 @@
           <w:szCs w:val="22"/>
         </w:rPr>
       </w:pPr>
-      <w:hyperlink r:id="rId20" w:history="1">
+      <w:hyperlink r:id="rId27" w:history="1">
         <w:r>
           <w:rPr>
             <w:rStyle w:val="Hyperlink"/>
             <w:rFonts w:asciiTheme="minorHAnsi" w:hAnsiTheme="minorHAnsi" w:cs="Calibri"/>
             <w:szCs w:val="22"/>
           </w:rPr>
-          <w:t>https://www.facebook.com/share/v/1F398QfBR9/</w:t>
+          <w:t>Chopin, Nocturn Op.9 no.2 E flat major</w:t>
         </w:r>
       </w:hyperlink>
     </w:p>
@@ -5964,6 +6093,16 @@
           <w:szCs w:val="22"/>
         </w:rPr>
       </w:pPr>
+      <w:hyperlink r:id="rId28" w:history="1">
+        <w:r>
+          <w:rPr>
+            <w:rStyle w:val="Hyperlink"/>
+            <w:rFonts w:asciiTheme="minorHAnsi" w:hAnsiTheme="minorHAnsi" w:cs="Calibri"/>
+            <w:szCs w:val="22"/>
+          </w:rPr>
+          <w:t>Chopin, Waltz op.65 no.1 (minute waltz)</w:t>
+        </w:r>
+      </w:hyperlink>
     </w:p>
     <w:p>
       <w:pPr>
@@ -5977,25 +6116,22 @@
           <w:szCs w:val="22"/>
         </w:rPr>
       </w:pPr>
-    </w:p>
-    <w:p>
-      <w:pPr>
-        <w:pStyle w:val="Punktliste1"/>
-        <w:numPr>
-          <w:ilvl w:val="0"/>
-          <w:numId w:val="0"/>
-        </w:numPr>
-        <w:rPr>
-          <w:rFonts w:asciiTheme="minorHAnsi" w:hAnsiTheme="minorHAnsi"/>
-          <w:szCs w:val="22"/>
-        </w:rPr>
-      </w:pPr>
+      <w:hyperlink r:id="rId29" w:history="1">
+        <w:r>
+          <w:rPr>
+            <w:rStyle w:val="Hyperlink"/>
+            <w:rFonts w:asciiTheme="minorHAnsi" w:hAnsiTheme="minorHAnsi" w:cs="Calibri"/>
+            <w:szCs w:val="22"/>
+          </w:rPr>
+          <w:t>Chopin, prelude Op.28 no.4, e minor</w:t>
+        </w:r>
+      </w:hyperlink>
     </w:p>
     <w:sectPr>
-      <w:headerReference w:type="default" r:id="rId21"/>
-      <w:footerReference w:type="default" r:id="rId22"/>
-      <w:headerReference w:type="first" r:id="rId23"/>
-      <w:footerReference w:type="first" r:id="rId24"/>
+      <w:headerReference w:type="default" r:id="rId30"/>
+      <w:footerReference w:type="default" r:id="rId31"/>
+      <w:headerReference w:type="first" r:id="rId32"/>
+      <w:footerReference w:type="first" r:id="rId33"/>
       <w:pgSz w:w="11906" w:h="16838"/>
       <w:pgMar w:top="1194" w:right="1558" w:bottom="1440" w:left="1800" w:header="454" w:footer="0" w:gutter="0"/>
       <w:cols w:space="708"/>
@@ -6173,15 +6309,13 @@
             </w:rPr>
             <w:t>Tel: (+47</w:t>
           </w:r>
-          <w:proofErr w:type="gramStart"/>
           <w:r>
             <w:rPr>
               <w:rFonts w:ascii="Calibri" w:hAnsi="Calibri" w:cs="Calibri"/>
               <w:sz w:val="16"/>
             </w:rPr>
-            <w:t>)  97</w:t>
+            <w:t>) 97</w:t>
           </w:r>
-          <w:proofErr w:type="gramEnd"/>
           <w:r>
             <w:rPr>
               <w:rFonts w:ascii="Calibri" w:hAnsi="Calibri" w:cs="Calibri"/>
@@ -6610,23 +6744,7 @@
               <w:rFonts w:ascii="Calibri" w:hAnsi="Calibri" w:cs="Calibri"/>
               <w:sz w:val="16"/>
             </w:rPr>
-            <w:t xml:space="preserve">Tel:  </w:t>
-          </w:r>
-          <w:proofErr w:type="gramStart"/>
-          <w:r>
-            <w:rPr>
-              <w:rFonts w:ascii="Calibri" w:hAnsi="Calibri" w:cs="Calibri"/>
-              <w:sz w:val="16"/>
-            </w:rPr>
-            <w:t xml:space="preserve">   (</w:t>
-          </w:r>
-          <w:proofErr w:type="gramEnd"/>
-          <w:r>
-            <w:rPr>
-              <w:rFonts w:ascii="Calibri" w:hAnsi="Calibri" w:cs="Calibri"/>
-              <w:sz w:val="16"/>
-            </w:rPr>
-            <w:t>+47) 67 10 48 30</w:t>
+            <w:t>Tel:     (+47) 67 10 48 30</w:t>
           </w:r>
         </w:p>
         <w:p>
@@ -6642,23 +6760,7 @@
               <w:rFonts w:ascii="Calibri" w:hAnsi="Calibri" w:cs="Calibri"/>
               <w:sz w:val="16"/>
             </w:rPr>
-            <w:t xml:space="preserve">Fax: </w:t>
-          </w:r>
-          <w:proofErr w:type="gramStart"/>
-          <w:r>
-            <w:rPr>
-              <w:rFonts w:ascii="Calibri" w:hAnsi="Calibri" w:cs="Calibri"/>
-              <w:sz w:val="16"/>
-            </w:rPr>
-            <w:t xml:space="preserve">   (</w:t>
-          </w:r>
-          <w:proofErr w:type="gramEnd"/>
-          <w:r>
-            <w:rPr>
-              <w:rFonts w:ascii="Calibri" w:hAnsi="Calibri" w:cs="Calibri"/>
-              <w:sz w:val="16"/>
-            </w:rPr>
-            <w:t>+47) 67 10 48 29</w:t>
+            <w:t>Fax:    (+47) 67 10 48 29</w:t>
           </w:r>
         </w:p>
         <w:p>
@@ -7527,6 +7629,182 @@
     </w:lvl>
   </w:abstractNum>
   <w:abstractNum w:abstractNumId="5" w15:restartNumberingAfterBreak="0">
+    <w:nsid w:val="09DA18F0"/>
+    <w:multiLevelType w:val="hybridMultilevel"/>
+    <w:tmpl w:val="3C944EFE"/>
+    <w:lvl w:ilvl="0" w:tplc="D5CEEF2E">
+      <w:start w:val="1"/>
+      <w:numFmt w:val="decimal"/>
+      <w:lvlText w:val="%1."/>
+      <w:lvlJc w:val="left"/>
+      <w:pPr>
+        <w:ind w:left="2340" w:hanging="360"/>
+      </w:pPr>
+      <w:rPr>
+        <w:b w:val="0"/>
+        <w:bCs/>
+      </w:rPr>
+    </w:lvl>
+    <w:lvl w:ilvl="1" w:tplc="04090019" w:tentative="1">
+      <w:start w:val="1"/>
+      <w:numFmt w:val="lowerLetter"/>
+      <w:lvlText w:val="%2."/>
+      <w:lvlJc w:val="left"/>
+      <w:pPr>
+        <w:ind w:left="3060" w:hanging="360"/>
+      </w:pPr>
+    </w:lvl>
+    <w:lvl w:ilvl="2" w:tplc="0409001B" w:tentative="1">
+      <w:start w:val="1"/>
+      <w:numFmt w:val="lowerRoman"/>
+      <w:lvlText w:val="%3."/>
+      <w:lvlJc w:val="right"/>
+      <w:pPr>
+        <w:ind w:left="3780" w:hanging="180"/>
+      </w:pPr>
+    </w:lvl>
+    <w:lvl w:ilvl="3" w:tplc="0409000F" w:tentative="1">
+      <w:start w:val="1"/>
+      <w:numFmt w:val="decimal"/>
+      <w:lvlText w:val="%4."/>
+      <w:lvlJc w:val="left"/>
+      <w:pPr>
+        <w:ind w:left="4500" w:hanging="360"/>
+      </w:pPr>
+    </w:lvl>
+    <w:lvl w:ilvl="4" w:tplc="04090019" w:tentative="1">
+      <w:start w:val="1"/>
+      <w:numFmt w:val="lowerLetter"/>
+      <w:lvlText w:val="%5."/>
+      <w:lvlJc w:val="left"/>
+      <w:pPr>
+        <w:ind w:left="5220" w:hanging="360"/>
+      </w:pPr>
+    </w:lvl>
+    <w:lvl w:ilvl="5" w:tplc="0409001B" w:tentative="1">
+      <w:start w:val="1"/>
+      <w:numFmt w:val="lowerRoman"/>
+      <w:lvlText w:val="%6."/>
+      <w:lvlJc w:val="right"/>
+      <w:pPr>
+        <w:ind w:left="5940" w:hanging="180"/>
+      </w:pPr>
+    </w:lvl>
+    <w:lvl w:ilvl="6" w:tplc="0409000F" w:tentative="1">
+      <w:start w:val="1"/>
+      <w:numFmt w:val="decimal"/>
+      <w:lvlText w:val="%7."/>
+      <w:lvlJc w:val="left"/>
+      <w:pPr>
+        <w:ind w:left="6660" w:hanging="360"/>
+      </w:pPr>
+    </w:lvl>
+    <w:lvl w:ilvl="7" w:tplc="04090019" w:tentative="1">
+      <w:start w:val="1"/>
+      <w:numFmt w:val="lowerLetter"/>
+      <w:lvlText w:val="%8."/>
+      <w:lvlJc w:val="left"/>
+      <w:pPr>
+        <w:ind w:left="7380" w:hanging="360"/>
+      </w:pPr>
+    </w:lvl>
+    <w:lvl w:ilvl="8" w:tplc="0409001B" w:tentative="1">
+      <w:start w:val="1"/>
+      <w:numFmt w:val="lowerRoman"/>
+      <w:lvlText w:val="%9."/>
+      <w:lvlJc w:val="right"/>
+      <w:pPr>
+        <w:ind w:left="8100" w:hanging="180"/>
+      </w:pPr>
+    </w:lvl>
+  </w:abstractNum>
+  <w:abstractNum w:abstractNumId="6" w15:restartNumberingAfterBreak="0">
+    <w:nsid w:val="0C9013A6"/>
+    <w:multiLevelType w:val="hybridMultilevel"/>
+    <w:tmpl w:val="0206EB2E"/>
+    <w:lvl w:ilvl="0" w:tplc="0409000F">
+      <w:start w:val="1"/>
+      <w:numFmt w:val="decimal"/>
+      <w:lvlText w:val="%1."/>
+      <w:lvlJc w:val="left"/>
+      <w:pPr>
+        <w:ind w:left="2140" w:hanging="360"/>
+      </w:pPr>
+    </w:lvl>
+    <w:lvl w:ilvl="1" w:tplc="04090019" w:tentative="1">
+      <w:start w:val="1"/>
+      <w:numFmt w:val="lowerLetter"/>
+      <w:lvlText w:val="%2."/>
+      <w:lvlJc w:val="left"/>
+      <w:pPr>
+        <w:ind w:left="2860" w:hanging="360"/>
+      </w:pPr>
+    </w:lvl>
+    <w:lvl w:ilvl="2" w:tplc="0409001B" w:tentative="1">
+      <w:start w:val="1"/>
+      <w:numFmt w:val="lowerRoman"/>
+      <w:lvlText w:val="%3."/>
+      <w:lvlJc w:val="right"/>
+      <w:pPr>
+        <w:ind w:left="3580" w:hanging="180"/>
+      </w:pPr>
+    </w:lvl>
+    <w:lvl w:ilvl="3" w:tplc="0409000F" w:tentative="1">
+      <w:start w:val="1"/>
+      <w:numFmt w:val="decimal"/>
+      <w:lvlText w:val="%4."/>
+      <w:lvlJc w:val="left"/>
+      <w:pPr>
+        <w:ind w:left="4300" w:hanging="360"/>
+      </w:pPr>
+    </w:lvl>
+    <w:lvl w:ilvl="4" w:tplc="04090019" w:tentative="1">
+      <w:start w:val="1"/>
+      <w:numFmt w:val="lowerLetter"/>
+      <w:lvlText w:val="%5."/>
+      <w:lvlJc w:val="left"/>
+      <w:pPr>
+        <w:ind w:left="5020" w:hanging="360"/>
+      </w:pPr>
+    </w:lvl>
+    <w:lvl w:ilvl="5" w:tplc="0409001B" w:tentative="1">
+      <w:start w:val="1"/>
+      <w:numFmt w:val="lowerRoman"/>
+      <w:lvlText w:val="%6."/>
+      <w:lvlJc w:val="right"/>
+      <w:pPr>
+        <w:ind w:left="5740" w:hanging="180"/>
+      </w:pPr>
+    </w:lvl>
+    <w:lvl w:ilvl="6" w:tplc="0409000F" w:tentative="1">
+      <w:start w:val="1"/>
+      <w:numFmt w:val="decimal"/>
+      <w:lvlText w:val="%7."/>
+      <w:lvlJc w:val="left"/>
+      <w:pPr>
+        <w:ind w:left="6460" w:hanging="360"/>
+      </w:pPr>
+    </w:lvl>
+    <w:lvl w:ilvl="7" w:tplc="04090019" w:tentative="1">
+      <w:start w:val="1"/>
+      <w:numFmt w:val="lowerLetter"/>
+      <w:lvlText w:val="%8."/>
+      <w:lvlJc w:val="left"/>
+      <w:pPr>
+        <w:ind w:left="7180" w:hanging="360"/>
+      </w:pPr>
+    </w:lvl>
+    <w:lvl w:ilvl="8" w:tplc="0409001B" w:tentative="1">
+      <w:start w:val="1"/>
+      <w:numFmt w:val="lowerRoman"/>
+      <w:lvlText w:val="%9."/>
+      <w:lvlJc w:val="right"/>
+      <w:pPr>
+        <w:ind w:left="7900" w:hanging="180"/>
+      </w:pPr>
+    </w:lvl>
+  </w:abstractNum>
+  <w:abstractNum w:abstractNumId="7" w15:restartNumberingAfterBreak="0">
     <w:nsid w:val="1E8B6A2A"/>
     <w:multiLevelType w:val="hybridMultilevel"/>
     <w:tmpl w:val="2278B934"/>
@@ -7639,7 +7917,7 @@
       </w:rPr>
     </w:lvl>
   </w:abstractNum>
-  <w:abstractNum w:abstractNumId="6" w15:restartNumberingAfterBreak="0">
+  <w:abstractNum w:abstractNumId="8" w15:restartNumberingAfterBreak="0">
     <w:nsid w:val="210A47E4"/>
     <w:multiLevelType w:val="hybridMultilevel"/>
     <w:tmpl w:val="914467E6"/>
@@ -7752,7 +8030,7 @@
       </w:rPr>
     </w:lvl>
   </w:abstractNum>
-  <w:abstractNum w:abstractNumId="7" w15:restartNumberingAfterBreak="0">
+  <w:abstractNum w:abstractNumId="9" w15:restartNumberingAfterBreak="0">
     <w:nsid w:val="25224940"/>
     <w:multiLevelType w:val="hybridMultilevel"/>
     <w:tmpl w:val="BACEE6F8"/>
@@ -7865,7 +8143,93 @@
       </w:rPr>
     </w:lvl>
   </w:abstractNum>
-  <w:abstractNum w:abstractNumId="8" w15:restartNumberingAfterBreak="0">
+  <w:abstractNum w:abstractNumId="10" w15:restartNumberingAfterBreak="0">
+    <w:nsid w:val="261F23D6"/>
+    <w:multiLevelType w:val="hybridMultilevel"/>
+    <w:tmpl w:val="22CC44DE"/>
+    <w:lvl w:ilvl="0" w:tplc="0409000F">
+      <w:start w:val="1"/>
+      <w:numFmt w:val="decimal"/>
+      <w:lvlText w:val="%1."/>
+      <w:lvlJc w:val="left"/>
+      <w:pPr>
+        <w:ind w:left="2160" w:hanging="360"/>
+      </w:pPr>
+    </w:lvl>
+    <w:lvl w:ilvl="1" w:tplc="04090019" w:tentative="1">
+      <w:start w:val="1"/>
+      <w:numFmt w:val="lowerLetter"/>
+      <w:lvlText w:val="%2."/>
+      <w:lvlJc w:val="left"/>
+      <w:pPr>
+        <w:ind w:left="2880" w:hanging="360"/>
+      </w:pPr>
+    </w:lvl>
+    <w:lvl w:ilvl="2" w:tplc="0409001B" w:tentative="1">
+      <w:start w:val="1"/>
+      <w:numFmt w:val="lowerRoman"/>
+      <w:lvlText w:val="%3."/>
+      <w:lvlJc w:val="right"/>
+      <w:pPr>
+        <w:ind w:left="3600" w:hanging="180"/>
+      </w:pPr>
+    </w:lvl>
+    <w:lvl w:ilvl="3" w:tplc="0409000F" w:tentative="1">
+      <w:start w:val="1"/>
+      <w:numFmt w:val="decimal"/>
+      <w:lvlText w:val="%4."/>
+      <w:lvlJc w:val="left"/>
+      <w:pPr>
+        <w:ind w:left="4320" w:hanging="360"/>
+      </w:pPr>
+    </w:lvl>
+    <w:lvl w:ilvl="4" w:tplc="04090019" w:tentative="1">
+      <w:start w:val="1"/>
+      <w:numFmt w:val="lowerLetter"/>
+      <w:lvlText w:val="%5."/>
+      <w:lvlJc w:val="left"/>
+      <w:pPr>
+        <w:ind w:left="5040" w:hanging="360"/>
+      </w:pPr>
+    </w:lvl>
+    <w:lvl w:ilvl="5" w:tplc="0409001B" w:tentative="1">
+      <w:start w:val="1"/>
+      <w:numFmt w:val="lowerRoman"/>
+      <w:lvlText w:val="%6."/>
+      <w:lvlJc w:val="right"/>
+      <w:pPr>
+        <w:ind w:left="5760" w:hanging="180"/>
+      </w:pPr>
+    </w:lvl>
+    <w:lvl w:ilvl="6" w:tplc="0409000F" w:tentative="1">
+      <w:start w:val="1"/>
+      <w:numFmt w:val="decimal"/>
+      <w:lvlText w:val="%7."/>
+      <w:lvlJc w:val="left"/>
+      <w:pPr>
+        <w:ind w:left="6480" w:hanging="360"/>
+      </w:pPr>
+    </w:lvl>
+    <w:lvl w:ilvl="7" w:tplc="04090019" w:tentative="1">
+      <w:start w:val="1"/>
+      <w:numFmt w:val="lowerLetter"/>
+      <w:lvlText w:val="%8."/>
+      <w:lvlJc w:val="left"/>
+      <w:pPr>
+        <w:ind w:left="7200" w:hanging="360"/>
+      </w:pPr>
+    </w:lvl>
+    <w:lvl w:ilvl="8" w:tplc="0409001B" w:tentative="1">
+      <w:start w:val="1"/>
+      <w:numFmt w:val="lowerRoman"/>
+      <w:lvlText w:val="%9."/>
+      <w:lvlJc w:val="right"/>
+      <w:pPr>
+        <w:ind w:left="7920" w:hanging="180"/>
+      </w:pPr>
+    </w:lvl>
+  </w:abstractNum>
+  <w:abstractNum w:abstractNumId="11" w15:restartNumberingAfterBreak="0">
     <w:nsid w:val="2BB50581"/>
     <w:multiLevelType w:val="hybridMultilevel"/>
     <w:tmpl w:val="F6EC5154"/>
@@ -7978,7 +8342,7 @@
       </w:rPr>
     </w:lvl>
   </w:abstractNum>
-  <w:abstractNum w:abstractNumId="9" w15:restartNumberingAfterBreak="0">
+  <w:abstractNum w:abstractNumId="12" w15:restartNumberingAfterBreak="0">
     <w:nsid w:val="2C2A7164"/>
     <w:multiLevelType w:val="hybridMultilevel"/>
     <w:tmpl w:val="6352B400"/>
@@ -8091,7 +8455,7 @@
       </w:rPr>
     </w:lvl>
   </w:abstractNum>
-  <w:abstractNum w:abstractNumId="10" w15:restartNumberingAfterBreak="0">
+  <w:abstractNum w:abstractNumId="13" w15:restartNumberingAfterBreak="0">
     <w:nsid w:val="3F780FBF"/>
     <w:multiLevelType w:val="hybridMultilevel"/>
     <w:tmpl w:val="8EE67484"/>
@@ -8204,7 +8568,7 @@
       </w:rPr>
     </w:lvl>
   </w:abstractNum>
-  <w:abstractNum w:abstractNumId="11" w15:restartNumberingAfterBreak="0">
+  <w:abstractNum w:abstractNumId="14" w15:restartNumberingAfterBreak="0">
     <w:nsid w:val="49BD0A59"/>
     <w:multiLevelType w:val="hybridMultilevel"/>
     <w:tmpl w:val="6708075E"/>
@@ -8317,7 +8681,93 @@
       </w:rPr>
     </w:lvl>
   </w:abstractNum>
-  <w:abstractNum w:abstractNumId="12" w15:restartNumberingAfterBreak="0">
+  <w:abstractNum w:abstractNumId="15" w15:restartNumberingAfterBreak="0">
+    <w:nsid w:val="4F6E646E"/>
+    <w:multiLevelType w:val="hybridMultilevel"/>
+    <w:tmpl w:val="1E6ED78E"/>
+    <w:lvl w:ilvl="0" w:tplc="0409000F">
+      <w:start w:val="1"/>
+      <w:numFmt w:val="decimal"/>
+      <w:lvlText w:val="%1."/>
+      <w:lvlJc w:val="left"/>
+      <w:pPr>
+        <w:ind w:left="2610" w:hanging="360"/>
+      </w:pPr>
+    </w:lvl>
+    <w:lvl w:ilvl="1" w:tplc="04090019" w:tentative="1">
+      <w:start w:val="1"/>
+      <w:numFmt w:val="lowerLetter"/>
+      <w:lvlText w:val="%2."/>
+      <w:lvlJc w:val="left"/>
+      <w:pPr>
+        <w:ind w:left="3600" w:hanging="360"/>
+      </w:pPr>
+    </w:lvl>
+    <w:lvl w:ilvl="2" w:tplc="0409001B" w:tentative="1">
+      <w:start w:val="1"/>
+      <w:numFmt w:val="lowerRoman"/>
+      <w:lvlText w:val="%3."/>
+      <w:lvlJc w:val="right"/>
+      <w:pPr>
+        <w:ind w:left="4320" w:hanging="180"/>
+      </w:pPr>
+    </w:lvl>
+    <w:lvl w:ilvl="3" w:tplc="0409000F" w:tentative="1">
+      <w:start w:val="1"/>
+      <w:numFmt w:val="decimal"/>
+      <w:lvlText w:val="%4."/>
+      <w:lvlJc w:val="left"/>
+      <w:pPr>
+        <w:ind w:left="5040" w:hanging="360"/>
+      </w:pPr>
+    </w:lvl>
+    <w:lvl w:ilvl="4" w:tplc="04090019" w:tentative="1">
+      <w:start w:val="1"/>
+      <w:numFmt w:val="lowerLetter"/>
+      <w:lvlText w:val="%5."/>
+      <w:lvlJc w:val="left"/>
+      <w:pPr>
+        <w:ind w:left="5760" w:hanging="360"/>
+      </w:pPr>
+    </w:lvl>
+    <w:lvl w:ilvl="5" w:tplc="0409001B" w:tentative="1">
+      <w:start w:val="1"/>
+      <w:numFmt w:val="lowerRoman"/>
+      <w:lvlText w:val="%6."/>
+      <w:lvlJc w:val="right"/>
+      <w:pPr>
+        <w:ind w:left="6480" w:hanging="180"/>
+      </w:pPr>
+    </w:lvl>
+    <w:lvl w:ilvl="6" w:tplc="0409000F" w:tentative="1">
+      <w:start w:val="1"/>
+      <w:numFmt w:val="decimal"/>
+      <w:lvlText w:val="%7."/>
+      <w:lvlJc w:val="left"/>
+      <w:pPr>
+        <w:ind w:left="7200" w:hanging="360"/>
+      </w:pPr>
+    </w:lvl>
+    <w:lvl w:ilvl="7" w:tplc="04090019" w:tentative="1">
+      <w:start w:val="1"/>
+      <w:numFmt w:val="lowerLetter"/>
+      <w:lvlText w:val="%8."/>
+      <w:lvlJc w:val="left"/>
+      <w:pPr>
+        <w:ind w:left="7920" w:hanging="360"/>
+      </w:pPr>
+    </w:lvl>
+    <w:lvl w:ilvl="8" w:tplc="0409001B" w:tentative="1">
+      <w:start w:val="1"/>
+      <w:numFmt w:val="lowerRoman"/>
+      <w:lvlText w:val="%9."/>
+      <w:lvlJc w:val="right"/>
+      <w:pPr>
+        <w:ind w:left="8640" w:hanging="180"/>
+      </w:pPr>
+    </w:lvl>
+  </w:abstractNum>
+  <w:abstractNum w:abstractNumId="16" w15:restartNumberingAfterBreak="0">
     <w:nsid w:val="61774D93"/>
     <w:multiLevelType w:val="hybridMultilevel"/>
     <w:tmpl w:val="93B4EAA4"/>
@@ -8430,7 +8880,7 @@
       </w:rPr>
     </w:lvl>
   </w:abstractNum>
-  <w:abstractNum w:abstractNumId="13" w15:restartNumberingAfterBreak="0">
+  <w:abstractNum w:abstractNumId="17" w15:restartNumberingAfterBreak="0">
     <w:nsid w:val="6E533974"/>
     <w:multiLevelType w:val="singleLevel"/>
     <w:tmpl w:val="F214ACD8"/>
@@ -8448,7 +8898,7 @@
       </w:rPr>
     </w:lvl>
   </w:abstractNum>
-  <w:abstractNum w:abstractNumId="14" w15:restartNumberingAfterBreak="0">
+  <w:abstractNum w:abstractNumId="18" w15:restartNumberingAfterBreak="0">
     <w:nsid w:val="797B2445"/>
     <w:multiLevelType w:val="hybridMultilevel"/>
     <w:tmpl w:val="572A664C"/>
@@ -8565,13 +9015,13 @@
     <w:abstractNumId w:val="3"/>
   </w:num>
   <w:num w:numId="2" w16cid:durableId="1780487505">
-    <w:abstractNumId w:val="13"/>
+    <w:abstractNumId w:val="17"/>
   </w:num>
   <w:num w:numId="3" w16cid:durableId="684788655">
     <w:abstractNumId w:val="2"/>
   </w:num>
   <w:num w:numId="4" w16cid:durableId="1439134070">
-    <w:abstractNumId w:val="9"/>
+    <w:abstractNumId w:val="12"/>
   </w:num>
   <w:num w:numId="5" w16cid:durableId="1888645139">
     <w:abstractNumId w:val="1"/>
@@ -8583,28 +9033,40 @@
     <w:abstractNumId w:val="4"/>
   </w:num>
   <w:num w:numId="8" w16cid:durableId="657805792">
+    <w:abstractNumId w:val="14"/>
+  </w:num>
+  <w:num w:numId="9" w16cid:durableId="989407142">
+    <w:abstractNumId w:val="8"/>
+  </w:num>
+  <w:num w:numId="10" w16cid:durableId="1915116163">
+    <w:abstractNumId w:val="9"/>
+  </w:num>
+  <w:num w:numId="11" w16cid:durableId="2117172388">
+    <w:abstractNumId w:val="7"/>
+  </w:num>
+  <w:num w:numId="12" w16cid:durableId="1863475862">
+    <w:abstractNumId w:val="13"/>
+  </w:num>
+  <w:num w:numId="13" w16cid:durableId="1061825975">
+    <w:abstractNumId w:val="16"/>
+  </w:num>
+  <w:num w:numId="14" w16cid:durableId="17046133">
     <w:abstractNumId w:val="11"/>
   </w:num>
-  <w:num w:numId="9" w16cid:durableId="989407142">
+  <w:num w:numId="15" w16cid:durableId="461078042">
+    <w:abstractNumId w:val="18"/>
+  </w:num>
+  <w:num w:numId="16" w16cid:durableId="1723284797">
+    <w:abstractNumId w:val="5"/>
+  </w:num>
+  <w:num w:numId="17" w16cid:durableId="1632707716">
+    <w:abstractNumId w:val="10"/>
+  </w:num>
+  <w:num w:numId="18" w16cid:durableId="1071391996">
     <w:abstractNumId w:val="6"/>
   </w:num>
-  <w:num w:numId="10" w16cid:durableId="1915116163">
-    <w:abstractNumId w:val="7"/>
-  </w:num>
-  <w:num w:numId="11" w16cid:durableId="2117172388">
-    <w:abstractNumId w:val="5"/>
-  </w:num>
-  <w:num w:numId="12" w16cid:durableId="1863475862">
-    <w:abstractNumId w:val="10"/>
-  </w:num>
-  <w:num w:numId="13" w16cid:durableId="1061825975">
-    <w:abstractNumId w:val="12"/>
-  </w:num>
-  <w:num w:numId="14" w16cid:durableId="17046133">
-    <w:abstractNumId w:val="8"/>
-  </w:num>
-  <w:num w:numId="15" w16cid:durableId="461078042">
-    <w:abstractNumId w:val="14"/>
+  <w:num w:numId="19" w16cid:durableId="896627764">
+    <w:abstractNumId w:val="15"/>
   </w:num>
   <w:numIdMacAtCleanup w:val="2"/>
 </w:numbering>
@@ -9194,7 +9656,6 @@
   <w:style w:type="character" w:default="1" w:styleId="DefaultParagraphFont">
     <w:name w:val="Default Paragraph Font"/>
     <w:uiPriority w:val="1"/>
-    <w:semiHidden/>
     <w:unhideWhenUsed/>
   </w:style>
   <w:style w:type="table" w:default="1" w:styleId="TableNormal">
